--- a/проект трпо/ТРПО_шаблонТитульныйСодержание (1).docx
+++ b/проект трпо/ТРПО_шаблонТитульныйСодержание (1).docx
@@ -754,27 +754,7 @@
           <w:szCs w:val="26"/>
           <w:u w:val="single"/>
         </w:rPr>
-        <w:t>Разработка чат-бота «</w:t>
-      </w:r>
-      <w:proofErr w:type="spellStart"/>
-      <w:r>
-        <w:rPr>
-          <w:rFonts w:ascii="Times New Roman" w:hAnsi="Times New Roman" w:cs="Times New Roman"/>
-          <w:sz w:val="26"/>
-          <w:szCs w:val="26"/>
-          <w:u w:val="single"/>
-        </w:rPr>
-        <w:t>DateGram</w:t>
-      </w:r>
-      <w:proofErr w:type="spellEnd"/>
-      <w:r>
-        <w:rPr>
-          <w:rFonts w:ascii="Times New Roman" w:hAnsi="Times New Roman" w:cs="Times New Roman"/>
-          <w:sz w:val="26"/>
-          <w:szCs w:val="26"/>
-          <w:u w:val="single"/>
-        </w:rPr>
-        <w:t>»</w:t>
+        <w:t>Разработка чат-бота «DateGram»</w:t>
       </w:r>
       <w:r>
         <w:rPr>
@@ -908,7 +888,6 @@
         </w:rPr>
         <w:t xml:space="preserve">Ссылка на репозиторий на </w:t>
       </w:r>
-      <w:proofErr w:type="spellStart"/>
       <w:r>
         <w:rPr>
           <w:rFonts w:ascii="Times New Roman" w:hAnsi="Times New Roman" w:cs="Times New Roman"/>
@@ -919,7 +898,6 @@
         </w:rPr>
         <w:t>Github</w:t>
       </w:r>
-      <w:proofErr w:type="spellEnd"/>
       <w:r>
         <w:rPr>
           <w:rFonts w:ascii="Times New Roman" w:hAnsi="Times New Roman" w:cs="Times New Roman"/>
@@ -936,7 +914,16 @@
           <w:sz w:val="26"/>
           <w:szCs w:val="26"/>
         </w:rPr>
-        <w:t xml:space="preserve"> ________________________________________________</w:t>
+        <w:t xml:space="preserve"> </w:t>
+      </w:r>
+      <w:r>
+        <w:rPr>
+          <w:rFonts w:ascii="Times New Roman" w:hAnsi="Times New Roman" w:cs="Times New Roman"/>
+          <w:bCs/>
+          <w:sz w:val="26"/>
+          <w:szCs w:val="26"/>
+        </w:rPr>
+        <w:t>https://github.com/xhdrwhlsd/DateGram</w:t>
       </w:r>
     </w:p>
     <w:p>
@@ -1103,7 +1090,6 @@
         </w:rPr>
         <w:t xml:space="preserve">  </w:t>
       </w:r>
-      <w:proofErr w:type="spellStart"/>
       <w:r>
         <w:rPr>
           <w:rFonts w:ascii="Times New Roman" w:hAnsi="Times New Roman" w:cs="Times New Roman"/>
@@ -1113,7 +1099,6 @@
         </w:rPr>
         <w:t>А.И.Колб</w:t>
       </w:r>
-      <w:proofErr w:type="spellEnd"/>
       <w:r>
         <w:rPr>
           <w:rFonts w:ascii="Times New Roman" w:hAnsi="Times New Roman" w:cs="Times New Roman"/>
@@ -2979,7 +2964,6 @@
                                   </w:rPr>
                                   <w:t xml:space="preserve"> </w:t>
                                 </w:r>
-                                <w:proofErr w:type="spellStart"/>
                                 <w:r>
                                   <w:rPr>
                                     <w:rFonts w:ascii="ISOCPEUR" w:hAnsi="ISOCPEUR"/>
@@ -2988,18 +2972,7 @@
                                     <w:sz w:val="22"/>
                                     <w:szCs w:val="22"/>
                                   </w:rPr>
-                                  <w:t>Разраб</w:t>
-                                </w:r>
-                                <w:proofErr w:type="spellEnd"/>
-                                <w:r>
-                                  <w:rPr>
-                                    <w:rFonts w:ascii="ISOCPEUR" w:hAnsi="ISOCPEUR"/>
-                                    <w:i/>
-                                    <w:iCs/>
-                                    <w:sz w:val="22"/>
-                                    <w:szCs w:val="22"/>
-                                  </w:rPr>
-                                  <w:t>.</w:t>
+                                  <w:t>Разраб.</w:t>
                                 </w:r>
                               </w:p>
                             </w:txbxContent>
@@ -8898,28 +8871,28 @@
 </file>
 
 <file path=customXml/item1.xml><?xml version="1.0" encoding="utf-8"?>
-<b:Sources xmlns:b="http://schemas.openxmlformats.org/officeDocument/2006/bibliography" xmlns="http://schemas.openxmlformats.org/officeDocument/2006/bibliography" SelectedStyle="\APASixthEditionOfficeOnline.xsl" StyleName="APA" Version="6"/>
-</file>
-
-<file path=customXml/item2.xml><?xml version="1.0" encoding="utf-8"?>
 <go:gDocsCustomXmlDataStorage xmlns:go="http://customooxmlschemas.google.com/" xmlns:r="http://schemas.openxmlformats.org/officeDocument/2006/relationships" uri="GoogleDocsCustomDataVersion1">
   <go:docsCustomData xmlns:go="http://customooxmlschemas.google.com/" roundtripDataSignature="AMtx7mhFYNk7Is4PwN+h5TK/HaognwqzOg==">AMUW2mU+QZCcPOzvtifIOG+rJyAE0Pt4V0RnOGQ3Wx5NkKwmVtpSzuOlt2EZ2AJv5o5Kb2QTuOcE+GPD3y6iNz1Lq5QadOc284DVsg+A5iX+fWo/rFgsFaG7mpblgqV9Ri0o3fr+KFPs</go:docsCustomData>
 </go:gDocsCustomXmlDataStorage>
 </file>
 
-<file path=customXml/itemProps1.xml><?xml version="1.0" encoding="utf-8"?>
-<ds:datastoreItem xmlns:ds="http://schemas.openxmlformats.org/officeDocument/2006/customXml" ds:itemID="{CEB11179-053E-4A8D-92F3-2B6D93AF8F78}">
-  <ds:schemaRefs>
-    <ds:schemaRef ds:uri="http://schemas.openxmlformats.org/officeDocument/2006/bibliography"/>
-  </ds:schemaRefs>
-</ds:datastoreItem>
+<file path=customXml/item2.xml><?xml version="1.0" encoding="utf-8"?>
+<b:Sources xmlns:b="http://schemas.openxmlformats.org/officeDocument/2006/bibliography" xmlns="http://schemas.openxmlformats.org/officeDocument/2006/bibliography" SelectedStyle="\APASixthEditionOfficeOnline.xsl" StyleName="APA" Version="6"/>
 </file>
 
-<file path=customXml/itemProps2.xml><?xml version="1.0" encoding="utf-8"?>
+<file path=customXml/itemProps1.xml><?xml version="1.0" encoding="utf-8"?>
 <ds:datastoreItem xmlns:ds="http://schemas.openxmlformats.org/officeDocument/2006/customXml" ds:itemID="{11111111-1234-1234-1234-123412341234}">
   <ds:schemaRefs>
     <ds:schemaRef ds:uri="http://customooxmlschemas.google.com/"/>
     <ds:schemaRef ds:uri="http://schemas.openxmlformats.org/officeDocument/2006/relationships"/>
   </ds:schemaRefs>
 </ds:datastoreItem>
+</file>
+
+<file path=customXml/itemProps2.xml><?xml version="1.0" encoding="utf-8"?>
+<ds:datastoreItem xmlns:ds="http://schemas.openxmlformats.org/officeDocument/2006/customXml" ds:itemID="{CEB11179-053E-4A8D-92F3-2B6D93AF8F78}">
+  <ds:schemaRefs>
+    <ds:schemaRef ds:uri="http://schemas.openxmlformats.org/officeDocument/2006/bibliography"/>
+  </ds:schemaRefs>
+</ds:datastoreItem>
 </file>
--- a/проект трпо/ТРПО_шаблонТитульныйСодержание (1).docx
+++ b/проект трпо/ТРПО_шаблонТитульныйСодержание (1).docx
@@ -754,7 +754,27 @@
           <w:szCs w:val="26"/>
           <w:u w:val="single"/>
         </w:rPr>
-        <w:t>Разработка чат-бота «DateGram»</w:t>
+        <w:t>Разработка чат-бота «</w:t>
+      </w:r>
+      <w:proofErr w:type="spellStart"/>
+      <w:r>
+        <w:rPr>
+          <w:rFonts w:ascii="Times New Roman" w:hAnsi="Times New Roman" w:cs="Times New Roman"/>
+          <w:sz w:val="26"/>
+          <w:szCs w:val="26"/>
+          <w:u w:val="single"/>
+        </w:rPr>
+        <w:t>DateGram</w:t>
+      </w:r>
+      <w:proofErr w:type="spellEnd"/>
+      <w:r>
+        <w:rPr>
+          <w:rFonts w:ascii="Times New Roman" w:hAnsi="Times New Roman" w:cs="Times New Roman"/>
+          <w:sz w:val="26"/>
+          <w:szCs w:val="26"/>
+          <w:u w:val="single"/>
+        </w:rPr>
+        <w:t>»</w:t>
       </w:r>
       <w:r>
         <w:rPr>
@@ -888,6 +908,7 @@
         </w:rPr>
         <w:t xml:space="preserve">Ссылка на репозиторий на </w:t>
       </w:r>
+      <w:proofErr w:type="spellStart"/>
       <w:r>
         <w:rPr>
           <w:rFonts w:ascii="Times New Roman" w:hAnsi="Times New Roman" w:cs="Times New Roman"/>
@@ -898,6 +919,7 @@
         </w:rPr>
         <w:t>Github</w:t>
       </w:r>
+      <w:proofErr w:type="spellEnd"/>
       <w:r>
         <w:rPr>
           <w:rFonts w:ascii="Times New Roman" w:hAnsi="Times New Roman" w:cs="Times New Roman"/>
@@ -1090,6 +1112,7 @@
         </w:rPr>
         <w:t xml:space="preserve">  </w:t>
       </w:r>
+      <w:proofErr w:type="spellStart"/>
       <w:r>
         <w:rPr>
           <w:rFonts w:ascii="Times New Roman" w:hAnsi="Times New Roman" w:cs="Times New Roman"/>
@@ -1099,6 +1122,7 @@
         </w:rPr>
         <w:t>А.И.Колб</w:t>
       </w:r>
+      <w:proofErr w:type="spellEnd"/>
       <w:r>
         <w:rPr>
           <w:rFonts w:ascii="Times New Roman" w:hAnsi="Times New Roman" w:cs="Times New Roman"/>
@@ -1635,7 +1659,7 @@
         <mc:AlternateContent>
           <mc:Choice Requires="wpg">
             <w:drawing>
-              <wp:anchor distT="0" distB="0" distL="114300" distR="114300" simplePos="0" relativeHeight="251659264" behindDoc="0" locked="1" layoutInCell="0" allowOverlap="1" wp14:anchorId="5A4E73FB" wp14:editId="1BC03D5D">
+              <wp:anchor distT="0" distB="0" distL="114300" distR="114300" simplePos="0" relativeHeight="251659264" behindDoc="0" locked="1" layoutInCell="0" allowOverlap="1" wp14:anchorId="5A4E73FB" wp14:editId="40966F69">
                 <wp:simplePos x="0" y="0"/>
                 <wp:positionH relativeFrom="page">
                   <wp:posOffset>694055</wp:posOffset>
@@ -2964,6 +2988,7 @@
                                   </w:rPr>
                                   <w:t xml:space="preserve"> </w:t>
                                 </w:r>
+                                <w:proofErr w:type="spellStart"/>
                                 <w:r>
                                   <w:rPr>
                                     <w:rFonts w:ascii="ISOCPEUR" w:hAnsi="ISOCPEUR"/>
@@ -2972,7 +2997,18 @@
                                     <w:sz w:val="22"/>
                                     <w:szCs w:val="22"/>
                                   </w:rPr>
-                                  <w:t>Разраб.</w:t>
+                                  <w:t>Разраб</w:t>
+                                </w:r>
+                                <w:proofErr w:type="spellEnd"/>
+                                <w:r>
+                                  <w:rPr>
+                                    <w:rFonts w:ascii="ISOCPEUR" w:hAnsi="ISOCPEUR"/>
+                                    <w:i/>
+                                    <w:iCs/>
+                                    <w:sz w:val="22"/>
+                                    <w:szCs w:val="22"/>
+                                  </w:rPr>
+                                  <w:t>.</w:t>
                                 </w:r>
                               </w:p>
                             </w:txbxContent>
@@ -4680,6 +4716,7 @@
                             </w:rPr>
                             <w:t xml:space="preserve"> </w:t>
                           </w:r>
+                          <w:proofErr w:type="spellStart"/>
                           <w:r>
                             <w:rPr>
                               <w:rFonts w:ascii="ISOCPEUR" w:hAnsi="ISOCPEUR"/>
@@ -4688,7 +4725,18 @@
                               <w:sz w:val="22"/>
                               <w:szCs w:val="22"/>
                             </w:rPr>
-                            <w:t>Разраб.</w:t>
+                            <w:t>Разраб</w:t>
+                          </w:r>
+                          <w:proofErr w:type="spellEnd"/>
+                          <w:r>
+                            <w:rPr>
+                              <w:rFonts w:ascii="ISOCPEUR" w:hAnsi="ISOCPEUR"/>
+                              <w:i/>
+                              <w:iCs/>
+                              <w:sz w:val="22"/>
+                              <w:szCs w:val="22"/>
+                            </w:rPr>
+                            <w:t>.</w:t>
                           </w:r>
                         </w:p>
                       </w:txbxContent>
@@ -5272,31 +5320,7 @@
           <w:sz w:val="28"/>
           <w:szCs w:val="28"/>
         </w:rPr>
-        <w:t xml:space="preserve">  </w:t>
-      </w:r>
-      <w:r>
-        <w:rPr>
-          <w:rFonts w:ascii="Times New Roman" w:hAnsi="Times New Roman" w:cs="Times New Roman"/>
-          <w:sz w:val="28"/>
-          <w:szCs w:val="28"/>
-        </w:rPr>
-        <w:t>2 Проектирование</w:t>
-      </w:r>
-      <w:r>
-        <w:rPr>
-          <w:rFonts w:ascii="Times New Roman" w:hAnsi="Times New Roman" w:cs="Times New Roman"/>
-          <w:sz w:val="28"/>
-          <w:szCs w:val="28"/>
-        </w:rPr>
-        <w:tab/>
-      </w:r>
-      <w:r>
-        <w:rPr>
-          <w:rFonts w:ascii="Times New Roman" w:hAnsi="Times New Roman" w:cs="Times New Roman"/>
-          <w:sz w:val="28"/>
-          <w:szCs w:val="28"/>
-        </w:rPr>
-        <w:t>8</w:t>
+        <w:t xml:space="preserve">  1.2 Инструменты разработки                                                                                            2</w:t>
       </w:r>
     </w:p>
     <w:p>
@@ -5326,15 +5350,23 @@
           <w:sz w:val="28"/>
           <w:szCs w:val="28"/>
         </w:rPr>
-        <w:t xml:space="preserve">2.1 Выбор стратегии разработки и модели жизненного цикла                                     </w:t>
-      </w:r>
-      <w:r>
-        <w:rPr>
-          <w:rFonts w:ascii="Times New Roman" w:hAnsi="Times New Roman" w:cs="Times New Roman"/>
-          <w:sz w:val="28"/>
-          <w:szCs w:val="28"/>
-        </w:rPr>
-        <w:t>8</w:t>
+        <w:t>2 Проектирование</w:t>
+      </w:r>
+      <w:r>
+        <w:rPr>
+          <w:rFonts w:ascii="Times New Roman" w:hAnsi="Times New Roman" w:cs="Times New Roman"/>
+          <w:sz w:val="28"/>
+          <w:szCs w:val="28"/>
+        </w:rPr>
+        <w:tab/>
+      </w:r>
+      <w:r>
+        <w:rPr>
+          <w:rFonts w:ascii="Times New Roman" w:hAnsi="Times New Roman" w:cs="Times New Roman"/>
+          <w:sz w:val="28"/>
+          <w:szCs w:val="28"/>
+        </w:rPr>
+        <w:t>9</w:t>
       </w:r>
     </w:p>
     <w:p>
@@ -5356,15 +5388,23 @@
           <w:sz w:val="28"/>
           <w:szCs w:val="28"/>
         </w:rPr>
-        <w:t xml:space="preserve">  2.2 Диаграмма вариантов использования                                                                      </w:t>
-      </w:r>
-      <w:r>
-        <w:rPr>
-          <w:rFonts w:ascii="Times New Roman" w:hAnsi="Times New Roman" w:cs="Times New Roman"/>
-          <w:sz w:val="28"/>
-          <w:szCs w:val="28"/>
-        </w:rPr>
-        <w:t>12</w:t>
+        <w:t xml:space="preserve">  </w:t>
+      </w:r>
+      <w:r>
+        <w:rPr>
+          <w:rFonts w:ascii="Times New Roman" w:hAnsi="Times New Roman" w:cs="Times New Roman"/>
+          <w:sz w:val="28"/>
+          <w:szCs w:val="28"/>
+        </w:rPr>
+        <w:t xml:space="preserve">2.1 Выбор стратегии разработки и модели жизненного цикла                                     </w:t>
+      </w:r>
+      <w:r>
+        <w:rPr>
+          <w:rFonts w:ascii="Times New Roman" w:hAnsi="Times New Roman" w:cs="Times New Roman"/>
+          <w:sz w:val="28"/>
+          <w:szCs w:val="28"/>
+        </w:rPr>
+        <w:t>9</w:t>
       </w:r>
     </w:p>
     <w:p>
@@ -5386,23 +5426,23 @@
           <w:sz w:val="28"/>
           <w:szCs w:val="28"/>
         </w:rPr>
-        <w:t xml:space="preserve">  2.3 Проектирование структуры </w:t>
-      </w:r>
-      <w:r>
-        <w:rPr>
-          <w:rFonts w:ascii="Times New Roman" w:hAnsi="Times New Roman" w:cs="Times New Roman"/>
-          <w:sz w:val="28"/>
-          <w:szCs w:val="28"/>
-        </w:rPr>
-        <w:t xml:space="preserve">чат-бота                                                                       </w:t>
-      </w:r>
-      <w:r>
-        <w:rPr>
-          <w:rFonts w:ascii="Times New Roman" w:hAnsi="Times New Roman" w:cs="Times New Roman"/>
-          <w:sz w:val="28"/>
-          <w:szCs w:val="28"/>
-        </w:rPr>
-        <w:t>12</w:t>
+        <w:t xml:space="preserve">  2.2 Диаграмма вариантов использования                                                                      </w:t>
+      </w:r>
+      <w:r>
+        <w:rPr>
+          <w:rFonts w:ascii="Times New Roman" w:hAnsi="Times New Roman" w:cs="Times New Roman"/>
+          <w:sz w:val="28"/>
+          <w:szCs w:val="28"/>
+        </w:rPr>
+        <w:t>1</w:t>
+      </w:r>
+      <w:r>
+        <w:rPr>
+          <w:rFonts w:ascii="Times New Roman" w:hAnsi="Times New Roman" w:cs="Times New Roman"/>
+          <w:sz w:val="28"/>
+          <w:szCs w:val="28"/>
+        </w:rPr>
+        <w:t>3</w:t>
       </w:r>
     </w:p>
     <w:p>
@@ -5424,15 +5464,31 @@
           <w:sz w:val="28"/>
           <w:szCs w:val="28"/>
         </w:rPr>
-        <w:t xml:space="preserve"> 2.4 Моделирование бизнес-процессов                                                                            </w:t>
-      </w:r>
-      <w:r>
-        <w:rPr>
-          <w:rFonts w:ascii="Times New Roman" w:hAnsi="Times New Roman" w:cs="Times New Roman"/>
-          <w:sz w:val="28"/>
-          <w:szCs w:val="28"/>
-        </w:rPr>
-        <w:t>12</w:t>
+        <w:t xml:space="preserve">  2.3 Проектирование структуры </w:t>
+      </w:r>
+      <w:r>
+        <w:rPr>
+          <w:rFonts w:ascii="Times New Roman" w:hAnsi="Times New Roman" w:cs="Times New Roman"/>
+          <w:sz w:val="28"/>
+          <w:szCs w:val="28"/>
+        </w:rPr>
+        <w:t xml:space="preserve">чат-бота                                                                       </w:t>
+      </w:r>
+      <w:r>
+        <w:rPr>
+          <w:rFonts w:ascii="Times New Roman" w:hAnsi="Times New Roman" w:cs="Times New Roman"/>
+          <w:sz w:val="28"/>
+          <w:szCs w:val="28"/>
+        </w:rPr>
+        <w:t>1</w:t>
+      </w:r>
+      <w:r>
+        <w:rPr>
+          <w:rFonts w:ascii="Times New Roman" w:hAnsi="Times New Roman" w:cs="Times New Roman"/>
+          <w:sz w:val="28"/>
+          <w:szCs w:val="28"/>
+        </w:rPr>
+        <w:t>3</w:t>
       </w:r>
     </w:p>
     <w:p>
@@ -5454,15 +5510,23 @@
           <w:sz w:val="28"/>
           <w:szCs w:val="28"/>
         </w:rPr>
-        <w:t xml:space="preserve"> 2.5 Моделирование данных                                                                                             </w:t>
-      </w:r>
-      <w:r>
-        <w:rPr>
-          <w:rFonts w:ascii="Times New Roman" w:hAnsi="Times New Roman" w:cs="Times New Roman"/>
-          <w:sz w:val="28"/>
-          <w:szCs w:val="28"/>
-        </w:rPr>
-        <w:t>12</w:t>
+        <w:t xml:space="preserve"> 2.4 Моделирование бизнес-процессов                                                                            </w:t>
+      </w:r>
+      <w:r>
+        <w:rPr>
+          <w:rFonts w:ascii="Times New Roman" w:hAnsi="Times New Roman" w:cs="Times New Roman"/>
+          <w:sz w:val="28"/>
+          <w:szCs w:val="28"/>
+        </w:rPr>
+        <w:t>1</w:t>
+      </w:r>
+      <w:r>
+        <w:rPr>
+          <w:rFonts w:ascii="Times New Roman" w:hAnsi="Times New Roman" w:cs="Times New Roman"/>
+          <w:sz w:val="28"/>
+          <w:szCs w:val="28"/>
+        </w:rPr>
+        <w:t>3</w:t>
       </w:r>
     </w:p>
     <w:p>
@@ -5484,15 +5548,23 @@
           <w:sz w:val="28"/>
           <w:szCs w:val="28"/>
         </w:rPr>
-        <w:t xml:space="preserve"> 2.6 Диаграмма последовательности                                                                                </w:t>
-      </w:r>
-      <w:r>
-        <w:rPr>
-          <w:rFonts w:ascii="Times New Roman" w:hAnsi="Times New Roman" w:cs="Times New Roman"/>
-          <w:sz w:val="28"/>
-          <w:szCs w:val="28"/>
-        </w:rPr>
-        <w:t>12</w:t>
+        <w:t xml:space="preserve"> 2.5 Моделирование данных                                                                                             </w:t>
+      </w:r>
+      <w:r>
+        <w:rPr>
+          <w:rFonts w:ascii="Times New Roman" w:hAnsi="Times New Roman" w:cs="Times New Roman"/>
+          <w:sz w:val="28"/>
+          <w:szCs w:val="28"/>
+        </w:rPr>
+        <w:t>1</w:t>
+      </w:r>
+      <w:r>
+        <w:rPr>
+          <w:rFonts w:ascii="Times New Roman" w:hAnsi="Times New Roman" w:cs="Times New Roman"/>
+          <w:sz w:val="28"/>
+          <w:szCs w:val="28"/>
+        </w:rPr>
+        <w:t>3</w:t>
       </w:r>
     </w:p>
     <w:p>
@@ -5514,7 +5586,15 @@
           <w:sz w:val="28"/>
           <w:szCs w:val="28"/>
         </w:rPr>
-        <w:t xml:space="preserve"> 2.7 Диаграмма деятельности                                                                                           1</w:t>
+        <w:t xml:space="preserve"> 2.6 Диаграмма последовательности                                                                                </w:t>
+      </w:r>
+      <w:r>
+        <w:rPr>
+          <w:rFonts w:ascii="Times New Roman" w:hAnsi="Times New Roman" w:cs="Times New Roman"/>
+          <w:sz w:val="28"/>
+          <w:szCs w:val="28"/>
+        </w:rPr>
+        <w:t>1</w:t>
       </w:r>
       <w:r>
         <w:rPr>
@@ -5544,15 +5624,15 @@
           <w:sz w:val="28"/>
           <w:szCs w:val="28"/>
         </w:rPr>
-        <w:t xml:space="preserve"> 2.8 Диаграмма классов                                                                                                     1</w:t>
-      </w:r>
-      <w:r>
-        <w:rPr>
-          <w:rFonts w:ascii="Times New Roman" w:hAnsi="Times New Roman" w:cs="Times New Roman"/>
-          <w:sz w:val="28"/>
-          <w:szCs w:val="28"/>
-        </w:rPr>
-        <w:t>3</w:t>
+        <w:t xml:space="preserve"> 2.7 Диаграмма деятельности                                                                                           1</w:t>
+      </w:r>
+      <w:r>
+        <w:rPr>
+          <w:rFonts w:ascii="Times New Roman" w:hAnsi="Times New Roman" w:cs="Times New Roman"/>
+          <w:sz w:val="28"/>
+          <w:szCs w:val="28"/>
+        </w:rPr>
+        <w:t>4</w:t>
       </w:r>
     </w:p>
     <w:p>
@@ -5574,15 +5654,15 @@
           <w:sz w:val="28"/>
           <w:szCs w:val="28"/>
         </w:rPr>
-        <w:t xml:space="preserve"> 2.9 Диаграмма объектов                                                                                                  1</w:t>
-      </w:r>
-      <w:r>
-        <w:rPr>
-          <w:rFonts w:ascii="Times New Roman" w:hAnsi="Times New Roman" w:cs="Times New Roman"/>
-          <w:sz w:val="28"/>
-          <w:szCs w:val="28"/>
-        </w:rPr>
-        <w:t>3</w:t>
+        <w:t xml:space="preserve"> 2.8 Диаграмма классов                                                                                                     1</w:t>
+      </w:r>
+      <w:r>
+        <w:rPr>
+          <w:rFonts w:ascii="Times New Roman" w:hAnsi="Times New Roman" w:cs="Times New Roman"/>
+          <w:sz w:val="28"/>
+          <w:szCs w:val="28"/>
+        </w:rPr>
+        <w:t>4</w:t>
       </w:r>
     </w:p>
     <w:p>
@@ -5596,35 +5676,24 @@
           <w:rFonts w:ascii="Times New Roman" w:hAnsi="Times New Roman" w:cs="Times New Roman"/>
           <w:sz w:val="28"/>
           <w:szCs w:val="28"/>
-          <w:lang w:val="ru"/>
-        </w:rPr>
-      </w:pPr>
-      <w:r>
-        <w:rPr>
-          <w:rFonts w:ascii="Times New Roman" w:hAnsi="Times New Roman" w:cs="Times New Roman"/>
-          <w:sz w:val="28"/>
-          <w:szCs w:val="28"/>
-          <w:lang w:val="ru"/>
-        </w:rPr>
-        <w:t xml:space="preserve"> </w:t>
-      </w:r>
-      <w:r>
-        <w:rPr>
-          <w:rFonts w:ascii="Times New Roman" w:hAnsi="Times New Roman" w:cs="Times New Roman"/>
-          <w:sz w:val="28"/>
-          <w:szCs w:val="28"/>
-          <w:lang w:val="ru"/>
-        </w:rPr>
-        <w:t>3 Реализация</w:t>
-      </w:r>
-      <w:r>
-        <w:rPr>
-          <w:rFonts w:ascii="Times New Roman" w:hAnsi="Times New Roman" w:cs="Times New Roman"/>
-          <w:sz w:val="28"/>
-          <w:szCs w:val="28"/>
-          <w:lang w:val="ru"/>
-        </w:rPr>
-        <w:t xml:space="preserve">                                                                                                                     15</w:t>
+          <w:lang w:val="en-US"/>
+        </w:rPr>
+      </w:pPr>
+      <w:r>
+        <w:rPr>
+          <w:rFonts w:ascii="Times New Roman" w:hAnsi="Times New Roman" w:cs="Times New Roman"/>
+          <w:sz w:val="28"/>
+          <w:szCs w:val="28"/>
+        </w:rPr>
+        <w:t xml:space="preserve"> 2.9 Диаграмма объектов                                                                                                  1</w:t>
+      </w:r>
+      <w:r>
+        <w:rPr>
+          <w:rFonts w:ascii="Times New Roman" w:hAnsi="Times New Roman" w:cs="Times New Roman"/>
+          <w:sz w:val="28"/>
+          <w:szCs w:val="28"/>
+        </w:rPr>
+        <w:t>4</w:t>
       </w:r>
     </w:p>
     <w:p>
@@ -5638,35 +5707,49 @@
           <w:rFonts w:ascii="Times New Roman" w:hAnsi="Times New Roman" w:cs="Times New Roman"/>
           <w:sz w:val="28"/>
           <w:szCs w:val="28"/>
-          <w:lang w:val="ru"/>
-        </w:rPr>
-      </w:pPr>
-      <w:r>
-        <w:rPr>
-          <w:rFonts w:ascii="Times New Roman" w:hAnsi="Times New Roman" w:cs="Times New Roman"/>
-          <w:sz w:val="28"/>
-          <w:szCs w:val="28"/>
-          <w:lang w:val="ru"/>
-        </w:rPr>
-        <w:t xml:space="preserve"> </w:t>
-      </w:r>
-      <w:r>
-        <w:rPr>
-          <w:rFonts w:ascii="Times New Roman" w:hAnsi="Times New Roman" w:cs="Times New Roman"/>
-          <w:sz w:val="28"/>
-          <w:szCs w:val="28"/>
-          <w:lang w:val="ru"/>
-        </w:rPr>
-        <w:t>3.1 Руководство программиста</w:t>
-      </w:r>
-      <w:r>
-        <w:rPr>
-          <w:rFonts w:ascii="Times New Roman" w:hAnsi="Times New Roman" w:cs="Times New Roman"/>
-          <w:sz w:val="28"/>
-          <w:szCs w:val="28"/>
-          <w:lang w:val="ru"/>
-        </w:rPr>
-        <w:t xml:space="preserve">                                                                                       15</w:t>
+        </w:rPr>
+      </w:pPr>
+      <w:r>
+        <w:rPr>
+          <w:rFonts w:ascii="Times New Roman" w:hAnsi="Times New Roman" w:cs="Times New Roman"/>
+          <w:sz w:val="28"/>
+          <w:szCs w:val="28"/>
+        </w:rPr>
+        <w:t xml:space="preserve"> 2.10 </w:t>
+      </w:r>
+      <w:r>
+        <w:rPr>
+          <w:rFonts w:ascii="Times New Roman" w:hAnsi="Times New Roman" w:cs="Times New Roman"/>
+          <w:sz w:val="28"/>
+          <w:szCs w:val="28"/>
+          <w:lang w:val="en-US"/>
+        </w:rPr>
+        <w:t>UX</w:t>
+      </w:r>
+      <w:r>
+        <w:rPr>
+          <w:rFonts w:ascii="Times New Roman" w:hAnsi="Times New Roman" w:cs="Times New Roman"/>
+          <w:sz w:val="28"/>
+          <w:szCs w:val="28"/>
+        </w:rPr>
+        <w:t>-</w:t>
+      </w:r>
+      <w:r>
+        <w:rPr>
+          <w:rFonts w:ascii="Times New Roman" w:hAnsi="Times New Roman" w:cs="Times New Roman"/>
+          <w:sz w:val="28"/>
+          <w:szCs w:val="28"/>
+          <w:lang w:val="en-US"/>
+        </w:rPr>
+        <w:t>UI</w:t>
+      </w:r>
+      <w:r>
+        <w:rPr>
+          <w:rFonts w:ascii="Times New Roman" w:hAnsi="Times New Roman" w:cs="Times New Roman"/>
+          <w:sz w:val="28"/>
+          <w:szCs w:val="28"/>
+        </w:rPr>
+        <w:t xml:space="preserve"> прототипы                                                                                                    15              </w:t>
       </w:r>
     </w:p>
     <w:p>
@@ -5687,6 +5770,107 @@
           <w:rFonts w:ascii="Times New Roman" w:hAnsi="Times New Roman" w:cs="Times New Roman"/>
           <w:sz w:val="28"/>
           <w:szCs w:val="28"/>
+          <w:lang w:val="ru"/>
+        </w:rPr>
+        <w:t xml:space="preserve"> </w:t>
+      </w:r>
+      <w:r>
+        <w:rPr>
+          <w:rFonts w:ascii="Times New Roman" w:hAnsi="Times New Roman" w:cs="Times New Roman"/>
+          <w:sz w:val="28"/>
+          <w:szCs w:val="28"/>
+          <w:lang w:val="ru"/>
+        </w:rPr>
+        <w:t>3 Реализация</w:t>
+      </w:r>
+      <w:r>
+        <w:rPr>
+          <w:rFonts w:ascii="Times New Roman" w:hAnsi="Times New Roman" w:cs="Times New Roman"/>
+          <w:sz w:val="28"/>
+          <w:szCs w:val="28"/>
+          <w:lang w:val="ru"/>
+        </w:rPr>
+        <w:t xml:space="preserve">                                                                                                                     1</w:t>
+      </w:r>
+      <w:r>
+        <w:rPr>
+          <w:rFonts w:ascii="Times New Roman" w:hAnsi="Times New Roman" w:cs="Times New Roman"/>
+          <w:sz w:val="28"/>
+          <w:szCs w:val="28"/>
+          <w:lang w:val="ru"/>
+        </w:rPr>
+        <w:t>6</w:t>
+      </w:r>
+    </w:p>
+    <w:p>
+      <w:pPr>
+        <w:tabs>
+          <w:tab w:val="right" w:leader="dot" w:pos="10064"/>
+        </w:tabs>
+        <w:spacing w:line="360" w:lineRule="exact"/>
+        <w:ind w:left="-142"/>
+        <w:rPr>
+          <w:rFonts w:ascii="Times New Roman" w:hAnsi="Times New Roman" w:cs="Times New Roman"/>
+          <w:sz w:val="28"/>
+          <w:szCs w:val="28"/>
+          <w:lang w:val="ru"/>
+        </w:rPr>
+      </w:pPr>
+      <w:r>
+        <w:rPr>
+          <w:rFonts w:ascii="Times New Roman" w:hAnsi="Times New Roman" w:cs="Times New Roman"/>
+          <w:sz w:val="28"/>
+          <w:szCs w:val="28"/>
+          <w:lang w:val="ru"/>
+        </w:rPr>
+        <w:t xml:space="preserve"> </w:t>
+      </w:r>
+      <w:r>
+        <w:rPr>
+          <w:rFonts w:ascii="Times New Roman" w:hAnsi="Times New Roman" w:cs="Times New Roman"/>
+          <w:sz w:val="28"/>
+          <w:szCs w:val="28"/>
+          <w:lang w:val="ru"/>
+        </w:rPr>
+        <w:t>3.1 Руководство программиста</w:t>
+      </w:r>
+      <w:r>
+        <w:rPr>
+          <w:rFonts w:ascii="Times New Roman" w:hAnsi="Times New Roman" w:cs="Times New Roman"/>
+          <w:sz w:val="28"/>
+          <w:szCs w:val="28"/>
+          <w:lang w:val="ru"/>
+        </w:rPr>
+        <w:t xml:space="preserve">                                                                                       1</w:t>
+      </w:r>
+      <w:r>
+        <w:rPr>
+          <w:rFonts w:ascii="Times New Roman" w:hAnsi="Times New Roman" w:cs="Times New Roman"/>
+          <w:sz w:val="28"/>
+          <w:szCs w:val="28"/>
+          <w:lang w:val="ru"/>
+        </w:rPr>
+        <w:t>6</w:t>
+      </w:r>
+    </w:p>
+    <w:p>
+      <w:pPr>
+        <w:tabs>
+          <w:tab w:val="right" w:leader="dot" w:pos="10064"/>
+        </w:tabs>
+        <w:spacing w:line="360" w:lineRule="exact"/>
+        <w:ind w:left="-142"/>
+        <w:rPr>
+          <w:rFonts w:ascii="Times New Roman" w:hAnsi="Times New Roman" w:cs="Times New Roman"/>
+          <w:sz w:val="28"/>
+          <w:szCs w:val="28"/>
+        </w:rPr>
+      </w:pPr>
+      <w:r>
+        <w:rPr>
+          <w:rFonts w:ascii="Times New Roman" w:hAnsi="Times New Roman" w:cs="Times New Roman"/>
+          <w:sz w:val="28"/>
+          <w:szCs w:val="28"/>
         </w:rPr>
         <w:t>3.2 Структура и описание процедур и функций пользователя</w:t>
       </w:r>
@@ -5696,7 +5880,15 @@
           <w:sz w:val="28"/>
           <w:szCs w:val="28"/>
         </w:rPr>
-        <w:t xml:space="preserve">                                     16</w:t>
+        <w:t xml:space="preserve">                                     1</w:t>
+      </w:r>
+      <w:r>
+        <w:rPr>
+          <w:rFonts w:ascii="Times New Roman" w:hAnsi="Times New Roman" w:cs="Times New Roman"/>
+          <w:sz w:val="28"/>
+          <w:szCs w:val="28"/>
+        </w:rPr>
+        <w:t>7</w:t>
       </w:r>
     </w:p>
     <w:p>
@@ -5731,7 +5923,15 @@
           <w:sz w:val="28"/>
           <w:szCs w:val="28"/>
         </w:rPr>
-        <w:t xml:space="preserve">                                                                                         17</w:t>
+        <w:t xml:space="preserve">                                                                                         1</w:t>
+      </w:r>
+      <w:r>
+        <w:rPr>
+          <w:rFonts w:ascii="Times New Roman" w:hAnsi="Times New Roman" w:cs="Times New Roman"/>
+          <w:sz w:val="28"/>
+          <w:szCs w:val="28"/>
+        </w:rPr>
+        <w:t>8</w:t>
       </w:r>
     </w:p>
     <w:p>
@@ -5761,7 +5961,15 @@
           <w:sz w:val="28"/>
           <w:szCs w:val="28"/>
         </w:rPr>
-        <w:t xml:space="preserve">                                                                                                                 18</w:t>
+        <w:t xml:space="preserve">                                                                                                                 1</w:t>
+      </w:r>
+      <w:r>
+        <w:rPr>
+          <w:rFonts w:ascii="Times New Roman" w:hAnsi="Times New Roman" w:cs="Times New Roman"/>
+          <w:sz w:val="28"/>
+          <w:szCs w:val="28"/>
+        </w:rPr>
+        <w:t>9</w:t>
       </w:r>
     </w:p>
     <w:p>
@@ -5791,7 +5999,15 @@
           <w:sz w:val="28"/>
           <w:szCs w:val="28"/>
         </w:rPr>
-        <w:t xml:space="preserve">                                                                                            19</w:t>
+        <w:t xml:space="preserve">                                                                                            </w:t>
+      </w:r>
+      <w:r>
+        <w:rPr>
+          <w:rFonts w:ascii="Times New Roman" w:hAnsi="Times New Roman" w:cs="Times New Roman"/>
+          <w:sz w:val="28"/>
+          <w:szCs w:val="28"/>
+        </w:rPr>
+        <w:t>20</w:t>
       </w:r>
     </w:p>
     <w:p>
@@ -5821,7 +6037,15 @@
           <w:sz w:val="28"/>
           <w:szCs w:val="28"/>
         </w:rPr>
-        <w:t xml:space="preserve">                                                                                                       19</w:t>
+        <w:t xml:space="preserve">                                                                                                       </w:t>
+      </w:r>
+      <w:r>
+        <w:rPr>
+          <w:rFonts w:ascii="Times New Roman" w:hAnsi="Times New Roman" w:cs="Times New Roman"/>
+          <w:sz w:val="28"/>
+          <w:szCs w:val="28"/>
+        </w:rPr>
+        <w:t>20</w:t>
       </w:r>
     </w:p>
     <w:p>
@@ -5851,7 +6075,15 @@
           <w:sz w:val="28"/>
           <w:szCs w:val="28"/>
         </w:rPr>
-        <w:t xml:space="preserve">                                                                        20</w:t>
+        <w:t xml:space="preserve">                                                                        2</w:t>
+      </w:r>
+      <w:r>
+        <w:rPr>
+          <w:rFonts w:ascii="Times New Roman" w:hAnsi="Times New Roman" w:cs="Times New Roman"/>
+          <w:sz w:val="28"/>
+          <w:szCs w:val="28"/>
+        </w:rPr>
+        <w:t>1</w:t>
       </w:r>
     </w:p>
     <w:p>
@@ -5881,7 +6113,15 @@
           <w:sz w:val="28"/>
           <w:szCs w:val="28"/>
         </w:rPr>
-        <w:t xml:space="preserve">                                                                             24</w:t>
+        <w:t xml:space="preserve">                                                                             2</w:t>
+      </w:r>
+      <w:r>
+        <w:rPr>
+          <w:rFonts w:ascii="Times New Roman" w:hAnsi="Times New Roman" w:cs="Times New Roman"/>
+          <w:sz w:val="28"/>
+          <w:szCs w:val="28"/>
+        </w:rPr>
+        <w:t>5</w:t>
       </w:r>
     </w:p>
     <w:p>
@@ -5903,37 +6143,7 @@
           <w:sz w:val="28"/>
           <w:szCs w:val="28"/>
         </w:rPr>
-        <w:t>5.4 Использование системы справочной информации</w:t>
-      </w:r>
-      <w:r>
-        <w:rPr>
-          <w:rFonts w:ascii="Times New Roman" w:hAnsi="Times New Roman" w:cs="Times New Roman"/>
-          <w:sz w:val="28"/>
-          <w:szCs w:val="28"/>
-        </w:rPr>
-        <w:t xml:space="preserve">                                                  24</w:t>
-      </w:r>
-    </w:p>
-    <w:p>
-      <w:pPr>
-        <w:tabs>
-          <w:tab w:val="right" w:leader="dot" w:pos="10064"/>
-        </w:tabs>
-        <w:spacing w:line="360" w:lineRule="exact"/>
-        <w:ind w:left="142" w:hanging="142"/>
-        <w:rPr>
-          <w:rFonts w:ascii="Times New Roman" w:hAnsi="Times New Roman" w:cs="Times New Roman"/>
-          <w:sz w:val="28"/>
-          <w:szCs w:val="28"/>
-        </w:rPr>
-      </w:pPr>
-      <w:r>
-        <w:rPr>
-          <w:rFonts w:ascii="Times New Roman" w:hAnsi="Times New Roman" w:cs="Times New Roman"/>
-          <w:sz w:val="28"/>
-          <w:szCs w:val="28"/>
-        </w:rPr>
-        <w:t>Заключение</w:t>
+        <w:t>6 Руководство администратора                                                                                        26</w:t>
       </w:r>
     </w:p>
     <w:p>
@@ -5955,31 +6165,7 @@
           <w:sz w:val="28"/>
           <w:szCs w:val="28"/>
         </w:rPr>
-        <w:t xml:space="preserve"> Приложение</w:t>
-      </w:r>
-      <w:r>
-        <w:rPr>
-          <w:rFonts w:ascii="Times New Roman" w:hAnsi="Times New Roman" w:cs="Times New Roman"/>
-          <w:sz w:val="28"/>
-          <w:szCs w:val="28"/>
-        </w:rPr>
-        <w:t xml:space="preserve"> А</w:t>
-      </w:r>
-      <w:r>
-        <w:rPr>
-          <w:rFonts w:ascii="Times New Roman" w:hAnsi="Times New Roman" w:cs="Times New Roman"/>
-          <w:sz w:val="28"/>
-          <w:szCs w:val="28"/>
-        </w:rPr>
-        <w:t xml:space="preserve"> </w:t>
-      </w:r>
-      <w:r>
-        <w:rPr>
-          <w:rFonts w:ascii="Times New Roman" w:hAnsi="Times New Roman" w:cs="Times New Roman"/>
-          <w:sz w:val="28"/>
-          <w:szCs w:val="28"/>
-        </w:rPr>
-        <w:t>Диаграмма вариантов использования</w:t>
+        <w:t>6.1 Запуск программы                                                                                                       26</w:t>
       </w:r>
     </w:p>
     <w:p>
@@ -6001,15 +6187,55 @@
           <w:sz w:val="28"/>
           <w:szCs w:val="28"/>
         </w:rPr>
-        <w:t xml:space="preserve"> Приложение Б Структура </w:t>
-      </w:r>
-      <w:r>
-        <w:rPr>
-          <w:rFonts w:ascii="Times New Roman" w:hAnsi="Times New Roman" w:cs="Times New Roman"/>
-          <w:sz w:val="28"/>
-          <w:szCs w:val="28"/>
-        </w:rPr>
-        <w:t>чат-бота</w:t>
+        <w:t>6.</w:t>
+      </w:r>
+      <w:r>
+        <w:rPr>
+          <w:rFonts w:ascii="Times New Roman" w:hAnsi="Times New Roman" w:cs="Times New Roman"/>
+          <w:sz w:val="28"/>
+          <w:szCs w:val="28"/>
+        </w:rPr>
+        <w:t>2</w:t>
+      </w:r>
+      <w:r>
+        <w:rPr>
+          <w:rFonts w:ascii="Times New Roman" w:hAnsi="Times New Roman" w:cs="Times New Roman"/>
+          <w:sz w:val="28"/>
+          <w:szCs w:val="28"/>
+        </w:rPr>
+        <w:t xml:space="preserve"> </w:t>
+      </w:r>
+      <w:r>
+        <w:rPr>
+          <w:rFonts w:ascii="Times New Roman" w:hAnsi="Times New Roman" w:cs="Times New Roman"/>
+          <w:sz w:val="28"/>
+          <w:szCs w:val="28"/>
+        </w:rPr>
+        <w:t>Инструкция по работе с программой</w:t>
+      </w:r>
+      <w:r>
+        <w:rPr>
+          <w:rFonts w:ascii="Times New Roman" w:hAnsi="Times New Roman" w:cs="Times New Roman"/>
+          <w:sz w:val="28"/>
+          <w:szCs w:val="28"/>
+        </w:rPr>
+        <w:t xml:space="preserve">                                                                        </w:t>
+      </w:r>
+      <w:r>
+        <w:rPr>
+          <w:rFonts w:ascii="Times New Roman" w:hAnsi="Times New Roman" w:cs="Times New Roman"/>
+          <w:sz w:val="28"/>
+          <w:szCs w:val="28"/>
+        </w:rPr>
+        <w:t>26</w:t>
+      </w:r>
+      <w:r>
+        <w:rPr>
+          <w:rFonts w:ascii="Times New Roman" w:hAnsi="Times New Roman" w:cs="Times New Roman"/>
+          <w:sz w:val="28"/>
+          <w:szCs w:val="28"/>
+        </w:rPr>
+        <w:t xml:space="preserve">           </w:t>
       </w:r>
     </w:p>
     <w:p>
@@ -6031,7 +6257,71 @@
           <w:sz w:val="28"/>
           <w:szCs w:val="28"/>
         </w:rPr>
-        <w:t xml:space="preserve"> Приложение В Моделирование бизнес-процессов</w:t>
+        <w:t>6.</w:t>
+      </w:r>
+      <w:r>
+        <w:rPr>
+          <w:rFonts w:ascii="Times New Roman" w:hAnsi="Times New Roman" w:cs="Times New Roman"/>
+          <w:sz w:val="28"/>
+          <w:szCs w:val="28"/>
+        </w:rPr>
+        <w:t>2.1</w:t>
+      </w:r>
+      <w:r>
+        <w:rPr>
+          <w:rFonts w:ascii="Times New Roman" w:hAnsi="Times New Roman" w:cs="Times New Roman"/>
+          <w:sz w:val="28"/>
+          <w:szCs w:val="28"/>
+        </w:rPr>
+        <w:t xml:space="preserve"> </w:t>
+      </w:r>
+      <w:r>
+        <w:rPr>
+          <w:rFonts w:ascii="Times New Roman" w:hAnsi="Times New Roman" w:cs="Times New Roman"/>
+          <w:sz w:val="28"/>
+          <w:szCs w:val="28"/>
+        </w:rPr>
+        <w:t>Новые жалобы</w:t>
+      </w:r>
+      <w:r>
+        <w:rPr>
+          <w:rFonts w:ascii="Times New Roman" w:hAnsi="Times New Roman" w:cs="Times New Roman"/>
+          <w:sz w:val="28"/>
+          <w:szCs w:val="28"/>
+        </w:rPr>
+        <w:t xml:space="preserve">               </w:t>
+      </w:r>
+      <w:r>
+        <w:rPr>
+          <w:rFonts w:ascii="Times New Roman" w:hAnsi="Times New Roman" w:cs="Times New Roman"/>
+          <w:sz w:val="28"/>
+          <w:szCs w:val="28"/>
+        </w:rPr>
+        <w:t xml:space="preserve"> </w:t>
+      </w:r>
+      <w:r>
+        <w:rPr>
+          <w:rFonts w:ascii="Times New Roman" w:hAnsi="Times New Roman" w:cs="Times New Roman"/>
+          <w:sz w:val="28"/>
+          <w:szCs w:val="28"/>
+        </w:rPr>
+        <w:t xml:space="preserve">                                                                                    </w:t>
+      </w:r>
+      <w:r>
+        <w:rPr>
+          <w:rFonts w:ascii="Times New Roman" w:hAnsi="Times New Roman" w:cs="Times New Roman"/>
+          <w:sz w:val="28"/>
+          <w:szCs w:val="28"/>
+        </w:rPr>
+        <w:t xml:space="preserve">      26</w:t>
+      </w:r>
+      <w:r>
+        <w:rPr>
+          <w:rFonts w:ascii="Times New Roman" w:hAnsi="Times New Roman" w:cs="Times New Roman"/>
+          <w:sz w:val="28"/>
+          <w:szCs w:val="28"/>
+        </w:rPr>
+        <w:t xml:space="preserve">   </w:t>
       </w:r>
     </w:p>
     <w:p>
@@ -6053,7 +6343,127 @@
           <w:sz w:val="28"/>
           <w:szCs w:val="28"/>
         </w:rPr>
-        <w:t xml:space="preserve"> Приложение Г Модель данных</w:t>
+        <w:t>6.2.</w:t>
+      </w:r>
+      <w:r>
+        <w:rPr>
+          <w:rFonts w:ascii="Times New Roman" w:hAnsi="Times New Roman" w:cs="Times New Roman"/>
+          <w:sz w:val="28"/>
+          <w:szCs w:val="28"/>
+        </w:rPr>
+        <w:t>2</w:t>
+      </w:r>
+      <w:r>
+        <w:rPr>
+          <w:rFonts w:ascii="Times New Roman" w:hAnsi="Times New Roman" w:cs="Times New Roman"/>
+          <w:sz w:val="28"/>
+          <w:szCs w:val="28"/>
+        </w:rPr>
+        <w:t xml:space="preserve"> </w:t>
+      </w:r>
+      <w:r>
+        <w:rPr>
+          <w:rFonts w:ascii="Times New Roman" w:hAnsi="Times New Roman" w:cs="Times New Roman"/>
+          <w:sz w:val="28"/>
+          <w:szCs w:val="28"/>
+        </w:rPr>
+        <w:t>Изменить информацию</w:t>
+      </w:r>
+      <w:r>
+        <w:rPr>
+          <w:rFonts w:ascii="Times New Roman" w:hAnsi="Times New Roman" w:cs="Times New Roman"/>
+          <w:sz w:val="28"/>
+          <w:szCs w:val="28"/>
+        </w:rPr>
+        <w:t xml:space="preserve">                                                                                           </w:t>
+      </w:r>
+      <w:r>
+        <w:rPr>
+          <w:rFonts w:ascii="Times New Roman" w:hAnsi="Times New Roman" w:cs="Times New Roman"/>
+          <w:sz w:val="28"/>
+          <w:szCs w:val="28"/>
+        </w:rPr>
+        <w:t xml:space="preserve"> 27</w:t>
+      </w:r>
+      <w:r>
+        <w:rPr>
+          <w:rFonts w:ascii="Times New Roman" w:hAnsi="Times New Roman" w:cs="Times New Roman"/>
+          <w:sz w:val="28"/>
+          <w:szCs w:val="28"/>
+        </w:rPr>
+        <w:t xml:space="preserve"> </w:t>
+      </w:r>
+      <w:r>
+        <w:rPr>
+          <w:rFonts w:ascii="Times New Roman" w:hAnsi="Times New Roman" w:cs="Times New Roman"/>
+          <w:sz w:val="28"/>
+          <w:szCs w:val="28"/>
+        </w:rPr>
+        <w:t xml:space="preserve">   </w:t>
+      </w:r>
+      <w:r>
+        <w:rPr>
+          <w:rFonts w:ascii="Times New Roman" w:hAnsi="Times New Roman" w:cs="Times New Roman"/>
+          <w:sz w:val="28"/>
+          <w:szCs w:val="28"/>
+        </w:rPr>
+        <w:t xml:space="preserve">     </w:t>
+      </w:r>
+      <w:r>
+        <w:rPr>
+          <w:rFonts w:ascii="Times New Roman" w:hAnsi="Times New Roman" w:cs="Times New Roman"/>
+          <w:sz w:val="28"/>
+          <w:szCs w:val="28"/>
+        </w:rPr>
+        <w:t xml:space="preserve">   </w:t>
+      </w:r>
+      <w:r>
+        <w:rPr>
+          <w:rFonts w:ascii="Times New Roman" w:hAnsi="Times New Roman" w:cs="Times New Roman"/>
+          <w:sz w:val="28"/>
+          <w:szCs w:val="28"/>
+        </w:rPr>
+        <w:t xml:space="preserve">   6.2.</w:t>
+      </w:r>
+      <w:r>
+        <w:rPr>
+          <w:rFonts w:ascii="Times New Roman" w:hAnsi="Times New Roman" w:cs="Times New Roman"/>
+          <w:sz w:val="28"/>
+          <w:szCs w:val="28"/>
+        </w:rPr>
+        <w:t>3</w:t>
+      </w:r>
+      <w:r>
+        <w:rPr>
+          <w:rFonts w:ascii="Times New Roman" w:hAnsi="Times New Roman" w:cs="Times New Roman"/>
+          <w:sz w:val="28"/>
+          <w:szCs w:val="28"/>
+        </w:rPr>
+        <w:t xml:space="preserve"> </w:t>
+      </w:r>
+      <w:r>
+        <w:rPr>
+          <w:rFonts w:ascii="Times New Roman" w:hAnsi="Times New Roman" w:cs="Times New Roman"/>
+          <w:sz w:val="28"/>
+          <w:szCs w:val="28"/>
+        </w:rPr>
+        <w:t>Сообщение всем</w:t>
+      </w:r>
+      <w:r>
+        <w:rPr>
+          <w:rFonts w:ascii="Times New Roman" w:hAnsi="Times New Roman" w:cs="Times New Roman"/>
+          <w:sz w:val="28"/>
+          <w:szCs w:val="28"/>
+        </w:rPr>
+        <w:t xml:space="preserve"> </w:t>
+      </w:r>
+      <w:r>
+        <w:rPr>
+          <w:rFonts w:ascii="Times New Roman" w:hAnsi="Times New Roman" w:cs="Times New Roman"/>
+          <w:sz w:val="28"/>
+          <w:szCs w:val="28"/>
+        </w:rPr>
+        <w:t xml:space="preserve">                                                                                                      27</w:t>
       </w:r>
     </w:p>
     <w:p>
@@ -6075,7 +6485,76 @@
           <w:sz w:val="28"/>
           <w:szCs w:val="28"/>
         </w:rPr>
-        <w:t xml:space="preserve"> Приложение Д Диаграмма последовательности</w:t>
+        <w:t>6.2.</w:t>
+      </w:r>
+      <w:r>
+        <w:rPr>
+          <w:rFonts w:ascii="Times New Roman" w:hAnsi="Times New Roman" w:cs="Times New Roman"/>
+          <w:sz w:val="28"/>
+          <w:szCs w:val="28"/>
+        </w:rPr>
+        <w:t>4</w:t>
+      </w:r>
+      <w:r>
+        <w:rPr>
+          <w:rFonts w:ascii="Times New Roman" w:hAnsi="Times New Roman" w:cs="Times New Roman"/>
+          <w:sz w:val="28"/>
+          <w:szCs w:val="28"/>
+        </w:rPr>
+        <w:t xml:space="preserve"> </w:t>
+      </w:r>
+      <w:r>
+        <w:rPr>
+          <w:rFonts w:ascii="Times New Roman" w:hAnsi="Times New Roman" w:cs="Times New Roman"/>
+          <w:sz w:val="28"/>
+          <w:szCs w:val="28"/>
+        </w:rPr>
+        <w:t>Сегментированная рассылка</w:t>
+      </w:r>
+      <w:r>
+        <w:rPr>
+          <w:rFonts w:ascii="Times New Roman" w:hAnsi="Times New Roman" w:cs="Times New Roman"/>
+          <w:sz w:val="28"/>
+          <w:szCs w:val="28"/>
+        </w:rPr>
+        <w:t xml:space="preserve">                                                                                   </w:t>
+      </w:r>
+      <w:r>
+        <w:rPr>
+          <w:rFonts w:ascii="Times New Roman" w:hAnsi="Times New Roman" w:cs="Times New Roman"/>
+          <w:sz w:val="28"/>
+          <w:szCs w:val="28"/>
+        </w:rPr>
+        <w:t>28</w:t>
+      </w:r>
+      <w:r>
+        <w:rPr>
+          <w:rFonts w:ascii="Times New Roman" w:hAnsi="Times New Roman" w:cs="Times New Roman"/>
+          <w:sz w:val="28"/>
+          <w:szCs w:val="28"/>
+        </w:rPr>
+        <w:t xml:space="preserve">                </w:t>
+      </w:r>
+    </w:p>
+    <w:p>
+      <w:pPr>
+        <w:tabs>
+          <w:tab w:val="right" w:leader="dot" w:pos="10064"/>
+        </w:tabs>
+        <w:spacing w:line="360" w:lineRule="exact"/>
+        <w:rPr>
+          <w:rFonts w:ascii="Times New Roman" w:hAnsi="Times New Roman" w:cs="Times New Roman"/>
+          <w:sz w:val="28"/>
+          <w:szCs w:val="28"/>
+        </w:rPr>
+      </w:pPr>
+      <w:r>
+        <w:rPr>
+          <w:rFonts w:ascii="Times New Roman" w:hAnsi="Times New Roman" w:cs="Times New Roman"/>
+          <w:sz w:val="28"/>
+          <w:szCs w:val="28"/>
+        </w:rPr>
+        <w:t>Заключение</w:t>
       </w:r>
     </w:p>
     <w:p>
@@ -6097,7 +6576,31 @@
           <w:sz w:val="28"/>
           <w:szCs w:val="28"/>
         </w:rPr>
-        <w:t xml:space="preserve"> Приложение Е Диаграмма деятельности</w:t>
+        <w:t xml:space="preserve"> Приложение</w:t>
+      </w:r>
+      <w:r>
+        <w:rPr>
+          <w:rFonts w:ascii="Times New Roman" w:hAnsi="Times New Roman" w:cs="Times New Roman"/>
+          <w:sz w:val="28"/>
+          <w:szCs w:val="28"/>
+        </w:rPr>
+        <w:t xml:space="preserve"> А</w:t>
+      </w:r>
+      <w:r>
+        <w:rPr>
+          <w:rFonts w:ascii="Times New Roman" w:hAnsi="Times New Roman" w:cs="Times New Roman"/>
+          <w:sz w:val="28"/>
+          <w:szCs w:val="28"/>
+        </w:rPr>
+        <w:t xml:space="preserve"> </w:t>
+      </w:r>
+      <w:r>
+        <w:rPr>
+          <w:rFonts w:ascii="Times New Roman" w:hAnsi="Times New Roman" w:cs="Times New Roman"/>
+          <w:sz w:val="28"/>
+          <w:szCs w:val="28"/>
+        </w:rPr>
+        <w:t>Диаграмма вариантов использования</w:t>
       </w:r>
     </w:p>
     <w:p>
@@ -6119,7 +6622,15 @@
           <w:sz w:val="28"/>
           <w:szCs w:val="28"/>
         </w:rPr>
-        <w:t xml:space="preserve"> Приложение Ж Диаграмма классов</w:t>
+        <w:t xml:space="preserve"> Приложение Б Структура </w:t>
+      </w:r>
+      <w:r>
+        <w:rPr>
+          <w:rFonts w:ascii="Times New Roman" w:hAnsi="Times New Roman" w:cs="Times New Roman"/>
+          <w:sz w:val="28"/>
+          <w:szCs w:val="28"/>
+        </w:rPr>
+        <w:t>чат-бота</w:t>
       </w:r>
     </w:p>
     <w:p>
@@ -6141,39 +6652,7 @@
           <w:sz w:val="28"/>
           <w:szCs w:val="28"/>
         </w:rPr>
-        <w:t xml:space="preserve"> </w:t>
-      </w:r>
-      <w:r>
-        <w:rPr>
-          <w:rFonts w:ascii="Times New Roman" w:hAnsi="Times New Roman" w:cs="Times New Roman"/>
-          <w:sz w:val="28"/>
-          <w:szCs w:val="28"/>
-        </w:rPr>
-        <w:t xml:space="preserve">Приложение </w:t>
-      </w:r>
-      <w:r>
-        <w:rPr>
-          <w:rFonts w:ascii="Times New Roman" w:hAnsi="Times New Roman" w:cs="Times New Roman"/>
-          <w:sz w:val="28"/>
-          <w:szCs w:val="28"/>
-        </w:rPr>
-        <w:t>З</w:t>
-      </w:r>
-      <w:r>
-        <w:rPr>
-          <w:rFonts w:ascii="Times New Roman" w:hAnsi="Times New Roman" w:cs="Times New Roman"/>
-          <w:sz w:val="28"/>
-          <w:szCs w:val="28"/>
-        </w:rPr>
-        <w:t xml:space="preserve"> </w:t>
-      </w:r>
-      <w:r>
-        <w:rPr>
-          <w:rFonts w:ascii="Times New Roman" w:hAnsi="Times New Roman" w:cs="Times New Roman"/>
-          <w:sz w:val="28"/>
-          <w:szCs w:val="28"/>
-        </w:rPr>
-        <w:t>Тест-кейсы</w:t>
+        <w:t xml:space="preserve"> Приложение В Моделирование бизнес-процессов</w:t>
       </w:r>
     </w:p>
     <w:p>
@@ -6195,41 +6674,66 @@
           <w:sz w:val="28"/>
           <w:szCs w:val="28"/>
         </w:rPr>
-        <w:t xml:space="preserve"> Приложение </w:t>
-      </w:r>
-      <w:r>
-        <w:rPr>
-          <w:rFonts w:ascii="Times New Roman" w:hAnsi="Times New Roman" w:cs="Times New Roman"/>
-          <w:sz w:val="28"/>
-          <w:szCs w:val="28"/>
-        </w:rPr>
-        <w:t>И</w:t>
-      </w:r>
-      <w:r>
-        <w:rPr>
-          <w:rFonts w:ascii="Times New Roman" w:hAnsi="Times New Roman" w:cs="Times New Roman"/>
-          <w:sz w:val="28"/>
-          <w:szCs w:val="28"/>
-        </w:rPr>
         <w:t xml:space="preserve"> </w:t>
       </w:r>
-      <w:r>
-        <w:rPr>
-          <w:rFonts w:ascii="Times New Roman" w:hAnsi="Times New Roman" w:cs="Times New Roman"/>
-          <w:sz w:val="28"/>
-          <w:szCs w:val="28"/>
-          <w:lang w:val="en-US"/>
-        </w:rPr>
-        <w:t>UX</w:t>
-      </w:r>
-      <w:r>
-        <w:rPr>
-          <w:rFonts w:ascii="Times New Roman" w:hAnsi="Times New Roman" w:cs="Times New Roman"/>
-          <w:sz w:val="28"/>
-          <w:szCs w:val="28"/>
-        </w:rPr>
-        <w:t>-прототип</w:t>
-      </w:r>
+    </w:p>
+    <w:p>
+      <w:pPr>
+        <w:autoSpaceDE/>
+        <w:autoSpaceDN/>
+        <w:adjustRightInd/>
+        <w:rPr>
+          <w:rFonts w:ascii="Times New Roman" w:hAnsi="Times New Roman" w:cs="Times New Roman"/>
+          <w:b/>
+          <w:sz w:val="28"/>
+          <w:szCs w:val="28"/>
+        </w:rPr>
+      </w:pPr>
+      <w:r>
+        <w:rPr>
+          <w:rFonts w:ascii="Times New Roman" w:hAnsi="Times New Roman" w:cs="Times New Roman"/>
+          <w:b/>
+          <w:sz w:val="28"/>
+          <w:szCs w:val="28"/>
+        </w:rPr>
+        <w:br w:type="page"/>
+      </w:r>
+    </w:p>
+    <w:p>
+      <w:pPr>
+        <w:spacing w:line="360" w:lineRule="exact"/>
+        <w:ind w:left="-142" w:right="-1"/>
+        <w:jc w:val="center"/>
+        <w:rPr>
+          <w:rFonts w:ascii="Times New Roman" w:hAnsi="Times New Roman" w:cs="Times New Roman"/>
+          <w:b/>
+          <w:sz w:val="28"/>
+          <w:szCs w:val="28"/>
+        </w:rPr>
+      </w:pPr>
+      <w:r>
+        <w:rPr>
+          <w:rFonts w:ascii="Times New Roman" w:hAnsi="Times New Roman" w:cs="Times New Roman"/>
+          <w:b/>
+          <w:sz w:val="28"/>
+          <w:szCs w:val="28"/>
+        </w:rPr>
+        <w:lastRenderedPageBreak/>
+        <w:t>Содержание</w:t>
+      </w:r>
+    </w:p>
+    <w:p>
+      <w:pPr>
+        <w:spacing w:line="360" w:lineRule="exact"/>
+        <w:ind w:left="-142" w:right="-142"/>
+        <w:jc w:val="center"/>
+        <w:rPr>
+          <w:rFonts w:ascii="Times New Roman" w:hAnsi="Times New Roman" w:cs="Times New Roman"/>
+          <w:b/>
+          <w:sz w:val="28"/>
+          <w:szCs w:val="28"/>
+        </w:rPr>
+      </w:pPr>
     </w:p>
     <w:p>
       <w:pPr>
@@ -6237,12 +6741,3422 @@
           <w:tab w:val="right" w:leader="dot" w:pos="10064"/>
         </w:tabs>
         <w:spacing w:line="360" w:lineRule="exact"/>
-        <w:rPr>
-          <w:rFonts w:ascii="Times New Roman" w:hAnsi="Times New Roman" w:cs="Times New Roman"/>
-          <w:sz w:val="28"/>
-          <w:szCs w:val="28"/>
-        </w:rPr>
-      </w:pPr>
+        <w:ind w:left="-142"/>
+        <w:rPr>
+          <w:rFonts w:ascii="Times New Roman" w:hAnsi="Times New Roman" w:cs="Times New Roman"/>
+          <w:sz w:val="28"/>
+          <w:szCs w:val="28"/>
+        </w:rPr>
+      </w:pPr>
+      <w:r>
+        <w:rPr>
+          <w:rFonts w:ascii="Times New Roman" w:hAnsi="Times New Roman" w:cs="Times New Roman"/>
+          <w:sz w:val="28"/>
+          <w:szCs w:val="28"/>
+        </w:rPr>
+        <w:t xml:space="preserve"> </w:t>
+      </w:r>
+      <w:r>
+        <w:rPr>
+          <w:rFonts w:ascii="Times New Roman" w:hAnsi="Times New Roman" w:cs="Times New Roman"/>
+          <w:sz w:val="28"/>
+          <w:szCs w:val="28"/>
+        </w:rPr>
+        <w:t>Приложение Г Модель данных</w:t>
+      </w:r>
+    </w:p>
+    <w:p>
+      <w:pPr>
+        <w:tabs>
+          <w:tab w:val="right" w:leader="dot" w:pos="10064"/>
+        </w:tabs>
+        <w:spacing w:line="360" w:lineRule="exact"/>
+        <w:ind w:left="-142"/>
+        <w:rPr>
+          <w:rFonts w:ascii="Times New Roman" w:hAnsi="Times New Roman" w:cs="Times New Roman"/>
+          <w:sz w:val="28"/>
+          <w:szCs w:val="28"/>
+        </w:rPr>
+      </w:pPr>
+      <w:r>
+        <w:rPr>
+          <w:rFonts w:ascii="Times New Roman" w:hAnsi="Times New Roman" w:cs="Times New Roman"/>
+          <w:sz w:val="28"/>
+          <w:szCs w:val="28"/>
+        </w:rPr>
+        <w:t xml:space="preserve"> Приложение Д Диаграмма последовательности</w:t>
+      </w:r>
+    </w:p>
+    <w:p>
+      <w:pPr>
+        <w:tabs>
+          <w:tab w:val="right" w:leader="dot" w:pos="10064"/>
+        </w:tabs>
+        <w:spacing w:line="360" w:lineRule="exact"/>
+        <w:ind w:left="-142"/>
+        <w:rPr>
+          <w:rFonts w:ascii="Times New Roman" w:hAnsi="Times New Roman" w:cs="Times New Roman"/>
+          <w:sz w:val="28"/>
+          <w:szCs w:val="28"/>
+        </w:rPr>
+      </w:pPr>
+      <w:r>
+        <w:rPr>
+          <w:rFonts w:ascii="ISOCPEUR" w:hAnsi="ISOCPEUR" w:cs="Times New Roman"/>
+          <w:noProof/>
+          <w:sz w:val="24"/>
+          <w:szCs w:val="24"/>
+        </w:rPr>
+        <mc:AlternateContent>
+          <mc:Choice Requires="wpg">
+            <w:drawing>
+              <wp:anchor distT="0" distB="0" distL="114300" distR="114300" simplePos="0" relativeHeight="251661312" behindDoc="0" locked="1" layoutInCell="0" allowOverlap="1" wp14:anchorId="1B311CF3" wp14:editId="46304795">
+                <wp:simplePos x="0" y="0"/>
+                <wp:positionH relativeFrom="page">
+                  <wp:posOffset>694055</wp:posOffset>
+                </wp:positionH>
+                <wp:positionV relativeFrom="page">
+                  <wp:posOffset>270510</wp:posOffset>
+                </wp:positionV>
+                <wp:extent cx="6588760" cy="10134600"/>
+                <wp:effectExtent l="0" t="0" r="21590" b="19050"/>
+                <wp:wrapNone/>
+                <wp:docPr id="2115942134" name="Группа 2115942134"/>
+                <wp:cNvGraphicFramePr>
+                  <a:graphicFrameLocks xmlns:a="http://schemas.openxmlformats.org/drawingml/2006/main"/>
+                </wp:cNvGraphicFramePr>
+                <a:graphic xmlns:a="http://schemas.openxmlformats.org/drawingml/2006/main">
+                  <a:graphicData uri="http://schemas.microsoft.com/office/word/2010/wordprocessingGroup">
+                    <wpg:wgp>
+                      <wpg:cNvGrpSpPr>
+                        <a:grpSpLocks/>
+                      </wpg:cNvGrpSpPr>
+                      <wpg:grpSpPr bwMode="auto">
+                        <a:xfrm>
+                          <a:off x="0" y="0"/>
+                          <a:ext cx="6588760" cy="10134600"/>
+                          <a:chOff x="0" y="0"/>
+                          <a:chExt cx="20000" cy="20000"/>
+                        </a:xfrm>
+                      </wpg:grpSpPr>
+                      <wps:wsp>
+                        <wps:cNvPr id="67326915" name="Rectangle 9941"/>
+                        <wps:cNvSpPr>
+                          <a:spLocks noChangeArrowheads="1"/>
+                        </wps:cNvSpPr>
+                        <wps:spPr bwMode="auto">
+                          <a:xfrm>
+                            <a:off x="0" y="0"/>
+                            <a:ext cx="20000" cy="20000"/>
+                          </a:xfrm>
+                          <a:prstGeom prst="rect">
+                            <a:avLst/>
+                          </a:prstGeom>
+                          <a:noFill/>
+                          <a:ln w="25400">
+                            <a:solidFill>
+                              <a:srgbClr val="000000"/>
+                            </a:solidFill>
+                            <a:miter lim="800000"/>
+                            <a:headEnd/>
+                            <a:tailEnd/>
+                          </a:ln>
+                          <a:extLst>
+                            <a:ext uri="{909E8E84-426E-40DD-AFC4-6F175D3DCCD1}">
+                              <a14:hiddenFill xmlns:a14="http://schemas.microsoft.com/office/drawing/2010/main">
+                                <a:solidFill>
+                                  <a:srgbClr val="FFFFFF"/>
+                                </a:solidFill>
+                              </a14:hiddenFill>
+                            </a:ext>
+                          </a:extLst>
+                        </wps:spPr>
+                        <wps:bodyPr rot="0" vert="horz" wrap="square" lIns="91440" tIns="45720" rIns="91440" bIns="45720" anchor="t" anchorCtr="0" upright="1">
+                          <a:noAutofit/>
+                        </wps:bodyPr>
+                      </wps:wsp>
+                      <wps:wsp>
+                        <wps:cNvPr id="759775429" name="Line 9942"/>
+                        <wps:cNvCnPr>
+                          <a:cxnSpLocks noChangeShapeType="1"/>
+                        </wps:cNvCnPr>
+                        <wps:spPr bwMode="auto">
+                          <a:xfrm>
+                            <a:off x="993" y="17183"/>
+                            <a:ext cx="2" cy="1038"/>
+                          </a:xfrm>
+                          <a:prstGeom prst="line">
+                            <a:avLst/>
+                          </a:prstGeom>
+                          <a:noFill/>
+                          <a:ln w="25400">
+                            <a:solidFill>
+                              <a:srgbClr val="000000"/>
+                            </a:solidFill>
+                            <a:round/>
+                            <a:headEnd/>
+                            <a:tailEnd/>
+                          </a:ln>
+                          <a:extLst>
+                            <a:ext uri="{909E8E84-426E-40DD-AFC4-6F175D3DCCD1}">
+                              <a14:hiddenFill xmlns:a14="http://schemas.microsoft.com/office/drawing/2010/main">
+                                <a:noFill/>
+                              </a14:hiddenFill>
+                            </a:ext>
+                          </a:extLst>
+                        </wps:spPr>
+                        <wps:bodyPr/>
+                      </wps:wsp>
+                      <wps:wsp>
+                        <wps:cNvPr id="2066125948" name="Line 9943"/>
+                        <wps:cNvCnPr>
+                          <a:cxnSpLocks noChangeShapeType="1"/>
+                        </wps:cNvCnPr>
+                        <wps:spPr bwMode="auto">
+                          <a:xfrm>
+                            <a:off x="10" y="17173"/>
+                            <a:ext cx="19967" cy="1"/>
+                          </a:xfrm>
+                          <a:prstGeom prst="line">
+                            <a:avLst/>
+                          </a:prstGeom>
+                          <a:noFill/>
+                          <a:ln w="25400">
+                            <a:solidFill>
+                              <a:srgbClr val="000000"/>
+                            </a:solidFill>
+                            <a:round/>
+                            <a:headEnd/>
+                            <a:tailEnd/>
+                          </a:ln>
+                          <a:extLst>
+                            <a:ext uri="{909E8E84-426E-40DD-AFC4-6F175D3DCCD1}">
+                              <a14:hiddenFill xmlns:a14="http://schemas.microsoft.com/office/drawing/2010/main">
+                                <a:noFill/>
+                              </a14:hiddenFill>
+                            </a:ext>
+                          </a:extLst>
+                        </wps:spPr>
+                        <wps:bodyPr/>
+                      </wps:wsp>
+                      <wps:wsp>
+                        <wps:cNvPr id="1315949837" name="Line 9944"/>
+                        <wps:cNvCnPr>
+                          <a:cxnSpLocks noChangeShapeType="1"/>
+                        </wps:cNvCnPr>
+                        <wps:spPr bwMode="auto">
+                          <a:xfrm>
+                            <a:off x="2186" y="17192"/>
+                            <a:ext cx="2" cy="2797"/>
+                          </a:xfrm>
+                          <a:prstGeom prst="line">
+                            <a:avLst/>
+                          </a:prstGeom>
+                          <a:noFill/>
+                          <a:ln w="25400">
+                            <a:solidFill>
+                              <a:srgbClr val="000000"/>
+                            </a:solidFill>
+                            <a:round/>
+                            <a:headEnd/>
+                            <a:tailEnd/>
+                          </a:ln>
+                          <a:extLst>
+                            <a:ext uri="{909E8E84-426E-40DD-AFC4-6F175D3DCCD1}">
+                              <a14:hiddenFill xmlns:a14="http://schemas.microsoft.com/office/drawing/2010/main">
+                                <a:noFill/>
+                              </a14:hiddenFill>
+                            </a:ext>
+                          </a:extLst>
+                        </wps:spPr>
+                        <wps:bodyPr/>
+                      </wps:wsp>
+                      <wps:wsp>
+                        <wps:cNvPr id="511806509" name="Line 9945"/>
+                        <wps:cNvCnPr>
+                          <a:cxnSpLocks noChangeShapeType="1"/>
+                        </wps:cNvCnPr>
+                        <wps:spPr bwMode="auto">
+                          <a:xfrm>
+                            <a:off x="4919" y="17192"/>
+                            <a:ext cx="2" cy="2797"/>
+                          </a:xfrm>
+                          <a:prstGeom prst="line">
+                            <a:avLst/>
+                          </a:prstGeom>
+                          <a:noFill/>
+                          <a:ln w="25400">
+                            <a:solidFill>
+                              <a:srgbClr val="000000"/>
+                            </a:solidFill>
+                            <a:round/>
+                            <a:headEnd/>
+                            <a:tailEnd/>
+                          </a:ln>
+                          <a:extLst>
+                            <a:ext uri="{909E8E84-426E-40DD-AFC4-6F175D3DCCD1}">
+                              <a14:hiddenFill xmlns:a14="http://schemas.microsoft.com/office/drawing/2010/main">
+                                <a:noFill/>
+                              </a14:hiddenFill>
+                            </a:ext>
+                          </a:extLst>
+                        </wps:spPr>
+                        <wps:bodyPr/>
+                      </wps:wsp>
+                      <wps:wsp>
+                        <wps:cNvPr id="238239335" name="Line 9946"/>
+                        <wps:cNvCnPr>
+                          <a:cxnSpLocks noChangeShapeType="1"/>
+                        </wps:cNvCnPr>
+                        <wps:spPr bwMode="auto">
+                          <a:xfrm>
+                            <a:off x="6557" y="17192"/>
+                            <a:ext cx="2" cy="2797"/>
+                          </a:xfrm>
+                          <a:prstGeom prst="line">
+                            <a:avLst/>
+                          </a:prstGeom>
+                          <a:noFill/>
+                          <a:ln w="25400">
+                            <a:solidFill>
+                              <a:srgbClr val="000000"/>
+                            </a:solidFill>
+                            <a:round/>
+                            <a:headEnd/>
+                            <a:tailEnd/>
+                          </a:ln>
+                          <a:extLst>
+                            <a:ext uri="{909E8E84-426E-40DD-AFC4-6F175D3DCCD1}">
+                              <a14:hiddenFill xmlns:a14="http://schemas.microsoft.com/office/drawing/2010/main">
+                                <a:noFill/>
+                              </a14:hiddenFill>
+                            </a:ext>
+                          </a:extLst>
+                        </wps:spPr>
+                        <wps:bodyPr/>
+                      </wps:wsp>
+                      <wps:wsp>
+                        <wps:cNvPr id="1747281756" name="Line 9947"/>
+                        <wps:cNvCnPr>
+                          <a:cxnSpLocks noChangeShapeType="1"/>
+                        </wps:cNvCnPr>
+                        <wps:spPr bwMode="auto">
+                          <a:xfrm>
+                            <a:off x="7650" y="17183"/>
+                            <a:ext cx="2" cy="2796"/>
+                          </a:xfrm>
+                          <a:prstGeom prst="line">
+                            <a:avLst/>
+                          </a:prstGeom>
+                          <a:noFill/>
+                          <a:ln w="25400">
+                            <a:solidFill>
+                              <a:srgbClr val="000000"/>
+                            </a:solidFill>
+                            <a:round/>
+                            <a:headEnd/>
+                            <a:tailEnd/>
+                          </a:ln>
+                          <a:extLst>
+                            <a:ext uri="{909E8E84-426E-40DD-AFC4-6F175D3DCCD1}">
+                              <a14:hiddenFill xmlns:a14="http://schemas.microsoft.com/office/drawing/2010/main">
+                                <a:noFill/>
+                              </a14:hiddenFill>
+                            </a:ext>
+                          </a:extLst>
+                        </wps:spPr>
+                        <wps:bodyPr/>
+                      </wps:wsp>
+                      <wps:wsp>
+                        <wps:cNvPr id="1240896495" name="Line 9948"/>
+                        <wps:cNvCnPr>
+                          <a:cxnSpLocks noChangeShapeType="1"/>
+                        </wps:cNvCnPr>
+                        <wps:spPr bwMode="auto">
+                          <a:xfrm>
+                            <a:off x="15848" y="18239"/>
+                            <a:ext cx="4" cy="693"/>
+                          </a:xfrm>
+                          <a:prstGeom prst="line">
+                            <a:avLst/>
+                          </a:prstGeom>
+                          <a:noFill/>
+                          <a:ln w="25400">
+                            <a:solidFill>
+                              <a:srgbClr val="000000"/>
+                            </a:solidFill>
+                            <a:round/>
+                            <a:headEnd/>
+                            <a:tailEnd/>
+                          </a:ln>
+                          <a:extLst>
+                            <a:ext uri="{909E8E84-426E-40DD-AFC4-6F175D3DCCD1}">
+                              <a14:hiddenFill xmlns:a14="http://schemas.microsoft.com/office/drawing/2010/main">
+                                <a:noFill/>
+                              </a14:hiddenFill>
+                            </a:ext>
+                          </a:extLst>
+                        </wps:spPr>
+                        <wps:bodyPr/>
+                      </wps:wsp>
+                      <wps:wsp>
+                        <wps:cNvPr id="44594807" name="Line 9949"/>
+                        <wps:cNvCnPr>
+                          <a:cxnSpLocks noChangeShapeType="1"/>
+                        </wps:cNvCnPr>
+                        <wps:spPr bwMode="auto">
+                          <a:xfrm>
+                            <a:off x="10" y="19293"/>
+                            <a:ext cx="7621" cy="2"/>
+                          </a:xfrm>
+                          <a:prstGeom prst="line">
+                            <a:avLst/>
+                          </a:prstGeom>
+                          <a:noFill/>
+                          <a:ln w="12700">
+                            <a:solidFill>
+                              <a:srgbClr val="000000"/>
+                            </a:solidFill>
+                            <a:round/>
+                            <a:headEnd/>
+                            <a:tailEnd/>
+                          </a:ln>
+                          <a:extLst>
+                            <a:ext uri="{909E8E84-426E-40DD-AFC4-6F175D3DCCD1}">
+                              <a14:hiddenFill xmlns:a14="http://schemas.microsoft.com/office/drawing/2010/main">
+                                <a:noFill/>
+                              </a14:hiddenFill>
+                            </a:ext>
+                          </a:extLst>
+                        </wps:spPr>
+                        <wps:bodyPr/>
+                      </wps:wsp>
+                      <wps:wsp>
+                        <wps:cNvPr id="327304768" name="Line 9950"/>
+                        <wps:cNvCnPr>
+                          <a:cxnSpLocks noChangeShapeType="1"/>
+                        </wps:cNvCnPr>
+                        <wps:spPr bwMode="auto">
+                          <a:xfrm>
+                            <a:off x="10" y="19646"/>
+                            <a:ext cx="7621" cy="1"/>
+                          </a:xfrm>
+                          <a:prstGeom prst="line">
+                            <a:avLst/>
+                          </a:prstGeom>
+                          <a:noFill/>
+                          <a:ln w="12700">
+                            <a:solidFill>
+                              <a:srgbClr val="000000"/>
+                            </a:solidFill>
+                            <a:round/>
+                            <a:headEnd/>
+                            <a:tailEnd/>
+                          </a:ln>
+                          <a:extLst>
+                            <a:ext uri="{909E8E84-426E-40DD-AFC4-6F175D3DCCD1}">
+                              <a14:hiddenFill xmlns:a14="http://schemas.microsoft.com/office/drawing/2010/main">
+                                <a:noFill/>
+                              </a14:hiddenFill>
+                            </a:ext>
+                          </a:extLst>
+                        </wps:spPr>
+                        <wps:bodyPr/>
+                      </wps:wsp>
+                      <wps:wsp>
+                        <wps:cNvPr id="209243316" name="Rectangle 9951"/>
+                        <wps:cNvSpPr>
+                          <a:spLocks noChangeArrowheads="1"/>
+                        </wps:cNvSpPr>
+                        <wps:spPr bwMode="auto">
+                          <a:xfrm>
+                            <a:off x="54" y="17912"/>
+                            <a:ext cx="883" cy="309"/>
+                          </a:xfrm>
+                          <a:prstGeom prst="rect">
+                            <a:avLst/>
+                          </a:prstGeom>
+                          <a:noFill/>
+                          <a:ln>
+                            <a:noFill/>
+                          </a:ln>
+                          <a:extLst>
+                            <a:ext uri="{909E8E84-426E-40DD-AFC4-6F175D3DCCD1}">
+                              <a14:hiddenFill xmlns:a14="http://schemas.microsoft.com/office/drawing/2010/main">
+                                <a:solidFill>
+                                  <a:srgbClr val="FFFFFF"/>
+                                </a:solidFill>
+                              </a14:hiddenFill>
+                            </a:ext>
+                            <a:ext uri="{91240B29-F687-4F45-9708-019B960494DF}">
+                              <a14:hiddenLine xmlns:a14="http://schemas.microsoft.com/office/drawing/2010/main" w="3175">
+                                <a:solidFill>
+                                  <a:srgbClr val="000000"/>
+                                </a:solidFill>
+                                <a:miter lim="800000"/>
+                                <a:headEnd/>
+                                <a:tailEnd/>
+                              </a14:hiddenLine>
+                            </a:ext>
+                          </a:extLst>
+                        </wps:spPr>
+                        <wps:txbx>
+                          <w:txbxContent>
+                            <w:p>
+                              <w:pPr>
+                                <w:pStyle w:val="a6"/>
+                                <w:jc w:val="center"/>
+                                <w:rPr>
+                                  <w:rFonts w:ascii="ISOCPEUR" w:hAnsi="ISOCPEUR"/>
+                                  <w:i/>
+                                  <w:iCs/>
+                                  <w:szCs w:val="22"/>
+                                </w:rPr>
+                              </w:pPr>
+                              <w:r>
+                                <w:rPr>
+                                  <w:rFonts w:ascii="ISOCPEUR" w:hAnsi="ISOCPEUR"/>
+                                  <w:i/>
+                                  <w:iCs/>
+                                  <w:szCs w:val="22"/>
+                                </w:rPr>
+                                <w:t>Изм.</w:t>
+                              </w:r>
+                            </w:p>
+                          </w:txbxContent>
+                        </wps:txbx>
+                        <wps:bodyPr rot="0" vert="horz" wrap="square" lIns="12700" tIns="12700" rIns="12700" bIns="12700" anchor="t" anchorCtr="0" upright="1">
+                          <a:noAutofit/>
+                        </wps:bodyPr>
+                      </wps:wsp>
+                      <wps:wsp>
+                        <wps:cNvPr id="788129383" name="Rectangle 9952"/>
+                        <wps:cNvSpPr>
+                          <a:spLocks noChangeArrowheads="1"/>
+                        </wps:cNvSpPr>
+                        <wps:spPr bwMode="auto">
+                          <a:xfrm>
+                            <a:off x="1051" y="17912"/>
+                            <a:ext cx="1100" cy="309"/>
+                          </a:xfrm>
+                          <a:prstGeom prst="rect">
+                            <a:avLst/>
+                          </a:prstGeom>
+                          <a:noFill/>
+                          <a:ln>
+                            <a:noFill/>
+                          </a:ln>
+                          <a:extLst>
+                            <a:ext uri="{909E8E84-426E-40DD-AFC4-6F175D3DCCD1}">
+                              <a14:hiddenFill xmlns:a14="http://schemas.microsoft.com/office/drawing/2010/main">
+                                <a:solidFill>
+                                  <a:srgbClr val="FFFFFF"/>
+                                </a:solidFill>
+                              </a14:hiddenFill>
+                            </a:ext>
+                            <a:ext uri="{91240B29-F687-4F45-9708-019B960494DF}">
+                              <a14:hiddenLine xmlns:a14="http://schemas.microsoft.com/office/drawing/2010/main" w="3175">
+                                <a:solidFill>
+                                  <a:srgbClr val="000000"/>
+                                </a:solidFill>
+                                <a:miter lim="800000"/>
+                                <a:headEnd/>
+                                <a:tailEnd/>
+                              </a14:hiddenLine>
+                            </a:ext>
+                          </a:extLst>
+                        </wps:spPr>
+                        <wps:txbx>
+                          <w:txbxContent>
+                            <w:p>
+                              <w:pPr>
+                                <w:pStyle w:val="a6"/>
+                                <w:jc w:val="center"/>
+                                <w:rPr>
+                                  <w:rFonts w:ascii="ISOCPEUR" w:hAnsi="ISOCPEUR"/>
+                                  <w:i/>
+                                  <w:iCs/>
+                                  <w:szCs w:val="22"/>
+                                </w:rPr>
+                              </w:pPr>
+                              <w:r>
+                                <w:rPr>
+                                  <w:rFonts w:ascii="ISOCPEUR" w:hAnsi="ISOCPEUR"/>
+                                  <w:i/>
+                                  <w:iCs/>
+                                  <w:szCs w:val="22"/>
+                                </w:rPr>
+                                <w:t>Кол</w:t>
+                              </w:r>
+                            </w:p>
+                          </w:txbxContent>
+                        </wps:txbx>
+                        <wps:bodyPr rot="0" vert="horz" wrap="square" lIns="12700" tIns="12700" rIns="12700" bIns="12700" anchor="t" anchorCtr="0" upright="1">
+                          <a:noAutofit/>
+                        </wps:bodyPr>
+                      </wps:wsp>
+                      <wps:wsp>
+                        <wps:cNvPr id="1045135166" name="Rectangle 9953"/>
+                        <wps:cNvSpPr>
+                          <a:spLocks noChangeArrowheads="1"/>
+                        </wps:cNvSpPr>
+                        <wps:spPr bwMode="auto">
+                          <a:xfrm>
+                            <a:off x="2188" y="17912"/>
+                            <a:ext cx="2573" cy="361"/>
+                          </a:xfrm>
+                          <a:prstGeom prst="rect">
+                            <a:avLst/>
+                          </a:prstGeom>
+                          <a:noFill/>
+                          <a:ln>
+                            <a:noFill/>
+                          </a:ln>
+                          <a:extLst>
+                            <a:ext uri="{909E8E84-426E-40DD-AFC4-6F175D3DCCD1}">
+                              <a14:hiddenFill xmlns:a14="http://schemas.microsoft.com/office/drawing/2010/main">
+                                <a:solidFill>
+                                  <a:srgbClr val="FFFFFF"/>
+                                </a:solidFill>
+                              </a14:hiddenFill>
+                            </a:ext>
+                            <a:ext uri="{91240B29-F687-4F45-9708-019B960494DF}">
+                              <a14:hiddenLine xmlns:a14="http://schemas.microsoft.com/office/drawing/2010/main" w="3175">
+                                <a:solidFill>
+                                  <a:srgbClr val="000000"/>
+                                </a:solidFill>
+                                <a:miter lim="800000"/>
+                                <a:headEnd/>
+                                <a:tailEnd/>
+                              </a14:hiddenLine>
+                            </a:ext>
+                          </a:extLst>
+                        </wps:spPr>
+                        <wps:txbx>
+                          <w:txbxContent>
+                            <w:p>
+                              <w:pPr>
+                                <w:pStyle w:val="a6"/>
+                                <w:rPr>
+                                  <w:rFonts w:ascii="ISOCPEUR" w:hAnsi="ISOCPEUR"/>
+                                  <w:i/>
+                                  <w:iCs/>
+                                  <w:sz w:val="22"/>
+                                  <w:szCs w:val="22"/>
+                                </w:rPr>
+                              </w:pPr>
+                              <w:r>
+                                <w:rPr>
+                                  <w:rFonts w:ascii="ISOCPEUR" w:hAnsi="ISOCPEUR"/>
+                                  <w:i/>
+                                  <w:iCs/>
+                                  <w:sz w:val="22"/>
+                                  <w:szCs w:val="22"/>
+                                </w:rPr>
+                                <w:t xml:space="preserve"> </w:t>
+                              </w:r>
+                              <w:r>
+                                <w:rPr>
+                                  <w:rFonts w:ascii="ISOCPEUR" w:hAnsi="ISOCPEUR"/>
+                                  <w:i/>
+                                  <w:iCs/>
+                                  <w:szCs w:val="22"/>
+                                </w:rPr>
+                                <w:t xml:space="preserve">Лист    </w:t>
+                              </w:r>
+                              <w:r>
+                                <w:rPr>
+                                  <w:rFonts w:ascii="ISOCPEUR" w:hAnsi="ISOCPEUR"/>
+                                  <w:i/>
+                                  <w:iCs/>
+                                  <w:szCs w:val="22"/>
+                                  <w:lang w:val="en-US"/>
+                                </w:rPr>
+                                <w:t xml:space="preserve"> </w:t>
+                              </w:r>
+                              <w:r>
+                                <w:rPr>
+                                  <w:rFonts w:ascii="ISOCPEUR" w:hAnsi="ISOCPEUR"/>
+                                  <w:i/>
+                                  <w:iCs/>
+                                  <w:szCs w:val="22"/>
+                                </w:rPr>
+                                <w:t>№док</w:t>
+                              </w:r>
+                            </w:p>
+                          </w:txbxContent>
+                        </wps:txbx>
+                        <wps:bodyPr rot="0" vert="horz" wrap="square" lIns="12700" tIns="12700" rIns="12700" bIns="12700" anchor="t" anchorCtr="0" upright="1">
+                          <a:noAutofit/>
+                        </wps:bodyPr>
+                      </wps:wsp>
+                      <wps:wsp>
+                        <wps:cNvPr id="1491855207" name="Rectangle 9954"/>
+                        <wps:cNvSpPr>
+                          <a:spLocks noChangeArrowheads="1"/>
+                        </wps:cNvSpPr>
+                        <wps:spPr bwMode="auto">
+                          <a:xfrm>
+                            <a:off x="4983" y="17912"/>
+                            <a:ext cx="1534" cy="309"/>
+                          </a:xfrm>
+                          <a:prstGeom prst="rect">
+                            <a:avLst/>
+                          </a:prstGeom>
+                          <a:noFill/>
+                          <a:ln>
+                            <a:noFill/>
+                          </a:ln>
+                          <a:extLst>
+                            <a:ext uri="{909E8E84-426E-40DD-AFC4-6F175D3DCCD1}">
+                              <a14:hiddenFill xmlns:a14="http://schemas.microsoft.com/office/drawing/2010/main">
+                                <a:solidFill>
+                                  <a:srgbClr val="FFFFFF"/>
+                                </a:solidFill>
+                              </a14:hiddenFill>
+                            </a:ext>
+                            <a:ext uri="{91240B29-F687-4F45-9708-019B960494DF}">
+                              <a14:hiddenLine xmlns:a14="http://schemas.microsoft.com/office/drawing/2010/main" w="3175">
+                                <a:solidFill>
+                                  <a:srgbClr val="000000"/>
+                                </a:solidFill>
+                                <a:miter lim="800000"/>
+                                <a:headEnd/>
+                                <a:tailEnd/>
+                              </a14:hiddenLine>
+                            </a:ext>
+                          </a:extLst>
+                        </wps:spPr>
+                        <wps:txbx>
+                          <w:txbxContent>
+                            <w:p>
+                              <w:pPr>
+                                <w:pStyle w:val="a6"/>
+                                <w:jc w:val="center"/>
+                                <w:rPr>
+                                  <w:rFonts w:ascii="ISOCPEUR" w:hAnsi="ISOCPEUR"/>
+                                  <w:i/>
+                                  <w:iCs/>
+                                  <w:szCs w:val="22"/>
+                                </w:rPr>
+                              </w:pPr>
+                              <w:r>
+                                <w:rPr>
+                                  <w:rFonts w:ascii="ISOCPEUR" w:hAnsi="ISOCPEUR"/>
+                                  <w:i/>
+                                  <w:iCs/>
+                                  <w:szCs w:val="22"/>
+                                </w:rPr>
+                                <w:t>Подпись</w:t>
+                              </w:r>
+                            </w:p>
+                          </w:txbxContent>
+                        </wps:txbx>
+                        <wps:bodyPr rot="0" vert="horz" wrap="square" lIns="12700" tIns="12700" rIns="12700" bIns="12700" anchor="t" anchorCtr="0" upright="1">
+                          <a:noAutofit/>
+                        </wps:bodyPr>
+                      </wps:wsp>
+                      <wps:wsp>
+                        <wps:cNvPr id="1983373542" name="Rectangle 9955"/>
+                        <wps:cNvSpPr>
+                          <a:spLocks noChangeArrowheads="1"/>
+                        </wps:cNvSpPr>
+                        <wps:spPr bwMode="auto">
+                          <a:xfrm>
+                            <a:off x="6344" y="17912"/>
+                            <a:ext cx="1492" cy="284"/>
+                          </a:xfrm>
+                          <a:prstGeom prst="rect">
+                            <a:avLst/>
+                          </a:prstGeom>
+                          <a:noFill/>
+                          <a:ln>
+                            <a:noFill/>
+                          </a:ln>
+                          <a:extLst>
+                            <a:ext uri="{909E8E84-426E-40DD-AFC4-6F175D3DCCD1}">
+                              <a14:hiddenFill xmlns:a14="http://schemas.microsoft.com/office/drawing/2010/main">
+                                <a:solidFill>
+                                  <a:srgbClr val="FFFFFF"/>
+                                </a:solidFill>
+                              </a14:hiddenFill>
+                            </a:ext>
+                            <a:ext uri="{91240B29-F687-4F45-9708-019B960494DF}">
+                              <a14:hiddenLine xmlns:a14="http://schemas.microsoft.com/office/drawing/2010/main" w="3175">
+                                <a:solidFill>
+                                  <a:srgbClr val="000000"/>
+                                </a:solidFill>
+                                <a:miter lim="800000"/>
+                                <a:headEnd/>
+                                <a:tailEnd/>
+                              </a14:hiddenLine>
+                            </a:ext>
+                          </a:extLst>
+                        </wps:spPr>
+                        <wps:txbx>
+                          <w:txbxContent>
+                            <w:p>
+                              <w:pPr>
+                                <w:pStyle w:val="a6"/>
+                                <w:jc w:val="center"/>
+                                <w:rPr>
+                                  <w:rFonts w:ascii="ISOCPEUR" w:hAnsi="ISOCPEUR"/>
+                                  <w:i/>
+                                  <w:iCs/>
+                                </w:rPr>
+                              </w:pPr>
+                              <w:r>
+                                <w:rPr>
+                                  <w:rFonts w:ascii="ISOCPEUR" w:hAnsi="ISOCPEUR"/>
+                                  <w:i/>
+                                  <w:iCs/>
+                                </w:rPr>
+                                <w:t>Дата</w:t>
+                              </w:r>
+                            </w:p>
+                          </w:txbxContent>
+                        </wps:txbx>
+                        <wps:bodyPr rot="0" vert="horz" wrap="square" lIns="12700" tIns="12700" rIns="12700" bIns="12700" anchor="t" anchorCtr="0" upright="1">
+                          <a:noAutofit/>
+                        </wps:bodyPr>
+                      </wps:wsp>
+                      <wps:wsp>
+                        <wps:cNvPr id="1541532021" name="Rectangle 9956"/>
+                        <wps:cNvSpPr>
+                          <a:spLocks noChangeArrowheads="1"/>
+                        </wps:cNvSpPr>
+                        <wps:spPr bwMode="auto">
+                          <a:xfrm>
+                            <a:off x="15929" y="18258"/>
+                            <a:ext cx="1475" cy="309"/>
+                          </a:xfrm>
+                          <a:prstGeom prst="rect">
+                            <a:avLst/>
+                          </a:prstGeom>
+                          <a:noFill/>
+                          <a:ln>
+                            <a:noFill/>
+                          </a:ln>
+                          <a:extLst>
+                            <a:ext uri="{909E8E84-426E-40DD-AFC4-6F175D3DCCD1}">
+                              <a14:hiddenFill xmlns:a14="http://schemas.microsoft.com/office/drawing/2010/main">
+                                <a:solidFill>
+                                  <a:srgbClr val="FFFFFF"/>
+                                </a:solidFill>
+                              </a14:hiddenFill>
+                            </a:ext>
+                            <a:ext uri="{91240B29-F687-4F45-9708-019B960494DF}">
+                              <a14:hiddenLine xmlns:a14="http://schemas.microsoft.com/office/drawing/2010/main" w="3175">
+                                <a:solidFill>
+                                  <a:srgbClr val="000000"/>
+                                </a:solidFill>
+                                <a:miter lim="800000"/>
+                                <a:headEnd/>
+                                <a:tailEnd/>
+                              </a14:hiddenLine>
+                            </a:ext>
+                          </a:extLst>
+                        </wps:spPr>
+                        <wps:txbx>
+                          <w:txbxContent>
+                            <w:p>
+                              <w:pPr>
+                                <w:pStyle w:val="a6"/>
+                                <w:jc w:val="center"/>
+                                <w:rPr>
+                                  <w:rFonts w:ascii="ISOCPEUR" w:hAnsi="ISOCPEUR"/>
+                                  <w:i/>
+                                  <w:iCs/>
+                                </w:rPr>
+                              </w:pPr>
+                              <w:r>
+                                <w:rPr>
+                                  <w:rFonts w:ascii="ISOCPEUR" w:hAnsi="ISOCPEUR"/>
+                                  <w:i/>
+                                  <w:iCs/>
+                                </w:rPr>
+                                <w:t>Лист</w:t>
+                              </w:r>
+                            </w:p>
+                          </w:txbxContent>
+                        </wps:txbx>
+                        <wps:bodyPr rot="0" vert="horz" wrap="square" lIns="12700" tIns="12700" rIns="12700" bIns="12700" anchor="t" anchorCtr="0" upright="1">
+                          <a:noAutofit/>
+                        </wps:bodyPr>
+                      </wps:wsp>
+                      <wps:wsp>
+                        <wps:cNvPr id="1062257751" name="Rectangle 9957"/>
+                        <wps:cNvSpPr>
+                          <a:spLocks noChangeArrowheads="1"/>
+                        </wps:cNvSpPr>
+                        <wps:spPr bwMode="auto">
+                          <a:xfrm>
+                            <a:off x="15929" y="18567"/>
+                            <a:ext cx="1475" cy="366"/>
+                          </a:xfrm>
+                          <a:prstGeom prst="rect">
+                            <a:avLst/>
+                          </a:prstGeom>
+                          <a:noFill/>
+                          <a:ln>
+                            <a:noFill/>
+                          </a:ln>
+                          <a:extLst>
+                            <a:ext uri="{909E8E84-426E-40DD-AFC4-6F175D3DCCD1}">
+                              <a14:hiddenFill xmlns:a14="http://schemas.microsoft.com/office/drawing/2010/main">
+                                <a:solidFill>
+                                  <a:srgbClr val="FFFFFF"/>
+                                </a:solidFill>
+                              </a14:hiddenFill>
+                            </a:ext>
+                            <a:ext uri="{91240B29-F687-4F45-9708-019B960494DF}">
+                              <a14:hiddenLine xmlns:a14="http://schemas.microsoft.com/office/drawing/2010/main" w="3175">
+                                <a:solidFill>
+                                  <a:srgbClr val="000000"/>
+                                </a:solidFill>
+                                <a:miter lim="800000"/>
+                                <a:headEnd/>
+                                <a:tailEnd/>
+                              </a14:hiddenLine>
+                            </a:ext>
+                          </a:extLst>
+                        </wps:spPr>
+                        <wps:txbx>
+                          <w:txbxContent>
+                            <w:p>
+                              <w:pPr>
+                                <w:pStyle w:val="a6"/>
+                                <w:jc w:val="center"/>
+                                <w:rPr>
+                                  <w:rFonts w:ascii="ISOCPEUR" w:hAnsi="ISOCPEUR"/>
+                                  <w:i/>
+                                  <w:iCs/>
+                                  <w:sz w:val="22"/>
+                                  <w:szCs w:val="22"/>
+                                  <w:lang w:val="en-US"/>
+                                </w:rPr>
+                              </w:pPr>
+                              <w:r>
+                                <w:rPr>
+                                  <w:rFonts w:ascii="ISOCPEUR" w:hAnsi="ISOCPEUR"/>
+                                  <w:i/>
+                                  <w:iCs/>
+                                  <w:sz w:val="22"/>
+                                  <w:szCs w:val="22"/>
+                                  <w:lang w:val="en-US"/>
+                                </w:rPr>
+                                <w:t>2</w:t>
+                              </w:r>
+                            </w:p>
+                            <w:p>
+                              <w:pPr>
+                                <w:pStyle w:val="a6"/>
+                                <w:jc w:val="center"/>
+                                <w:rPr>
+                                  <w:rFonts w:ascii="ISOCPEUR" w:hAnsi="ISOCPEUR"/>
+                                  <w:i/>
+                                  <w:iCs/>
+                                  <w:sz w:val="22"/>
+                                  <w:szCs w:val="22"/>
+                                  <w:lang w:val="en-US"/>
+                                </w:rPr>
+                              </w:pPr>
+                            </w:p>
+                          </w:txbxContent>
+                        </wps:txbx>
+                        <wps:bodyPr rot="0" vert="horz" wrap="square" lIns="12700" tIns="12700" rIns="12700" bIns="12700" anchor="t" anchorCtr="0" upright="1">
+                          <a:noAutofit/>
+                        </wps:bodyPr>
+                      </wps:wsp>
+                      <wps:wsp>
+                        <wps:cNvPr id="1802140901" name="Rectangle 9958"/>
+                        <wps:cNvSpPr>
+                          <a:spLocks noChangeArrowheads="1"/>
+                        </wps:cNvSpPr>
+                        <wps:spPr bwMode="auto">
+                          <a:xfrm>
+                            <a:off x="7760" y="17481"/>
+                            <a:ext cx="12159" cy="477"/>
+                          </a:xfrm>
+                          <a:prstGeom prst="rect">
+                            <a:avLst/>
+                          </a:prstGeom>
+                          <a:noFill/>
+                          <a:ln>
+                            <a:noFill/>
+                          </a:ln>
+                          <a:extLst>
+                            <a:ext uri="{909E8E84-426E-40DD-AFC4-6F175D3DCCD1}">
+                              <a14:hiddenFill xmlns:a14="http://schemas.microsoft.com/office/drawing/2010/main">
+                                <a:solidFill>
+                                  <a:srgbClr val="FFFFFF"/>
+                                </a:solidFill>
+                              </a14:hiddenFill>
+                            </a:ext>
+                            <a:ext uri="{91240B29-F687-4F45-9708-019B960494DF}">
+                              <a14:hiddenLine xmlns:a14="http://schemas.microsoft.com/office/drawing/2010/main" w="3175">
+                                <a:solidFill>
+                                  <a:srgbClr val="000000"/>
+                                </a:solidFill>
+                                <a:miter lim="800000"/>
+                                <a:headEnd/>
+                                <a:tailEnd/>
+                              </a14:hiddenLine>
+                            </a:ext>
+                          </a:extLst>
+                        </wps:spPr>
+                        <wps:txbx>
+                          <w:txbxContent>
+                            <w:p>
+                              <w:pPr>
+                                <w:pStyle w:val="a6"/>
+                                <w:jc w:val="center"/>
+                                <w:rPr>
+                                  <w:rFonts w:ascii="ISOCPEUR" w:hAnsi="ISOCPEUR"/>
+                                  <w:i/>
+                                  <w:iCs/>
+                                  <w:sz w:val="28"/>
+                                  <w:szCs w:val="28"/>
+                                </w:rPr>
+                              </w:pPr>
+                              <w:r>
+                                <w:rPr>
+                                  <w:rFonts w:ascii="ISOCPEUR" w:hAnsi="ISOCPEUR"/>
+                                  <w:i/>
+                                  <w:iCs/>
+                                  <w:sz w:val="28"/>
+                                  <w:szCs w:val="28"/>
+                                </w:rPr>
+                                <w:t>ТРПО 5-04 0612-02.42.05.2</w:t>
+                              </w:r>
+                              <w:r>
+                                <w:rPr>
+                                  <w:rFonts w:ascii="ISOCPEUR" w:hAnsi="ISOCPEUR"/>
+                                  <w:i/>
+                                  <w:iCs/>
+                                  <w:sz w:val="28"/>
+                                  <w:szCs w:val="28"/>
+                                  <w:lang w:val="en-US"/>
+                                </w:rPr>
+                                <w:t>5</w:t>
+                              </w:r>
+                              <w:r>
+                                <w:rPr>
+                                  <w:rFonts w:ascii="ISOCPEUR" w:hAnsi="ISOCPEUR"/>
+                                  <w:i/>
+                                  <w:iCs/>
+                                  <w:sz w:val="28"/>
+                                  <w:szCs w:val="28"/>
+                                </w:rPr>
+                                <w:t xml:space="preserve"> ПЗ</w:t>
+                              </w:r>
+                            </w:p>
+                            <w:p>
+                              <w:pPr>
+                                <w:pStyle w:val="a6"/>
+                                <w:jc w:val="center"/>
+                                <w:rPr>
+                                  <w:rFonts w:ascii="ISOCPEUR" w:hAnsi="ISOCPEUR"/>
+                                  <w:i/>
+                                  <w:iCs/>
+                                </w:rPr>
+                              </w:pPr>
+                            </w:p>
+                            <w:p>
+                              <w:pPr>
+                                <w:pStyle w:val="a6"/>
+                                <w:jc w:val="center"/>
+                                <w:rPr>
+                                  <w:rFonts w:ascii="ISOCPEUR" w:hAnsi="ISOCPEUR"/>
+                                  <w:i/>
+                                  <w:iCs/>
+                                </w:rPr>
+                              </w:pPr>
+                            </w:p>
+                          </w:txbxContent>
+                        </wps:txbx>
+                        <wps:bodyPr rot="0" vert="horz" wrap="square" lIns="12700" tIns="12700" rIns="12700" bIns="12700" anchor="t" anchorCtr="0" upright="1">
+                          <a:noAutofit/>
+                        </wps:bodyPr>
+                      </wps:wsp>
+                      <wps:wsp>
+                        <wps:cNvPr id="1587764199" name="Line 9959"/>
+                        <wps:cNvCnPr>
+                          <a:cxnSpLocks noChangeShapeType="1"/>
+                        </wps:cNvCnPr>
+                        <wps:spPr bwMode="auto">
+                          <a:xfrm>
+                            <a:off x="12" y="18233"/>
+                            <a:ext cx="19967" cy="1"/>
+                          </a:xfrm>
+                          <a:prstGeom prst="line">
+                            <a:avLst/>
+                          </a:prstGeom>
+                          <a:noFill/>
+                          <a:ln w="25400">
+                            <a:solidFill>
+                              <a:srgbClr val="000000"/>
+                            </a:solidFill>
+                            <a:round/>
+                            <a:headEnd/>
+                            <a:tailEnd/>
+                          </a:ln>
+                          <a:extLst>
+                            <a:ext uri="{909E8E84-426E-40DD-AFC4-6F175D3DCCD1}">
+                              <a14:hiddenFill xmlns:a14="http://schemas.microsoft.com/office/drawing/2010/main">
+                                <a:noFill/>
+                              </a14:hiddenFill>
+                            </a:ext>
+                          </a:extLst>
+                        </wps:spPr>
+                        <wps:bodyPr/>
+                      </wps:wsp>
+                      <wps:wsp>
+                        <wps:cNvPr id="1010167885" name="Line 9960"/>
+                        <wps:cNvCnPr>
+                          <a:cxnSpLocks noChangeShapeType="1"/>
+                        </wps:cNvCnPr>
+                        <wps:spPr bwMode="auto">
+                          <a:xfrm>
+                            <a:off x="25" y="17881"/>
+                            <a:ext cx="7621" cy="1"/>
+                          </a:xfrm>
+                          <a:prstGeom prst="line">
+                            <a:avLst/>
+                          </a:prstGeom>
+                          <a:noFill/>
+                          <a:ln w="25400">
+                            <a:solidFill>
+                              <a:srgbClr val="000000"/>
+                            </a:solidFill>
+                            <a:round/>
+                            <a:headEnd/>
+                            <a:tailEnd/>
+                          </a:ln>
+                          <a:extLst>
+                            <a:ext uri="{909E8E84-426E-40DD-AFC4-6F175D3DCCD1}">
+                              <a14:hiddenFill xmlns:a14="http://schemas.microsoft.com/office/drawing/2010/main">
+                                <a:noFill/>
+                              </a14:hiddenFill>
+                            </a:ext>
+                          </a:extLst>
+                        </wps:spPr>
+                        <wps:bodyPr/>
+                      </wps:wsp>
+                      <wps:wsp>
+                        <wps:cNvPr id="1739825931" name="Line 9961"/>
+                        <wps:cNvCnPr>
+                          <a:cxnSpLocks noChangeShapeType="1"/>
+                        </wps:cNvCnPr>
+                        <wps:spPr bwMode="auto">
+                          <a:xfrm>
+                            <a:off x="10" y="17526"/>
+                            <a:ext cx="7621" cy="1"/>
+                          </a:xfrm>
+                          <a:prstGeom prst="line">
+                            <a:avLst/>
+                          </a:prstGeom>
+                          <a:noFill/>
+                          <a:ln w="12700">
+                            <a:solidFill>
+                              <a:srgbClr val="000000"/>
+                            </a:solidFill>
+                            <a:round/>
+                            <a:headEnd/>
+                            <a:tailEnd/>
+                          </a:ln>
+                          <a:extLst>
+                            <a:ext uri="{909E8E84-426E-40DD-AFC4-6F175D3DCCD1}">
+                              <a14:hiddenFill xmlns:a14="http://schemas.microsoft.com/office/drawing/2010/main">
+                                <a:noFill/>
+                              </a14:hiddenFill>
+                            </a:ext>
+                          </a:extLst>
+                        </wps:spPr>
+                        <wps:bodyPr/>
+                      </wps:wsp>
+                      <wps:wsp>
+                        <wps:cNvPr id="399292450" name="Line 9962"/>
+                        <wps:cNvCnPr>
+                          <a:cxnSpLocks noChangeShapeType="1"/>
+                        </wps:cNvCnPr>
+                        <wps:spPr bwMode="auto">
+                          <a:xfrm>
+                            <a:off x="10" y="18938"/>
+                            <a:ext cx="7621" cy="1"/>
+                          </a:xfrm>
+                          <a:prstGeom prst="line">
+                            <a:avLst/>
+                          </a:prstGeom>
+                          <a:noFill/>
+                          <a:ln w="12700">
+                            <a:solidFill>
+                              <a:srgbClr val="000000"/>
+                            </a:solidFill>
+                            <a:round/>
+                            <a:headEnd/>
+                            <a:tailEnd/>
+                          </a:ln>
+                          <a:extLst>
+                            <a:ext uri="{909E8E84-426E-40DD-AFC4-6F175D3DCCD1}">
+                              <a14:hiddenFill xmlns:a14="http://schemas.microsoft.com/office/drawing/2010/main">
+                                <a:noFill/>
+                              </a14:hiddenFill>
+                            </a:ext>
+                          </a:extLst>
+                        </wps:spPr>
+                        <wps:bodyPr/>
+                      </wps:wsp>
+                      <wps:wsp>
+                        <wps:cNvPr id="336853480" name="Line 9963"/>
+                        <wps:cNvCnPr>
+                          <a:cxnSpLocks noChangeShapeType="1"/>
+                        </wps:cNvCnPr>
+                        <wps:spPr bwMode="auto">
+                          <a:xfrm>
+                            <a:off x="10" y="18583"/>
+                            <a:ext cx="7621" cy="1"/>
+                          </a:xfrm>
+                          <a:prstGeom prst="line">
+                            <a:avLst/>
+                          </a:prstGeom>
+                          <a:noFill/>
+                          <a:ln w="12700">
+                            <a:solidFill>
+                              <a:srgbClr val="000000"/>
+                            </a:solidFill>
+                            <a:round/>
+                            <a:headEnd/>
+                            <a:tailEnd/>
+                          </a:ln>
+                          <a:extLst>
+                            <a:ext uri="{909E8E84-426E-40DD-AFC4-6F175D3DCCD1}">
+                              <a14:hiddenFill xmlns:a14="http://schemas.microsoft.com/office/drawing/2010/main">
+                                <a:noFill/>
+                              </a14:hiddenFill>
+                            </a:ext>
+                          </a:extLst>
+                        </wps:spPr>
+                        <wps:bodyPr/>
+                      </wps:wsp>
+                      <wpg:grpSp>
+                        <wpg:cNvPr id="749054473" name="Group 9964"/>
+                        <wpg:cNvGrpSpPr>
+                          <a:grpSpLocks/>
+                        </wpg:cNvGrpSpPr>
+                        <wpg:grpSpPr bwMode="auto">
+                          <a:xfrm>
+                            <a:off x="39" y="18196"/>
+                            <a:ext cx="4801" cy="381"/>
+                            <a:chOff x="0" y="-4581"/>
+                            <a:chExt cx="19999" cy="24581"/>
+                          </a:xfrm>
+                        </wpg:grpSpPr>
+                        <wps:wsp>
+                          <wps:cNvPr id="887419883" name="Rectangle 9965"/>
+                          <wps:cNvSpPr>
+                            <a:spLocks noChangeArrowheads="1"/>
+                          </wps:cNvSpPr>
+                          <wps:spPr bwMode="auto">
+                            <a:xfrm>
+                              <a:off x="0" y="-4581"/>
+                              <a:ext cx="8856" cy="24581"/>
+                            </a:xfrm>
+                            <a:prstGeom prst="rect">
+                              <a:avLst/>
+                            </a:prstGeom>
+                            <a:noFill/>
+                            <a:ln>
+                              <a:noFill/>
+                            </a:ln>
+                            <a:extLst>
+                              <a:ext uri="{909E8E84-426E-40DD-AFC4-6F175D3DCCD1}">
+                                <a14:hiddenFill xmlns:a14="http://schemas.microsoft.com/office/drawing/2010/main">
+                                  <a:solidFill>
+                                    <a:srgbClr val="FFFFFF"/>
+                                  </a:solidFill>
+                                </a14:hiddenFill>
+                              </a:ext>
+                              <a:ext uri="{91240B29-F687-4F45-9708-019B960494DF}">
+                                <a14:hiddenLine xmlns:a14="http://schemas.microsoft.com/office/drawing/2010/main" w="3175">
+                                  <a:solidFill>
+                                    <a:srgbClr val="000000"/>
+                                  </a:solidFill>
+                                  <a:miter lim="800000"/>
+                                  <a:headEnd/>
+                                  <a:tailEnd/>
+                                </a14:hiddenLine>
+                              </a:ext>
+                            </a:extLst>
+                          </wps:spPr>
+                          <wps:txbx>
+                            <w:txbxContent>
+                              <w:p>
+                                <w:pPr>
+                                  <w:pStyle w:val="a6"/>
+                                  <w:rPr>
+                                    <w:rFonts w:ascii="ISOCPEUR" w:hAnsi="ISOCPEUR"/>
+                                    <w:i/>
+                                    <w:iCs/>
+                                  </w:rPr>
+                                </w:pPr>
+                                <w:r>
+                                  <w:rPr>
+                                    <w:rFonts w:ascii="ISOCPEUR" w:hAnsi="ISOCPEUR"/>
+                                    <w:i/>
+                                    <w:iCs/>
+                                    <w:sz w:val="18"/>
+                                  </w:rPr>
+                                  <w:t xml:space="preserve"> </w:t>
+                                </w:r>
+                                <w:proofErr w:type="spellStart"/>
+                                <w:r>
+                                  <w:rPr>
+                                    <w:rFonts w:ascii="ISOCPEUR" w:hAnsi="ISOCPEUR"/>
+                                    <w:i/>
+                                    <w:iCs/>
+                                    <w:sz w:val="22"/>
+                                    <w:szCs w:val="22"/>
+                                  </w:rPr>
+                                  <w:t>Разраб</w:t>
+                                </w:r>
+                                <w:proofErr w:type="spellEnd"/>
+                                <w:r>
+                                  <w:rPr>
+                                    <w:rFonts w:ascii="ISOCPEUR" w:hAnsi="ISOCPEUR"/>
+                                    <w:i/>
+                                    <w:iCs/>
+                                    <w:sz w:val="22"/>
+                                    <w:szCs w:val="22"/>
+                                  </w:rPr>
+                                  <w:t>.</w:t>
+                                </w:r>
+                              </w:p>
+                            </w:txbxContent>
+                          </wps:txbx>
+                          <wps:bodyPr rot="0" vert="horz" wrap="square" lIns="12700" tIns="12700" rIns="12700" bIns="12700" anchor="t" anchorCtr="0" upright="1">
+                            <a:noAutofit/>
+                          </wps:bodyPr>
+                        </wps:wsp>
+                        <wps:wsp>
+                          <wps:cNvPr id="953802719" name="Rectangle 9966"/>
+                          <wps:cNvSpPr>
+                            <a:spLocks noChangeArrowheads="1"/>
+                          </wps:cNvSpPr>
+                          <wps:spPr bwMode="auto">
+                            <a:xfrm>
+                              <a:off x="9281" y="-2968"/>
+                              <a:ext cx="10718" cy="22968"/>
+                            </a:xfrm>
+                            <a:prstGeom prst="rect">
+                              <a:avLst/>
+                            </a:prstGeom>
+                            <a:noFill/>
+                            <a:ln>
+                              <a:noFill/>
+                            </a:ln>
+                            <a:extLst>
+                              <a:ext uri="{909E8E84-426E-40DD-AFC4-6F175D3DCCD1}">
+                                <a14:hiddenFill xmlns:a14="http://schemas.microsoft.com/office/drawing/2010/main">
+                                  <a:solidFill>
+                                    <a:srgbClr val="FFFFFF"/>
+                                  </a:solidFill>
+                                </a14:hiddenFill>
+                              </a:ext>
+                              <a:ext uri="{91240B29-F687-4F45-9708-019B960494DF}">
+                                <a14:hiddenLine xmlns:a14="http://schemas.microsoft.com/office/drawing/2010/main" w="3175">
+                                  <a:solidFill>
+                                    <a:srgbClr val="000000"/>
+                                  </a:solidFill>
+                                  <a:miter lim="800000"/>
+                                  <a:headEnd/>
+                                  <a:tailEnd/>
+                                </a14:hiddenLine>
+                              </a:ext>
+                            </a:extLst>
+                          </wps:spPr>
+                          <wps:txbx>
+                            <w:txbxContent>
+                              <w:p>
+                                <w:pPr>
+                                  <w:pStyle w:val="a6"/>
+                                  <w:rPr>
+                                    <w:rFonts w:ascii="ISOCPEUR" w:hAnsi="ISOCPEUR"/>
+                                    <w:i/>
+                                    <w:iCs/>
+                                    <w:szCs w:val="18"/>
+                                  </w:rPr>
+                                </w:pPr>
+                                <w:r>
+                                  <w:rPr>
+                                    <w:rFonts w:ascii="ISOCPEUR" w:hAnsi="ISOCPEUR"/>
+                                    <w:i/>
+                                    <w:iCs/>
+                                    <w:sz w:val="22"/>
+                                    <w:szCs w:val="18"/>
+                                  </w:rPr>
+                                  <w:t>Колб</w:t>
+                                </w:r>
+                              </w:p>
+                            </w:txbxContent>
+                          </wps:txbx>
+                          <wps:bodyPr rot="0" vert="horz" wrap="square" lIns="12700" tIns="12700" rIns="12700" bIns="12700" anchor="t" anchorCtr="0" upright="1">
+                            <a:noAutofit/>
+                          </wps:bodyPr>
+                        </wps:wsp>
+                      </wpg:grpSp>
+                      <wpg:grpSp>
+                        <wpg:cNvPr id="2124310097" name="Group 9967"/>
+                        <wpg:cNvGrpSpPr>
+                          <a:grpSpLocks/>
+                        </wpg:cNvGrpSpPr>
+                        <wpg:grpSpPr bwMode="auto">
+                          <a:xfrm>
+                            <a:off x="39" y="18567"/>
+                            <a:ext cx="4801" cy="356"/>
+                            <a:chOff x="0" y="-3042"/>
+                            <a:chExt cx="19999" cy="23042"/>
+                          </a:xfrm>
+                        </wpg:grpSpPr>
+                        <wps:wsp>
+                          <wps:cNvPr id="395422656" name="Rectangle 9968"/>
+                          <wps:cNvSpPr>
+                            <a:spLocks noChangeArrowheads="1"/>
+                          </wps:cNvSpPr>
+                          <wps:spPr bwMode="auto">
+                            <a:xfrm>
+                              <a:off x="0" y="-3042"/>
+                              <a:ext cx="8856" cy="23042"/>
+                            </a:xfrm>
+                            <a:prstGeom prst="rect">
+                              <a:avLst/>
+                            </a:prstGeom>
+                            <a:noFill/>
+                            <a:ln>
+                              <a:noFill/>
+                            </a:ln>
+                            <a:extLst>
+                              <a:ext uri="{909E8E84-426E-40DD-AFC4-6F175D3DCCD1}">
+                                <a14:hiddenFill xmlns:a14="http://schemas.microsoft.com/office/drawing/2010/main">
+                                  <a:solidFill>
+                                    <a:srgbClr val="FFFFFF"/>
+                                  </a:solidFill>
+                                </a14:hiddenFill>
+                              </a:ext>
+                              <a:ext uri="{91240B29-F687-4F45-9708-019B960494DF}">
+                                <a14:hiddenLine xmlns:a14="http://schemas.microsoft.com/office/drawing/2010/main" w="3175">
+                                  <a:solidFill>
+                                    <a:srgbClr val="000000"/>
+                                  </a:solidFill>
+                                  <a:miter lim="800000"/>
+                                  <a:headEnd/>
+                                  <a:tailEnd/>
+                                </a14:hiddenLine>
+                              </a:ext>
+                            </a:extLst>
+                          </wps:spPr>
+                          <wps:txbx>
+                            <w:txbxContent>
+                              <w:p>
+                                <w:pPr>
+                                  <w:pStyle w:val="a6"/>
+                                  <w:rPr>
+                                    <w:rFonts w:ascii="ISOCPEUR" w:hAnsi="ISOCPEUR"/>
+                                    <w:i/>
+                                    <w:iCs/>
+                                    <w:sz w:val="22"/>
+                                    <w:szCs w:val="22"/>
+                                  </w:rPr>
+                                </w:pPr>
+                                <w:r>
+                                  <w:rPr>
+                                    <w:rFonts w:ascii="ISOCPEUR" w:hAnsi="ISOCPEUR"/>
+                                    <w:i/>
+                                    <w:iCs/>
+                                    <w:sz w:val="18"/>
+                                  </w:rPr>
+                                  <w:t xml:space="preserve"> </w:t>
+                                </w:r>
+                                <w:r>
+                                  <w:rPr>
+                                    <w:rFonts w:ascii="ISOCPEUR" w:hAnsi="ISOCPEUR"/>
+                                    <w:i/>
+                                    <w:iCs/>
+                                    <w:sz w:val="22"/>
+                                    <w:szCs w:val="22"/>
+                                  </w:rPr>
+                                  <w:t>Пров.</w:t>
+                                </w:r>
+                              </w:p>
+                            </w:txbxContent>
+                          </wps:txbx>
+                          <wps:bodyPr rot="0" vert="horz" wrap="square" lIns="12700" tIns="12700" rIns="12700" bIns="12700" anchor="t" anchorCtr="0" upright="1">
+                            <a:noAutofit/>
+                          </wps:bodyPr>
+                        </wps:wsp>
+                        <wps:wsp>
+                          <wps:cNvPr id="1339091135" name="Rectangle 9969"/>
+                          <wps:cNvSpPr>
+                            <a:spLocks noChangeArrowheads="1"/>
+                          </wps:cNvSpPr>
+                          <wps:spPr bwMode="auto">
+                            <a:xfrm>
+                              <a:off x="9281" y="-3042"/>
+                              <a:ext cx="10718" cy="23042"/>
+                            </a:xfrm>
+                            <a:prstGeom prst="rect">
+                              <a:avLst/>
+                            </a:prstGeom>
+                            <a:noFill/>
+                            <a:ln>
+                              <a:noFill/>
+                            </a:ln>
+                            <a:extLst>
+                              <a:ext uri="{909E8E84-426E-40DD-AFC4-6F175D3DCCD1}">
+                                <a14:hiddenFill xmlns:a14="http://schemas.microsoft.com/office/drawing/2010/main">
+                                  <a:solidFill>
+                                    <a:srgbClr val="FFFFFF"/>
+                                  </a:solidFill>
+                                </a14:hiddenFill>
+                              </a:ext>
+                              <a:ext uri="{91240B29-F687-4F45-9708-019B960494DF}">
+                                <a14:hiddenLine xmlns:a14="http://schemas.microsoft.com/office/drawing/2010/main" w="3175">
+                                  <a:solidFill>
+                                    <a:srgbClr val="000000"/>
+                                  </a:solidFill>
+                                  <a:miter lim="800000"/>
+                                  <a:headEnd/>
+                                  <a:tailEnd/>
+                                </a14:hiddenLine>
+                              </a:ext>
+                            </a:extLst>
+                          </wps:spPr>
+                          <wps:txbx>
+                            <w:txbxContent>
+                              <w:p>
+                                <w:pPr>
+                                  <w:pStyle w:val="a6"/>
+                                  <w:rPr>
+                                    <w:rFonts w:ascii="ISOCPEUR" w:hAnsi="ISOCPEUR"/>
+                                    <w:i/>
+                                    <w:iCs/>
+                                    <w:sz w:val="24"/>
+                                    <w:szCs w:val="22"/>
+                                  </w:rPr>
+                                </w:pPr>
+                                <w:r>
+                                  <w:rPr>
+                                    <w:rFonts w:ascii="ISOCPEUR" w:hAnsi="ISOCPEUR"/>
+                                    <w:i/>
+                                    <w:iCs/>
+                                    <w:sz w:val="24"/>
+                                    <w:szCs w:val="22"/>
+                                  </w:rPr>
+                                  <w:t>Заяц</w:t>
+                                </w:r>
+                              </w:p>
+                              <w:p>
+                                <w:pPr>
+                                  <w:rPr>
+                                    <w:rFonts w:ascii="ISOCPEUR" w:hAnsi="ISOCPEUR"/>
+                                    <w:i/>
+                                    <w:iCs/>
+                                  </w:rPr>
+                                </w:pPr>
+                              </w:p>
+                            </w:txbxContent>
+                          </wps:txbx>
+                          <wps:bodyPr rot="0" vert="horz" wrap="square" lIns="12700" tIns="12700" rIns="12700" bIns="12700" anchor="t" anchorCtr="0" upright="1">
+                            <a:noAutofit/>
+                          </wps:bodyPr>
+                        </wps:wsp>
+                      </wpg:grpSp>
+                      <wpg:grpSp>
+                        <wpg:cNvPr id="186026911" name="Group 9970"/>
+                        <wpg:cNvGrpSpPr>
+                          <a:grpSpLocks/>
+                        </wpg:cNvGrpSpPr>
+                        <wpg:grpSpPr bwMode="auto">
+                          <a:xfrm>
+                            <a:off x="39" y="18969"/>
+                            <a:ext cx="4801" cy="309"/>
+                            <a:chOff x="0" y="0"/>
+                            <a:chExt cx="19999" cy="20000"/>
+                          </a:xfrm>
+                        </wpg:grpSpPr>
+                        <wps:wsp>
+                          <wps:cNvPr id="1056641071" name="Rectangle 9971"/>
+                          <wps:cNvSpPr>
+                            <a:spLocks noChangeArrowheads="1"/>
+                          </wps:cNvSpPr>
+                          <wps:spPr bwMode="auto">
+                            <a:xfrm>
+                              <a:off x="0" y="0"/>
+                              <a:ext cx="8856" cy="20000"/>
+                            </a:xfrm>
+                            <a:prstGeom prst="rect">
+                              <a:avLst/>
+                            </a:prstGeom>
+                            <a:noFill/>
+                            <a:ln>
+                              <a:noFill/>
+                            </a:ln>
+                            <a:extLst>
+                              <a:ext uri="{909E8E84-426E-40DD-AFC4-6F175D3DCCD1}">
+                                <a14:hiddenFill xmlns:a14="http://schemas.microsoft.com/office/drawing/2010/main">
+                                  <a:solidFill>
+                                    <a:srgbClr val="FFFFFF"/>
+                                  </a:solidFill>
+                                </a14:hiddenFill>
+                              </a:ext>
+                              <a:ext uri="{91240B29-F687-4F45-9708-019B960494DF}">
+                                <a14:hiddenLine xmlns:a14="http://schemas.microsoft.com/office/drawing/2010/main" w="3175">
+                                  <a:solidFill>
+                                    <a:srgbClr val="000000"/>
+                                  </a:solidFill>
+                                  <a:miter lim="800000"/>
+                                  <a:headEnd/>
+                                  <a:tailEnd/>
+                                </a14:hiddenLine>
+                              </a:ext>
+                            </a:extLst>
+                          </wps:spPr>
+                          <wps:txbx>
+                            <w:txbxContent>
+                              <w:p>
+                                <w:pPr>
+                                  <w:pStyle w:val="a6"/>
+                                  <w:rPr>
+                                    <w:rFonts w:ascii="ISOCPEUR" w:hAnsi="ISOCPEUR"/>
+                                    <w:i/>
+                                    <w:iCs/>
+                                    <w:sz w:val="18"/>
+                                  </w:rPr>
+                                </w:pPr>
+                                <w:r>
+                                  <w:rPr>
+                                    <w:rFonts w:ascii="ISOCPEUR" w:hAnsi="ISOCPEUR"/>
+                                    <w:i/>
+                                    <w:iCs/>
+                                    <w:sz w:val="18"/>
+                                  </w:rPr>
+                                  <w:t xml:space="preserve"> </w:t>
+                                </w:r>
+                              </w:p>
+                            </w:txbxContent>
+                          </wps:txbx>
+                          <wps:bodyPr rot="0" vert="horz" wrap="square" lIns="12700" tIns="12700" rIns="12700" bIns="12700" anchor="t" anchorCtr="0" upright="1">
+                            <a:noAutofit/>
+                          </wps:bodyPr>
+                        </wps:wsp>
+                        <wps:wsp>
+                          <wps:cNvPr id="2047891761" name="Rectangle 9972"/>
+                          <wps:cNvSpPr>
+                            <a:spLocks noChangeArrowheads="1"/>
+                          </wps:cNvSpPr>
+                          <wps:spPr bwMode="auto">
+                            <a:xfrm>
+                              <a:off x="9281" y="0"/>
+                              <a:ext cx="10718" cy="20000"/>
+                            </a:xfrm>
+                            <a:prstGeom prst="rect">
+                              <a:avLst/>
+                            </a:prstGeom>
+                            <a:noFill/>
+                            <a:ln>
+                              <a:noFill/>
+                            </a:ln>
+                            <a:extLst>
+                              <a:ext uri="{909E8E84-426E-40DD-AFC4-6F175D3DCCD1}">
+                                <a14:hiddenFill xmlns:a14="http://schemas.microsoft.com/office/drawing/2010/main">
+                                  <a:solidFill>
+                                    <a:srgbClr val="FFFFFF"/>
+                                  </a:solidFill>
+                                </a14:hiddenFill>
+                              </a:ext>
+                              <a:ext uri="{91240B29-F687-4F45-9708-019B960494DF}">
+                                <a14:hiddenLine xmlns:a14="http://schemas.microsoft.com/office/drawing/2010/main" w="3175">
+                                  <a:solidFill>
+                                    <a:srgbClr val="000000"/>
+                                  </a:solidFill>
+                                  <a:miter lim="800000"/>
+                                  <a:headEnd/>
+                                  <a:tailEnd/>
+                                </a14:hiddenLine>
+                              </a:ext>
+                            </a:extLst>
+                          </wps:spPr>
+                          <wps:txbx>
+                            <w:txbxContent>
+                              <w:p>
+                                <w:pPr>
+                                  <w:pStyle w:val="a6"/>
+                                  <w:rPr>
+                                    <w:rFonts w:ascii="ISOCPEUR" w:hAnsi="ISOCPEUR"/>
+                                    <w:i/>
+                                    <w:iCs/>
+                                    <w:sz w:val="18"/>
+                                  </w:rPr>
+                                </w:pPr>
+                              </w:p>
+                            </w:txbxContent>
+                          </wps:txbx>
+                          <wps:bodyPr rot="0" vert="horz" wrap="square" lIns="12700" tIns="12700" rIns="12700" bIns="12700" anchor="t" anchorCtr="0" upright="1">
+                            <a:noAutofit/>
+                          </wps:bodyPr>
+                        </wps:wsp>
+                      </wpg:grpSp>
+                      <wpg:grpSp>
+                        <wpg:cNvPr id="1670812523" name="Group 9973"/>
+                        <wpg:cNvGrpSpPr>
+                          <a:grpSpLocks/>
+                        </wpg:cNvGrpSpPr>
+                        <wpg:grpSpPr bwMode="auto">
+                          <a:xfrm>
+                            <a:off x="39" y="19293"/>
+                            <a:ext cx="4801" cy="331"/>
+                            <a:chOff x="0" y="-1355"/>
+                            <a:chExt cx="19999" cy="21355"/>
+                          </a:xfrm>
+                        </wpg:grpSpPr>
+                        <wps:wsp>
+                          <wps:cNvPr id="524142609" name="Rectangle 9974"/>
+                          <wps:cNvSpPr>
+                            <a:spLocks noChangeArrowheads="1"/>
+                          </wps:cNvSpPr>
+                          <wps:spPr bwMode="auto">
+                            <a:xfrm>
+                              <a:off x="0" y="-1355"/>
+                              <a:ext cx="8856" cy="21355"/>
+                            </a:xfrm>
+                            <a:prstGeom prst="rect">
+                              <a:avLst/>
+                            </a:prstGeom>
+                            <a:noFill/>
+                            <a:ln>
+                              <a:noFill/>
+                            </a:ln>
+                            <a:extLst>
+                              <a:ext uri="{909E8E84-426E-40DD-AFC4-6F175D3DCCD1}">
+                                <a14:hiddenFill xmlns:a14="http://schemas.microsoft.com/office/drawing/2010/main">
+                                  <a:solidFill>
+                                    <a:srgbClr val="FFFFFF"/>
+                                  </a:solidFill>
+                                </a14:hiddenFill>
+                              </a:ext>
+                              <a:ext uri="{91240B29-F687-4F45-9708-019B960494DF}">
+                                <a14:hiddenLine xmlns:a14="http://schemas.microsoft.com/office/drawing/2010/main" w="3175">
+                                  <a:solidFill>
+                                    <a:srgbClr val="000000"/>
+                                  </a:solidFill>
+                                  <a:miter lim="800000"/>
+                                  <a:headEnd/>
+                                  <a:tailEnd/>
+                                </a14:hiddenLine>
+                              </a:ext>
+                            </a:extLst>
+                          </wps:spPr>
+                          <wps:txbx>
+                            <w:txbxContent>
+                              <w:p>
+                                <w:pPr>
+                                  <w:pStyle w:val="a6"/>
+                                  <w:rPr>
+                                    <w:rFonts w:ascii="ISOCPEUR" w:hAnsi="ISOCPEUR"/>
+                                    <w:i/>
+                                    <w:iCs/>
+                                    <w:sz w:val="22"/>
+                                    <w:szCs w:val="22"/>
+                                  </w:rPr>
+                                </w:pPr>
+                                <w:r>
+                                  <w:rPr>
+                                    <w:rFonts w:ascii="ISOCPEUR" w:hAnsi="ISOCPEUR"/>
+                                    <w:i/>
+                                    <w:iCs/>
+                                    <w:szCs w:val="22"/>
+                                  </w:rPr>
+                                  <w:t xml:space="preserve"> </w:t>
+                                </w:r>
+                                <w:r>
+                                  <w:rPr>
+                                    <w:rFonts w:ascii="ISOCPEUR" w:hAnsi="ISOCPEUR"/>
+                                    <w:i/>
+                                    <w:iCs/>
+                                    <w:sz w:val="22"/>
+                                    <w:szCs w:val="22"/>
+                                  </w:rPr>
+                                  <w:t>Н. контр.</w:t>
+                                </w:r>
+                              </w:p>
+                            </w:txbxContent>
+                          </wps:txbx>
+                          <wps:bodyPr rot="0" vert="horz" wrap="square" lIns="12700" tIns="12700" rIns="12700" bIns="12700" anchor="t" anchorCtr="0" upright="1">
+                            <a:noAutofit/>
+                          </wps:bodyPr>
+                        </wps:wsp>
+                        <wps:wsp>
+                          <wps:cNvPr id="1355219866" name="Rectangle 9975"/>
+                          <wps:cNvSpPr>
+                            <a:spLocks noChangeArrowheads="1"/>
+                          </wps:cNvSpPr>
+                          <wps:spPr bwMode="auto">
+                            <a:xfrm>
+                              <a:off x="9281" y="0"/>
+                              <a:ext cx="10718" cy="20000"/>
+                            </a:xfrm>
+                            <a:prstGeom prst="rect">
+                              <a:avLst/>
+                            </a:prstGeom>
+                            <a:noFill/>
+                            <a:ln>
+                              <a:noFill/>
+                            </a:ln>
+                            <a:extLst>
+                              <a:ext uri="{909E8E84-426E-40DD-AFC4-6F175D3DCCD1}">
+                                <a14:hiddenFill xmlns:a14="http://schemas.microsoft.com/office/drawing/2010/main">
+                                  <a:solidFill>
+                                    <a:srgbClr val="FFFFFF"/>
+                                  </a:solidFill>
+                                </a14:hiddenFill>
+                              </a:ext>
+                              <a:ext uri="{91240B29-F687-4F45-9708-019B960494DF}">
+                                <a14:hiddenLine xmlns:a14="http://schemas.microsoft.com/office/drawing/2010/main" w="3175">
+                                  <a:solidFill>
+                                    <a:srgbClr val="000000"/>
+                                  </a:solidFill>
+                                  <a:miter lim="800000"/>
+                                  <a:headEnd/>
+                                  <a:tailEnd/>
+                                </a14:hiddenLine>
+                              </a:ext>
+                            </a:extLst>
+                          </wps:spPr>
+                          <wps:txbx>
+                            <w:txbxContent>
+                              <w:p>
+                                <w:pPr>
+                                  <w:pStyle w:val="a6"/>
+                                  <w:rPr>
+                                    <w:rFonts w:ascii="ISOCPEUR" w:hAnsi="ISOCPEUR"/>
+                                    <w:i/>
+                                    <w:iCs/>
+                                  </w:rPr>
+                                </w:pPr>
+                              </w:p>
+                            </w:txbxContent>
+                          </wps:txbx>
+                          <wps:bodyPr rot="0" vert="horz" wrap="square" lIns="12700" tIns="12700" rIns="12700" bIns="12700" anchor="t" anchorCtr="0" upright="1">
+                            <a:noAutofit/>
+                          </wps:bodyPr>
+                        </wps:wsp>
+                      </wpg:grpSp>
+                      <wpg:grpSp>
+                        <wpg:cNvPr id="650501290" name="Group 9976"/>
+                        <wpg:cNvGrpSpPr>
+                          <a:grpSpLocks/>
+                        </wpg:cNvGrpSpPr>
+                        <wpg:grpSpPr bwMode="auto">
+                          <a:xfrm>
+                            <a:off x="39" y="19660"/>
+                            <a:ext cx="4801" cy="309"/>
+                            <a:chOff x="0" y="0"/>
+                            <a:chExt cx="19999" cy="20000"/>
+                          </a:xfrm>
+                        </wpg:grpSpPr>
+                        <wps:wsp>
+                          <wps:cNvPr id="714910680" name="Rectangle 9977"/>
+                          <wps:cNvSpPr>
+                            <a:spLocks noChangeArrowheads="1"/>
+                          </wps:cNvSpPr>
+                          <wps:spPr bwMode="auto">
+                            <a:xfrm>
+                              <a:off x="0" y="0"/>
+                              <a:ext cx="8856" cy="20000"/>
+                            </a:xfrm>
+                            <a:prstGeom prst="rect">
+                              <a:avLst/>
+                            </a:prstGeom>
+                            <a:noFill/>
+                            <a:ln>
+                              <a:noFill/>
+                            </a:ln>
+                            <a:extLst>
+                              <a:ext uri="{909E8E84-426E-40DD-AFC4-6F175D3DCCD1}">
+                                <a14:hiddenFill xmlns:a14="http://schemas.microsoft.com/office/drawing/2010/main">
+                                  <a:solidFill>
+                                    <a:srgbClr val="FFFFFF"/>
+                                  </a:solidFill>
+                                </a14:hiddenFill>
+                              </a:ext>
+                              <a:ext uri="{91240B29-F687-4F45-9708-019B960494DF}">
+                                <a14:hiddenLine xmlns:a14="http://schemas.microsoft.com/office/drawing/2010/main" w="3175">
+                                  <a:solidFill>
+                                    <a:srgbClr val="000000"/>
+                                  </a:solidFill>
+                                  <a:miter lim="800000"/>
+                                  <a:headEnd/>
+                                  <a:tailEnd/>
+                                </a14:hiddenLine>
+                              </a:ext>
+                            </a:extLst>
+                          </wps:spPr>
+                          <wps:txbx>
+                            <w:txbxContent>
+                              <w:p>
+                                <w:pPr>
+                                  <w:pStyle w:val="a6"/>
+                                  <w:rPr>
+                                    <w:rFonts w:ascii="ISOCPEUR" w:hAnsi="ISOCPEUR"/>
+                                    <w:i/>
+                                    <w:iCs/>
+                                    <w:sz w:val="22"/>
+                                    <w:szCs w:val="22"/>
+                                  </w:rPr>
+                                </w:pPr>
+                                <w:r>
+                                  <w:rPr>
+                                    <w:rFonts w:ascii="ISOCPEUR" w:hAnsi="ISOCPEUR"/>
+                                    <w:i/>
+                                    <w:iCs/>
+                                    <w:szCs w:val="22"/>
+                                  </w:rPr>
+                                  <w:t xml:space="preserve"> </w:t>
+                                </w:r>
+                                <w:r>
+                                  <w:rPr>
+                                    <w:rFonts w:ascii="ISOCPEUR" w:hAnsi="ISOCPEUR"/>
+                                    <w:i/>
+                                    <w:iCs/>
+                                    <w:sz w:val="22"/>
+                                    <w:szCs w:val="22"/>
+                                  </w:rPr>
+                                  <w:t>Утв.</w:t>
+                                </w:r>
+                              </w:p>
+                            </w:txbxContent>
+                          </wps:txbx>
+                          <wps:bodyPr rot="0" vert="horz" wrap="square" lIns="12700" tIns="12700" rIns="12700" bIns="12700" anchor="t" anchorCtr="0" upright="1">
+                            <a:noAutofit/>
+                          </wps:bodyPr>
+                        </wps:wsp>
+                        <wps:wsp>
+                          <wps:cNvPr id="261992332" name="Rectangle 9978"/>
+                          <wps:cNvSpPr>
+                            <a:spLocks noChangeArrowheads="1"/>
+                          </wps:cNvSpPr>
+                          <wps:spPr bwMode="auto">
+                            <a:xfrm>
+                              <a:off x="9281" y="0"/>
+                              <a:ext cx="10718" cy="20000"/>
+                            </a:xfrm>
+                            <a:prstGeom prst="rect">
+                              <a:avLst/>
+                            </a:prstGeom>
+                            <a:noFill/>
+                            <a:ln>
+                              <a:noFill/>
+                            </a:ln>
+                            <a:extLst>
+                              <a:ext uri="{909E8E84-426E-40DD-AFC4-6F175D3DCCD1}">
+                                <a14:hiddenFill xmlns:a14="http://schemas.microsoft.com/office/drawing/2010/main">
+                                  <a:solidFill>
+                                    <a:srgbClr val="FFFFFF"/>
+                                  </a:solidFill>
+                                </a14:hiddenFill>
+                              </a:ext>
+                              <a:ext uri="{91240B29-F687-4F45-9708-019B960494DF}">
+                                <a14:hiddenLine xmlns:a14="http://schemas.microsoft.com/office/drawing/2010/main" w="3175">
+                                  <a:solidFill>
+                                    <a:srgbClr val="000000"/>
+                                  </a:solidFill>
+                                  <a:miter lim="800000"/>
+                                  <a:headEnd/>
+                                  <a:tailEnd/>
+                                </a14:hiddenLine>
+                              </a:ext>
+                            </a:extLst>
+                          </wps:spPr>
+                          <wps:txbx>
+                            <w:txbxContent>
+                              <w:p>
+                                <w:pPr>
+                                  <w:pStyle w:val="a6"/>
+                                  <w:rPr>
+                                    <w:rFonts w:ascii="ISOCPEUR" w:hAnsi="ISOCPEUR"/>
+                                    <w:i/>
+                                    <w:iCs/>
+                                    <w:sz w:val="18"/>
+                                  </w:rPr>
+                                </w:pPr>
+                              </w:p>
+                            </w:txbxContent>
+                          </wps:txbx>
+                          <wps:bodyPr rot="0" vert="horz" wrap="square" lIns="12700" tIns="12700" rIns="12700" bIns="12700" anchor="t" anchorCtr="0" upright="1">
+                            <a:noAutofit/>
+                          </wps:bodyPr>
+                        </wps:wsp>
+                      </wpg:grpSp>
+                      <wps:wsp>
+                        <wps:cNvPr id="1713222043" name="Line 9979"/>
+                        <wps:cNvCnPr>
+                          <a:cxnSpLocks noChangeShapeType="1"/>
+                        </wps:cNvCnPr>
+                        <wps:spPr bwMode="auto">
+                          <a:xfrm>
+                            <a:off x="14208" y="18239"/>
+                            <a:ext cx="2" cy="1740"/>
+                          </a:xfrm>
+                          <a:prstGeom prst="line">
+                            <a:avLst/>
+                          </a:prstGeom>
+                          <a:noFill/>
+                          <a:ln w="25400">
+                            <a:solidFill>
+                              <a:srgbClr val="000000"/>
+                            </a:solidFill>
+                            <a:round/>
+                            <a:headEnd/>
+                            <a:tailEnd/>
+                          </a:ln>
+                          <a:extLst>
+                            <a:ext uri="{909E8E84-426E-40DD-AFC4-6F175D3DCCD1}">
+                              <a14:hiddenFill xmlns:a14="http://schemas.microsoft.com/office/drawing/2010/main">
+                                <a:noFill/>
+                              </a14:hiddenFill>
+                            </a:ext>
+                          </a:extLst>
+                        </wps:spPr>
+                        <wps:bodyPr/>
+                      </wps:wsp>
+                      <wps:wsp>
+                        <wps:cNvPr id="112112432" name="Rectangle 9980"/>
+                        <wps:cNvSpPr>
+                          <a:spLocks noChangeArrowheads="1"/>
+                        </wps:cNvSpPr>
+                        <wps:spPr bwMode="auto">
+                          <a:xfrm>
+                            <a:off x="7652" y="18314"/>
+                            <a:ext cx="6556" cy="1609"/>
+                          </a:xfrm>
+                          <a:prstGeom prst="rect">
+                            <a:avLst/>
+                          </a:prstGeom>
+                          <a:noFill/>
+                          <a:ln>
+                            <a:noFill/>
+                          </a:ln>
+                          <a:extLst>
+                            <a:ext uri="{909E8E84-426E-40DD-AFC4-6F175D3DCCD1}">
+                              <a14:hiddenFill xmlns:a14="http://schemas.microsoft.com/office/drawing/2010/main">
+                                <a:solidFill>
+                                  <a:srgbClr val="FFFFFF"/>
+                                </a:solidFill>
+                              </a14:hiddenFill>
+                            </a:ext>
+                            <a:ext uri="{91240B29-F687-4F45-9708-019B960494DF}">
+                              <a14:hiddenLine xmlns:a14="http://schemas.microsoft.com/office/drawing/2010/main" w="3175">
+                                <a:solidFill>
+                                  <a:srgbClr val="000000"/>
+                                </a:solidFill>
+                                <a:miter lim="800000"/>
+                                <a:headEnd/>
+                                <a:tailEnd/>
+                              </a14:hiddenLine>
+                            </a:ext>
+                          </a:extLst>
+                        </wps:spPr>
+                        <wps:txbx>
+                          <w:txbxContent>
+                            <w:p>
+                              <w:pPr>
+                                <w:pStyle w:val="a6"/>
+                                <w:jc w:val="center"/>
+                                <w:rPr>
+                                  <w:rFonts w:ascii="ISOCPEUR" w:hAnsi="ISOCPEUR"/>
+                                  <w:i/>
+                                  <w:iCs/>
+                                  <w:sz w:val="24"/>
+                                  <w:szCs w:val="24"/>
+                                </w:rPr>
+                              </w:pPr>
+                              <w:r>
+                                <w:rPr>
+                                  <w:rFonts w:ascii="ISOCPEUR" w:hAnsi="ISOCPEUR"/>
+                                  <w:i/>
+                                  <w:iCs/>
+                                  <w:sz w:val="24"/>
+                                  <w:szCs w:val="24"/>
+                                </w:rPr>
+                                <w:t>Тема проекта</w:t>
+                              </w:r>
+                            </w:p>
+                          </w:txbxContent>
+                        </wps:txbx>
+                        <wps:bodyPr rot="0" vert="horz" wrap="square" lIns="12700" tIns="12700" rIns="12700" bIns="12700" anchor="t" anchorCtr="0" upright="1">
+                          <a:noAutofit/>
+                        </wps:bodyPr>
+                      </wps:wsp>
+                      <wps:wsp>
+                        <wps:cNvPr id="1404197802" name="Line 9981"/>
+                        <wps:cNvCnPr>
+                          <a:cxnSpLocks noChangeShapeType="1"/>
+                        </wps:cNvCnPr>
+                        <wps:spPr bwMode="auto">
+                          <a:xfrm>
+                            <a:off x="14221" y="18587"/>
+                            <a:ext cx="5769" cy="1"/>
+                          </a:xfrm>
+                          <a:prstGeom prst="line">
+                            <a:avLst/>
+                          </a:prstGeom>
+                          <a:noFill/>
+                          <a:ln w="25400">
+                            <a:solidFill>
+                              <a:srgbClr val="000000"/>
+                            </a:solidFill>
+                            <a:round/>
+                            <a:headEnd/>
+                            <a:tailEnd/>
+                          </a:ln>
+                          <a:extLst>
+                            <a:ext uri="{909E8E84-426E-40DD-AFC4-6F175D3DCCD1}">
+                              <a14:hiddenFill xmlns:a14="http://schemas.microsoft.com/office/drawing/2010/main">
+                                <a:noFill/>
+                              </a14:hiddenFill>
+                            </a:ext>
+                          </a:extLst>
+                        </wps:spPr>
+                        <wps:bodyPr/>
+                      </wps:wsp>
+                      <wps:wsp>
+                        <wps:cNvPr id="264856023" name="Line 9982"/>
+                        <wps:cNvCnPr>
+                          <a:cxnSpLocks noChangeShapeType="1"/>
+                        </wps:cNvCnPr>
+                        <wps:spPr bwMode="auto">
+                          <a:xfrm>
+                            <a:off x="14219" y="18939"/>
+                            <a:ext cx="5769" cy="2"/>
+                          </a:xfrm>
+                          <a:prstGeom prst="line">
+                            <a:avLst/>
+                          </a:prstGeom>
+                          <a:noFill/>
+                          <a:ln w="25400">
+                            <a:solidFill>
+                              <a:srgbClr val="000000"/>
+                            </a:solidFill>
+                            <a:round/>
+                            <a:headEnd/>
+                            <a:tailEnd/>
+                          </a:ln>
+                          <a:extLst>
+                            <a:ext uri="{909E8E84-426E-40DD-AFC4-6F175D3DCCD1}">
+                              <a14:hiddenFill xmlns:a14="http://schemas.microsoft.com/office/drawing/2010/main">
+                                <a:noFill/>
+                              </a14:hiddenFill>
+                            </a:ext>
+                          </a:extLst>
+                        </wps:spPr>
+                        <wps:bodyPr/>
+                      </wps:wsp>
+                      <wps:wsp>
+                        <wps:cNvPr id="828946482" name="Line 9983"/>
+                        <wps:cNvCnPr>
+                          <a:cxnSpLocks noChangeShapeType="1"/>
+                        </wps:cNvCnPr>
+                        <wps:spPr bwMode="auto">
+                          <a:xfrm>
+                            <a:off x="17487" y="18239"/>
+                            <a:ext cx="3" cy="693"/>
+                          </a:xfrm>
+                          <a:prstGeom prst="line">
+                            <a:avLst/>
+                          </a:prstGeom>
+                          <a:noFill/>
+                          <a:ln w="25400">
+                            <a:solidFill>
+                              <a:srgbClr val="000000"/>
+                            </a:solidFill>
+                            <a:round/>
+                            <a:headEnd/>
+                            <a:tailEnd/>
+                          </a:ln>
+                          <a:extLst>
+                            <a:ext uri="{909E8E84-426E-40DD-AFC4-6F175D3DCCD1}">
+                              <a14:hiddenFill xmlns:a14="http://schemas.microsoft.com/office/drawing/2010/main">
+                                <a:noFill/>
+                              </a14:hiddenFill>
+                            </a:ext>
+                          </a:extLst>
+                        </wps:spPr>
+                        <wps:bodyPr/>
+                      </wps:wsp>
+                      <wps:wsp>
+                        <wps:cNvPr id="520601224" name="Rectangle 9984"/>
+                        <wps:cNvSpPr>
+                          <a:spLocks noChangeArrowheads="1"/>
+                        </wps:cNvSpPr>
+                        <wps:spPr bwMode="auto">
+                          <a:xfrm>
+                            <a:off x="14295" y="18258"/>
+                            <a:ext cx="1474" cy="309"/>
+                          </a:xfrm>
+                          <a:prstGeom prst="rect">
+                            <a:avLst/>
+                          </a:prstGeom>
+                          <a:noFill/>
+                          <a:ln>
+                            <a:noFill/>
+                          </a:ln>
+                          <a:extLst>
+                            <a:ext uri="{909E8E84-426E-40DD-AFC4-6F175D3DCCD1}">
+                              <a14:hiddenFill xmlns:a14="http://schemas.microsoft.com/office/drawing/2010/main">
+                                <a:solidFill>
+                                  <a:srgbClr val="FFFFFF"/>
+                                </a:solidFill>
+                              </a14:hiddenFill>
+                            </a:ext>
+                            <a:ext uri="{91240B29-F687-4F45-9708-019B960494DF}">
+                              <a14:hiddenLine xmlns:a14="http://schemas.microsoft.com/office/drawing/2010/main" w="3175">
+                                <a:solidFill>
+                                  <a:srgbClr val="000000"/>
+                                </a:solidFill>
+                                <a:miter lim="800000"/>
+                                <a:headEnd/>
+                                <a:tailEnd/>
+                              </a14:hiddenLine>
+                            </a:ext>
+                          </a:extLst>
+                        </wps:spPr>
+                        <wps:txbx>
+                          <w:txbxContent>
+                            <w:p>
+                              <w:pPr>
+                                <w:pStyle w:val="a6"/>
+                                <w:jc w:val="center"/>
+                                <w:rPr>
+                                  <w:rFonts w:ascii="ISOCPEUR" w:hAnsi="ISOCPEUR"/>
+                                  <w:i/>
+                                  <w:iCs/>
+                                  <w:szCs w:val="22"/>
+                                </w:rPr>
+                              </w:pPr>
+                              <w:r>
+                                <w:rPr>
+                                  <w:rFonts w:ascii="ISOCPEUR" w:hAnsi="ISOCPEUR"/>
+                                  <w:i/>
+                                  <w:iCs/>
+                                  <w:szCs w:val="22"/>
+                                </w:rPr>
+                                <w:t>Стадия</w:t>
+                              </w:r>
+                            </w:p>
+                          </w:txbxContent>
+                        </wps:txbx>
+                        <wps:bodyPr rot="0" vert="horz" wrap="square" lIns="12700" tIns="12700" rIns="12700" bIns="12700" anchor="t" anchorCtr="0" upright="1">
+                          <a:noAutofit/>
+                        </wps:bodyPr>
+                      </wps:wsp>
+                      <wps:wsp>
+                        <wps:cNvPr id="1206773967" name="Rectangle 9985"/>
+                        <wps:cNvSpPr>
+                          <a:spLocks noChangeArrowheads="1"/>
+                        </wps:cNvSpPr>
+                        <wps:spPr bwMode="auto">
+                          <a:xfrm>
+                            <a:off x="17577" y="18258"/>
+                            <a:ext cx="2327" cy="309"/>
+                          </a:xfrm>
+                          <a:prstGeom prst="rect">
+                            <a:avLst/>
+                          </a:prstGeom>
+                          <a:noFill/>
+                          <a:ln>
+                            <a:noFill/>
+                          </a:ln>
+                          <a:extLst>
+                            <a:ext uri="{909E8E84-426E-40DD-AFC4-6F175D3DCCD1}">
+                              <a14:hiddenFill xmlns:a14="http://schemas.microsoft.com/office/drawing/2010/main">
+                                <a:solidFill>
+                                  <a:srgbClr val="FFFFFF"/>
+                                </a:solidFill>
+                              </a14:hiddenFill>
+                            </a:ext>
+                            <a:ext uri="{91240B29-F687-4F45-9708-019B960494DF}">
+                              <a14:hiddenLine xmlns:a14="http://schemas.microsoft.com/office/drawing/2010/main" w="3175">
+                                <a:solidFill>
+                                  <a:srgbClr val="000000"/>
+                                </a:solidFill>
+                                <a:miter lim="800000"/>
+                                <a:headEnd/>
+                                <a:tailEnd/>
+                              </a14:hiddenLine>
+                            </a:ext>
+                          </a:extLst>
+                        </wps:spPr>
+                        <wps:txbx>
+                          <w:txbxContent>
+                            <w:p>
+                              <w:pPr>
+                                <w:pStyle w:val="a6"/>
+                                <w:jc w:val="center"/>
+                                <w:rPr>
+                                  <w:rFonts w:ascii="ISOCPEUR" w:hAnsi="ISOCPEUR"/>
+                                  <w:i/>
+                                  <w:iCs/>
+                                  <w:sz w:val="18"/>
+                                </w:rPr>
+                              </w:pPr>
+                              <w:r>
+                                <w:rPr>
+                                  <w:rFonts w:ascii="ISOCPEUR" w:hAnsi="ISOCPEUR"/>
+                                  <w:i/>
+                                  <w:iCs/>
+                                </w:rPr>
+                                <w:t>Листов</w:t>
+                              </w:r>
+                            </w:p>
+                          </w:txbxContent>
+                        </wps:txbx>
+                        <wps:bodyPr rot="0" vert="horz" wrap="square" lIns="12700" tIns="12700" rIns="12700" bIns="12700" anchor="t" anchorCtr="0" upright="1">
+                          <a:noAutofit/>
+                        </wps:bodyPr>
+                      </wps:wsp>
+                      <wps:wsp>
+                        <wps:cNvPr id="1129380861" name="Rectangle 9986"/>
+                        <wps:cNvSpPr>
+                          <a:spLocks noChangeArrowheads="1"/>
+                        </wps:cNvSpPr>
+                        <wps:spPr bwMode="auto">
+                          <a:xfrm>
+                            <a:off x="17591" y="18613"/>
+                            <a:ext cx="2326" cy="309"/>
+                          </a:xfrm>
+                          <a:prstGeom prst="rect">
+                            <a:avLst/>
+                          </a:prstGeom>
+                          <a:noFill/>
+                          <a:ln>
+                            <a:noFill/>
+                          </a:ln>
+                          <a:extLst>
+                            <a:ext uri="{909E8E84-426E-40DD-AFC4-6F175D3DCCD1}">
+                              <a14:hiddenFill xmlns:a14="http://schemas.microsoft.com/office/drawing/2010/main">
+                                <a:solidFill>
+                                  <a:srgbClr val="FFFFFF"/>
+                                </a:solidFill>
+                              </a14:hiddenFill>
+                            </a:ext>
+                            <a:ext uri="{91240B29-F687-4F45-9708-019B960494DF}">
+                              <a14:hiddenLine xmlns:a14="http://schemas.microsoft.com/office/drawing/2010/main" w="3175">
+                                <a:solidFill>
+                                  <a:srgbClr val="000000"/>
+                                </a:solidFill>
+                                <a:miter lim="800000"/>
+                                <a:headEnd/>
+                                <a:tailEnd/>
+                              </a14:hiddenLine>
+                            </a:ext>
+                          </a:extLst>
+                        </wps:spPr>
+                        <wps:txbx>
+                          <w:txbxContent>
+                            <w:p>
+                              <w:pPr>
+                                <w:pStyle w:val="a6"/>
+                                <w:jc w:val="center"/>
+                                <w:rPr>
+                                  <w:rFonts w:ascii="ISOCPEUR" w:hAnsi="ISOCPEUR"/>
+                                  <w:i/>
+                                  <w:iCs/>
+                                  <w:sz w:val="18"/>
+                                </w:rPr>
+                              </w:pPr>
+                              <w:r>
+                                <w:rPr>
+                                  <w:rFonts w:ascii="ISOCPEUR" w:hAnsi="ISOCPEUR"/>
+                                  <w:i/>
+                                  <w:iCs/>
+                                  <w:sz w:val="18"/>
+                                </w:rPr>
+                                <w:t>2</w:t>
+                              </w:r>
+                              <w:r>
+                                <w:rPr>
+                                  <w:rFonts w:ascii="ISOCPEUR" w:hAnsi="ISOCPEUR"/>
+                                  <w:i/>
+                                  <w:iCs/>
+                                  <w:sz w:val="18"/>
+                                </w:rPr>
+                                <w:t>7</w:t>
+                              </w:r>
+                            </w:p>
+                          </w:txbxContent>
+                        </wps:txbx>
+                        <wps:bodyPr rot="0" vert="horz" wrap="square" lIns="12700" tIns="12700" rIns="12700" bIns="12700" anchor="t" anchorCtr="0" upright="1">
+                          <a:noAutofit/>
+                        </wps:bodyPr>
+                      </wps:wsp>
+                      <wps:wsp>
+                        <wps:cNvPr id="1791945540" name="Line 9987"/>
+                        <wps:cNvCnPr>
+                          <a:cxnSpLocks noChangeShapeType="1"/>
+                        </wps:cNvCnPr>
+                        <wps:spPr bwMode="auto">
+                          <a:xfrm>
+                            <a:off x="14755" y="18594"/>
+                            <a:ext cx="2" cy="338"/>
+                          </a:xfrm>
+                          <a:prstGeom prst="line">
+                            <a:avLst/>
+                          </a:prstGeom>
+                          <a:noFill/>
+                          <a:ln w="12700">
+                            <a:solidFill>
+                              <a:srgbClr val="000000"/>
+                            </a:solidFill>
+                            <a:round/>
+                            <a:headEnd/>
+                            <a:tailEnd/>
+                          </a:ln>
+                          <a:extLst>
+                            <a:ext uri="{909E8E84-426E-40DD-AFC4-6F175D3DCCD1}">
+                              <a14:hiddenFill xmlns:a14="http://schemas.microsoft.com/office/drawing/2010/main">
+                                <a:noFill/>
+                              </a14:hiddenFill>
+                            </a:ext>
+                          </a:extLst>
+                        </wps:spPr>
+                        <wps:bodyPr/>
+                      </wps:wsp>
+                      <wps:wsp>
+                        <wps:cNvPr id="137023329" name="Line 9988"/>
+                        <wps:cNvCnPr>
+                          <a:cxnSpLocks noChangeShapeType="1"/>
+                        </wps:cNvCnPr>
+                        <wps:spPr bwMode="auto">
+                          <a:xfrm>
+                            <a:off x="15301" y="18595"/>
+                            <a:ext cx="2" cy="338"/>
+                          </a:xfrm>
+                          <a:prstGeom prst="line">
+                            <a:avLst/>
+                          </a:prstGeom>
+                          <a:noFill/>
+                          <a:ln w="12700">
+                            <a:solidFill>
+                              <a:srgbClr val="000000"/>
+                            </a:solidFill>
+                            <a:round/>
+                            <a:headEnd/>
+                            <a:tailEnd/>
+                          </a:ln>
+                          <a:extLst>
+                            <a:ext uri="{909E8E84-426E-40DD-AFC4-6F175D3DCCD1}">
+                              <a14:hiddenFill xmlns:a14="http://schemas.microsoft.com/office/drawing/2010/main">
+                                <a:noFill/>
+                              </a14:hiddenFill>
+                            </a:ext>
+                          </a:extLst>
+                        </wps:spPr>
+                        <wps:bodyPr/>
+                      </wps:wsp>
+                      <wps:wsp>
+                        <wps:cNvPr id="1258161560" name="Rectangle 9989"/>
+                        <wps:cNvSpPr>
+                          <a:spLocks noChangeArrowheads="1"/>
+                        </wps:cNvSpPr>
+                        <wps:spPr bwMode="auto">
+                          <a:xfrm>
+                            <a:off x="14295" y="19221"/>
+                            <a:ext cx="5609" cy="440"/>
+                          </a:xfrm>
+                          <a:prstGeom prst="rect">
+                            <a:avLst/>
+                          </a:prstGeom>
+                          <a:noFill/>
+                          <a:ln>
+                            <a:noFill/>
+                          </a:ln>
+                          <a:extLst>
+                            <a:ext uri="{909E8E84-426E-40DD-AFC4-6F175D3DCCD1}">
+                              <a14:hiddenFill xmlns:a14="http://schemas.microsoft.com/office/drawing/2010/main">
+                                <a:solidFill>
+                                  <a:srgbClr val="FFFFFF"/>
+                                </a:solidFill>
+                              </a14:hiddenFill>
+                            </a:ext>
+                            <a:ext uri="{91240B29-F687-4F45-9708-019B960494DF}">
+                              <a14:hiddenLine xmlns:a14="http://schemas.microsoft.com/office/drawing/2010/main" w="3175">
+                                <a:solidFill>
+                                  <a:srgbClr val="000000"/>
+                                </a:solidFill>
+                                <a:miter lim="800000"/>
+                                <a:headEnd/>
+                                <a:tailEnd/>
+                              </a14:hiddenLine>
+                            </a:ext>
+                          </a:extLst>
+                        </wps:spPr>
+                        <wps:txbx>
+                          <w:txbxContent>
+                            <w:p>
+                              <w:pPr>
+                                <w:pStyle w:val="a6"/>
+                                <w:jc w:val="center"/>
+                                <w:rPr>
+                                  <w:rFonts w:ascii="ISOCPEUR" w:hAnsi="ISOCPEUR"/>
+                                  <w:i/>
+                                  <w:iCs/>
+                                  <w:sz w:val="24"/>
+                                  <w:szCs w:val="24"/>
+                                </w:rPr>
+                              </w:pPr>
+                              <w:r>
+                                <w:rPr>
+                                  <w:rFonts w:ascii="ISOCPEUR" w:hAnsi="ISOCPEUR"/>
+                                  <w:i/>
+                                  <w:iCs/>
+                                  <w:sz w:val="24"/>
+                                  <w:szCs w:val="24"/>
+                                </w:rPr>
+                                <w:t>УО ГГПК</w:t>
+                              </w:r>
+                            </w:p>
+                          </w:txbxContent>
+                        </wps:txbx>
+                        <wps:bodyPr rot="0" vert="horz" wrap="square" lIns="12700" tIns="12700" rIns="12700" bIns="12700" anchor="t" anchorCtr="0" upright="1">
+                          <a:noAutofit/>
+                        </wps:bodyPr>
+                      </wps:wsp>
+                    </wpg:wgp>
+                  </a:graphicData>
+                </a:graphic>
+                <wp14:sizeRelH relativeFrom="page">
+                  <wp14:pctWidth>0</wp14:pctWidth>
+                </wp14:sizeRelH>
+                <wp14:sizeRelV relativeFrom="page">
+                  <wp14:pctHeight>0</wp14:pctHeight>
+                </wp14:sizeRelV>
+              </wp:anchor>
+            </w:drawing>
+          </mc:Choice>
+          <mc:Fallback>
+            <w:pict>
+              <v:group w14:anchorId="1B311CF3" id="Группа 2115942134" o:spid="_x0000_s1076" style="position:absolute;left:0;text-align:left;margin-left:54.65pt;margin-top:21.3pt;width:518.8pt;height:798pt;z-index:251661312;mso-position-horizontal-relative:page;mso-position-vertical-relative:page" coordsize="20000,20000" o:gfxdata="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" o:allowincell="f">
+                <v:rect id="Rectangle 9941" o:spid="_x0000_s1077" style="position:absolute;width:20000;height:20000;visibility:visible;mso-wrap-style:square;v-text-anchor:top" o:gfxdata="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" filled="f" strokeweight="2pt"/>
+                <v:line id="Line 9942" o:spid="_x0000_s1078" style="position:absolute;visibility:visible;mso-wrap-style:square" from="993,17183" to="995,18221" o:connectortype="straight" o:gfxdata="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" strokeweight="2pt"/>
+                <v:line id="Line 9943" o:spid="_x0000_s1079" style="position:absolute;visibility:visible;mso-wrap-style:square" from="10,17173" to="19977,17174" o:connectortype="straight" o:gfxdata="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" strokeweight="2pt"/>
+                <v:line id="Line 9944" o:spid="_x0000_s1080" style="position:absolute;visibility:visible;mso-wrap-style:square" from="2186,17192" to="2188,19989" o:connectortype="straight" o:gfxdata="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" strokeweight="2pt"/>
+                <v:line id="Line 9945" o:spid="_x0000_s1081" style="position:absolute;visibility:visible;mso-wrap-style:square" from="4919,17192" to="4921,19989" o:connectortype="straight" o:gfxdata="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" strokeweight="2pt"/>
+                <v:line id="Line 9946" o:spid="_x0000_s1082" style="position:absolute;visibility:visible;mso-wrap-style:square" from="6557,17192" to="6559,19989" o:connectortype="straight" o:gfxdata="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" strokeweight="2pt"/>
+                <v:line id="Line 9947" o:spid="_x0000_s1083" style="position:absolute;visibility:visible;mso-wrap-style:square" from="7650,17183" to="7652,19979" o:connectortype="straight" o:gfxdata="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" strokeweight="2pt"/>
+                <v:line id="Line 9948" o:spid="_x0000_s1084" style="position:absolute;visibility:visible;mso-wrap-style:square" from="15848,18239" to="15852,18932" o:connectortype="straight" o:gfxdata="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" strokeweight="2pt"/>
+                <v:line id="Line 9949" o:spid="_x0000_s1085" style="position:absolute;visibility:visible;mso-wrap-style:square" from="10,19293" to="7631,19295" o:connectortype="straight" o:gfxdata="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" strokeweight="1pt"/>
+                <v:line id="Line 9950" o:spid="_x0000_s1086" style="position:absolute;visibility:visible;mso-wrap-style:square" from="10,19646" to="7631,19647" o:connectortype="straight" o:gfxdata="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" strokeweight="1pt"/>
+                <v:rect id="Rectangle 9951" o:spid="_x0000_s1087" style="position:absolute;left:54;top:17912;width:883;height:309;visibility:visible;mso-wrap-style:square;v-text-anchor:top" o:gfxdata="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" filled="f" stroked="f" strokeweight=".25pt">
+                  <v:textbox inset="1pt,1pt,1pt,1pt">
+                    <w:txbxContent>
+                      <w:p>
+                        <w:pPr>
+                          <w:pStyle w:val="a6"/>
+                          <w:jc w:val="center"/>
+                          <w:rPr>
+                            <w:rFonts w:ascii="ISOCPEUR" w:hAnsi="ISOCPEUR"/>
+                            <w:i/>
+                            <w:iCs/>
+                            <w:szCs w:val="22"/>
+                          </w:rPr>
+                        </w:pPr>
+                        <w:r>
+                          <w:rPr>
+                            <w:rFonts w:ascii="ISOCPEUR" w:hAnsi="ISOCPEUR"/>
+                            <w:i/>
+                            <w:iCs/>
+                            <w:szCs w:val="22"/>
+                          </w:rPr>
+                          <w:t>Изм.</w:t>
+                        </w:r>
+                      </w:p>
+                    </w:txbxContent>
+                  </v:textbox>
+                </v:rect>
+                <v:rect id="Rectangle 9952" o:spid="_x0000_s1088" style="position:absolute;left:1051;top:17912;width:1100;height:309;visibility:visible;mso-wrap-style:square;v-text-anchor:top" o:gfxdata="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" filled="f" stroked="f" strokeweight=".25pt">
+                  <v:textbox inset="1pt,1pt,1pt,1pt">
+                    <w:txbxContent>
+                      <w:p>
+                        <w:pPr>
+                          <w:pStyle w:val="a6"/>
+                          <w:jc w:val="center"/>
+                          <w:rPr>
+                            <w:rFonts w:ascii="ISOCPEUR" w:hAnsi="ISOCPEUR"/>
+                            <w:i/>
+                            <w:iCs/>
+                            <w:szCs w:val="22"/>
+                          </w:rPr>
+                        </w:pPr>
+                        <w:r>
+                          <w:rPr>
+                            <w:rFonts w:ascii="ISOCPEUR" w:hAnsi="ISOCPEUR"/>
+                            <w:i/>
+                            <w:iCs/>
+                            <w:szCs w:val="22"/>
+                          </w:rPr>
+                          <w:t>Кол</w:t>
+                        </w:r>
+                      </w:p>
+                    </w:txbxContent>
+                  </v:textbox>
+                </v:rect>
+                <v:rect id="Rectangle 9953" o:spid="_x0000_s1089" style="position:absolute;left:2188;top:17912;width:2573;height:361;visibility:visible;mso-wrap-style:square;v-text-anchor:top" o:gfxdata="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" filled="f" stroked="f" strokeweight=".25pt">
+                  <v:textbox inset="1pt,1pt,1pt,1pt">
+                    <w:txbxContent>
+                      <w:p>
+                        <w:pPr>
+                          <w:pStyle w:val="a6"/>
+                          <w:rPr>
+                            <w:rFonts w:ascii="ISOCPEUR" w:hAnsi="ISOCPEUR"/>
+                            <w:i/>
+                            <w:iCs/>
+                            <w:sz w:val="22"/>
+                            <w:szCs w:val="22"/>
+                          </w:rPr>
+                        </w:pPr>
+                        <w:r>
+                          <w:rPr>
+                            <w:rFonts w:ascii="ISOCPEUR" w:hAnsi="ISOCPEUR"/>
+                            <w:i/>
+                            <w:iCs/>
+                            <w:sz w:val="22"/>
+                            <w:szCs w:val="22"/>
+                          </w:rPr>
+                          <w:t xml:space="preserve"> </w:t>
+                        </w:r>
+                        <w:r>
+                          <w:rPr>
+                            <w:rFonts w:ascii="ISOCPEUR" w:hAnsi="ISOCPEUR"/>
+                            <w:i/>
+                            <w:iCs/>
+                            <w:szCs w:val="22"/>
+                          </w:rPr>
+                          <w:t xml:space="preserve">Лист    </w:t>
+                        </w:r>
+                        <w:r>
+                          <w:rPr>
+                            <w:rFonts w:ascii="ISOCPEUR" w:hAnsi="ISOCPEUR"/>
+                            <w:i/>
+                            <w:iCs/>
+                            <w:szCs w:val="22"/>
+                            <w:lang w:val="en-US"/>
+                          </w:rPr>
+                          <w:t xml:space="preserve"> </w:t>
+                        </w:r>
+                        <w:r>
+                          <w:rPr>
+                            <w:rFonts w:ascii="ISOCPEUR" w:hAnsi="ISOCPEUR"/>
+                            <w:i/>
+                            <w:iCs/>
+                            <w:szCs w:val="22"/>
+                          </w:rPr>
+                          <w:t>№док</w:t>
+                        </w:r>
+                      </w:p>
+                    </w:txbxContent>
+                  </v:textbox>
+                </v:rect>
+                <v:rect id="Rectangle 9954" o:spid="_x0000_s1090" style="position:absolute;left:4983;top:17912;width:1534;height:309;visibility:visible;mso-wrap-style:square;v-text-anchor:top" o:gfxdata="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" filled="f" stroked="f" strokeweight=".25pt">
+                  <v:textbox inset="1pt,1pt,1pt,1pt">
+                    <w:txbxContent>
+                      <w:p>
+                        <w:pPr>
+                          <w:pStyle w:val="a6"/>
+                          <w:jc w:val="center"/>
+                          <w:rPr>
+                            <w:rFonts w:ascii="ISOCPEUR" w:hAnsi="ISOCPEUR"/>
+                            <w:i/>
+                            <w:iCs/>
+                            <w:szCs w:val="22"/>
+                          </w:rPr>
+                        </w:pPr>
+                        <w:r>
+                          <w:rPr>
+                            <w:rFonts w:ascii="ISOCPEUR" w:hAnsi="ISOCPEUR"/>
+                            <w:i/>
+                            <w:iCs/>
+                            <w:szCs w:val="22"/>
+                          </w:rPr>
+                          <w:t>Подпись</w:t>
+                        </w:r>
+                      </w:p>
+                    </w:txbxContent>
+                  </v:textbox>
+                </v:rect>
+                <v:rect id="Rectangle 9955" o:spid="_x0000_s1091" style="position:absolute;left:6344;top:17912;width:1492;height:284;visibility:visible;mso-wrap-style:square;v-text-anchor:top" o:gfxdata="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" filled="f" stroked="f" strokeweight=".25pt">
+                  <v:textbox inset="1pt,1pt,1pt,1pt">
+                    <w:txbxContent>
+                      <w:p>
+                        <w:pPr>
+                          <w:pStyle w:val="a6"/>
+                          <w:jc w:val="center"/>
+                          <w:rPr>
+                            <w:rFonts w:ascii="ISOCPEUR" w:hAnsi="ISOCPEUR"/>
+                            <w:i/>
+                            <w:iCs/>
+                          </w:rPr>
+                        </w:pPr>
+                        <w:r>
+                          <w:rPr>
+                            <w:rFonts w:ascii="ISOCPEUR" w:hAnsi="ISOCPEUR"/>
+                            <w:i/>
+                            <w:iCs/>
+                          </w:rPr>
+                          <w:t>Дата</w:t>
+                        </w:r>
+                      </w:p>
+                    </w:txbxContent>
+                  </v:textbox>
+                </v:rect>
+                <v:rect id="Rectangle 9956" o:spid="_x0000_s1092" style="position:absolute;left:15929;top:18258;width:1475;height:309;visibility:visible;mso-wrap-style:square;v-text-anchor:top" o:gfxdata="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" filled="f" stroked="f" strokeweight=".25pt">
+                  <v:textbox inset="1pt,1pt,1pt,1pt">
+                    <w:txbxContent>
+                      <w:p>
+                        <w:pPr>
+                          <w:pStyle w:val="a6"/>
+                          <w:jc w:val="center"/>
+                          <w:rPr>
+                            <w:rFonts w:ascii="ISOCPEUR" w:hAnsi="ISOCPEUR"/>
+                            <w:i/>
+                            <w:iCs/>
+                          </w:rPr>
+                        </w:pPr>
+                        <w:r>
+                          <w:rPr>
+                            <w:rFonts w:ascii="ISOCPEUR" w:hAnsi="ISOCPEUR"/>
+                            <w:i/>
+                            <w:iCs/>
+                          </w:rPr>
+                          <w:t>Лист</w:t>
+                        </w:r>
+                      </w:p>
+                    </w:txbxContent>
+                  </v:textbox>
+                </v:rect>
+                <v:rect id="Rectangle 9957" o:spid="_x0000_s1093" style="position:absolute;left:15929;top:18567;width:1475;height:366;visibility:visible;mso-wrap-style:square;v-text-anchor:top" o:gfxdata="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" filled="f" stroked="f" strokeweight=".25pt">
+                  <v:textbox inset="1pt,1pt,1pt,1pt">
+                    <w:txbxContent>
+                      <w:p>
+                        <w:pPr>
+                          <w:pStyle w:val="a6"/>
+                          <w:jc w:val="center"/>
+                          <w:rPr>
+                            <w:rFonts w:ascii="ISOCPEUR" w:hAnsi="ISOCPEUR"/>
+                            <w:i/>
+                            <w:iCs/>
+                            <w:sz w:val="22"/>
+                            <w:szCs w:val="22"/>
+                            <w:lang w:val="en-US"/>
+                          </w:rPr>
+                        </w:pPr>
+                        <w:r>
+                          <w:rPr>
+                            <w:rFonts w:ascii="ISOCPEUR" w:hAnsi="ISOCPEUR"/>
+                            <w:i/>
+                            <w:iCs/>
+                            <w:sz w:val="22"/>
+                            <w:szCs w:val="22"/>
+                            <w:lang w:val="en-US"/>
+                          </w:rPr>
+                          <w:t>2</w:t>
+                        </w:r>
+                      </w:p>
+                      <w:p>
+                        <w:pPr>
+                          <w:pStyle w:val="a6"/>
+                          <w:jc w:val="center"/>
+                          <w:rPr>
+                            <w:rFonts w:ascii="ISOCPEUR" w:hAnsi="ISOCPEUR"/>
+                            <w:i/>
+                            <w:iCs/>
+                            <w:sz w:val="22"/>
+                            <w:szCs w:val="22"/>
+                            <w:lang w:val="en-US"/>
+                          </w:rPr>
+                        </w:pPr>
+                      </w:p>
+                    </w:txbxContent>
+                  </v:textbox>
+                </v:rect>
+                <v:rect id="Rectangle 9958" o:spid="_x0000_s1094" style="position:absolute;left:7760;top:17481;width:12159;height:477;visibility:visible;mso-wrap-style:square;v-text-anchor:top" o:gfxdata="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" filled="f" stroked="f" strokeweight=".25pt">
+                  <v:textbox inset="1pt,1pt,1pt,1pt">
+                    <w:txbxContent>
+                      <w:p>
+                        <w:pPr>
+                          <w:pStyle w:val="a6"/>
+                          <w:jc w:val="center"/>
+                          <w:rPr>
+                            <w:rFonts w:ascii="ISOCPEUR" w:hAnsi="ISOCPEUR"/>
+                            <w:i/>
+                            <w:iCs/>
+                            <w:sz w:val="28"/>
+                            <w:szCs w:val="28"/>
+                          </w:rPr>
+                        </w:pPr>
+                        <w:r>
+                          <w:rPr>
+                            <w:rFonts w:ascii="ISOCPEUR" w:hAnsi="ISOCPEUR"/>
+                            <w:i/>
+                            <w:iCs/>
+                            <w:sz w:val="28"/>
+                            <w:szCs w:val="28"/>
+                          </w:rPr>
+                          <w:t>ТРПО 5-04 0612-02.42.05.2</w:t>
+                        </w:r>
+                        <w:r>
+                          <w:rPr>
+                            <w:rFonts w:ascii="ISOCPEUR" w:hAnsi="ISOCPEUR"/>
+                            <w:i/>
+                            <w:iCs/>
+                            <w:sz w:val="28"/>
+                            <w:szCs w:val="28"/>
+                            <w:lang w:val="en-US"/>
+                          </w:rPr>
+                          <w:t>5</w:t>
+                        </w:r>
+                        <w:r>
+                          <w:rPr>
+                            <w:rFonts w:ascii="ISOCPEUR" w:hAnsi="ISOCPEUR"/>
+                            <w:i/>
+                            <w:iCs/>
+                            <w:sz w:val="28"/>
+                            <w:szCs w:val="28"/>
+                          </w:rPr>
+                          <w:t xml:space="preserve"> ПЗ</w:t>
+                        </w:r>
+                      </w:p>
+                      <w:p>
+                        <w:pPr>
+                          <w:pStyle w:val="a6"/>
+                          <w:jc w:val="center"/>
+                          <w:rPr>
+                            <w:rFonts w:ascii="ISOCPEUR" w:hAnsi="ISOCPEUR"/>
+                            <w:i/>
+                            <w:iCs/>
+                          </w:rPr>
+                        </w:pPr>
+                      </w:p>
+                      <w:p>
+                        <w:pPr>
+                          <w:pStyle w:val="a6"/>
+                          <w:jc w:val="center"/>
+                          <w:rPr>
+                            <w:rFonts w:ascii="ISOCPEUR" w:hAnsi="ISOCPEUR"/>
+                            <w:i/>
+                            <w:iCs/>
+                          </w:rPr>
+                        </w:pPr>
+                      </w:p>
+                    </w:txbxContent>
+                  </v:textbox>
+                </v:rect>
+                <v:line id="Line 9959" o:spid="_x0000_s1095" style="position:absolute;visibility:visible;mso-wrap-style:square" from="12,18233" to="19979,18234" o:connectortype="straight" o:gfxdata="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" strokeweight="2pt"/>
+                <v:line id="Line 9960" o:spid="_x0000_s1096" style="position:absolute;visibility:visible;mso-wrap-style:square" from="25,17881" to="7646,17882" o:connectortype="straight" o:gfxdata="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" strokeweight="2pt"/>
+                <v:line id="Line 9961" o:spid="_x0000_s1097" style="position:absolute;visibility:visible;mso-wrap-style:square" from="10,17526" to="7631,17527" o:connectortype="straight" o:gfxdata="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" strokeweight="1pt"/>
+                <v:line id="Line 9962" o:spid="_x0000_s1098" style="position:absolute;visibility:visible;mso-wrap-style:square" from="10,18938" to="7631,18939" o:connectortype="straight" o:gfxdata="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" strokeweight="1pt"/>
+                <v:line id="Line 9963" o:spid="_x0000_s1099" style="position:absolute;visibility:visible;mso-wrap-style:square" from="10,18583" to="7631,18584" o:connectortype="straight" o:gfxdata="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" strokeweight="1pt"/>
+                <v:group id="Group 9964" o:spid="_x0000_s1100" style="position:absolute;left:39;top:18196;width:4801;height:381" coordorigin=",-4581" coordsize="19999,24581" o:gfxdata="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">
+                  <v:rect id="Rectangle 9965" o:spid="_x0000_s1101" style="position:absolute;top:-4581;width:8856;height:24581;visibility:visible;mso-wrap-style:square;v-text-anchor:top" o:gfxdata="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" filled="f" stroked="f" strokeweight=".25pt">
+                    <v:textbox inset="1pt,1pt,1pt,1pt">
+                      <w:txbxContent>
+                        <w:p>
+                          <w:pPr>
+                            <w:pStyle w:val="a6"/>
+                            <w:rPr>
+                              <w:rFonts w:ascii="ISOCPEUR" w:hAnsi="ISOCPEUR"/>
+                              <w:i/>
+                              <w:iCs/>
+                            </w:rPr>
+                          </w:pPr>
+                          <w:r>
+                            <w:rPr>
+                              <w:rFonts w:ascii="ISOCPEUR" w:hAnsi="ISOCPEUR"/>
+                              <w:i/>
+                              <w:iCs/>
+                              <w:sz w:val="18"/>
+                            </w:rPr>
+                            <w:t xml:space="preserve"> </w:t>
+                          </w:r>
+                          <w:proofErr w:type="spellStart"/>
+                          <w:r>
+                            <w:rPr>
+                              <w:rFonts w:ascii="ISOCPEUR" w:hAnsi="ISOCPEUR"/>
+                              <w:i/>
+                              <w:iCs/>
+                              <w:sz w:val="22"/>
+                              <w:szCs w:val="22"/>
+                            </w:rPr>
+                            <w:t>Разраб</w:t>
+                          </w:r>
+                          <w:proofErr w:type="spellEnd"/>
+                          <w:r>
+                            <w:rPr>
+                              <w:rFonts w:ascii="ISOCPEUR" w:hAnsi="ISOCPEUR"/>
+                              <w:i/>
+                              <w:iCs/>
+                              <w:sz w:val="22"/>
+                              <w:szCs w:val="22"/>
+                            </w:rPr>
+                            <w:t>.</w:t>
+                          </w:r>
+                        </w:p>
+                      </w:txbxContent>
+                    </v:textbox>
+                  </v:rect>
+                  <v:rect id="Rectangle 9966" o:spid="_x0000_s1102" style="position:absolute;left:9281;top:-2968;width:10718;height:22968;visibility:visible;mso-wrap-style:square;v-text-anchor:top" o:gfxdata="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" filled="f" stroked="f" strokeweight=".25pt">
+                    <v:textbox inset="1pt,1pt,1pt,1pt">
+                      <w:txbxContent>
+                        <w:p>
+                          <w:pPr>
+                            <w:pStyle w:val="a6"/>
+                            <w:rPr>
+                              <w:rFonts w:ascii="ISOCPEUR" w:hAnsi="ISOCPEUR"/>
+                              <w:i/>
+                              <w:iCs/>
+                              <w:szCs w:val="18"/>
+                            </w:rPr>
+                          </w:pPr>
+                          <w:r>
+                            <w:rPr>
+                              <w:rFonts w:ascii="ISOCPEUR" w:hAnsi="ISOCPEUR"/>
+                              <w:i/>
+                              <w:iCs/>
+                              <w:sz w:val="22"/>
+                              <w:szCs w:val="18"/>
+                            </w:rPr>
+                            <w:t>Колб</w:t>
+                          </w:r>
+                        </w:p>
+                      </w:txbxContent>
+                    </v:textbox>
+                  </v:rect>
+                </v:group>
+                <v:group id="Group 9967" o:spid="_x0000_s1103" style="position:absolute;left:39;top:18567;width:4801;height:356" coordorigin=",-3042" coordsize="19999,23042" o:gfxdata="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">
+                  <v:rect id="Rectangle 9968" o:spid="_x0000_s1104" style="position:absolute;top:-3042;width:8856;height:23042;visibility:visible;mso-wrap-style:square;v-text-anchor:top" o:gfxdata="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" filled="f" stroked="f" strokeweight=".25pt">
+                    <v:textbox inset="1pt,1pt,1pt,1pt">
+                      <w:txbxContent>
+                        <w:p>
+                          <w:pPr>
+                            <w:pStyle w:val="a6"/>
+                            <w:rPr>
+                              <w:rFonts w:ascii="ISOCPEUR" w:hAnsi="ISOCPEUR"/>
+                              <w:i/>
+                              <w:iCs/>
+                              <w:sz w:val="22"/>
+                              <w:szCs w:val="22"/>
+                            </w:rPr>
+                          </w:pPr>
+                          <w:r>
+                            <w:rPr>
+                              <w:rFonts w:ascii="ISOCPEUR" w:hAnsi="ISOCPEUR"/>
+                              <w:i/>
+                              <w:iCs/>
+                              <w:sz w:val="18"/>
+                            </w:rPr>
+                            <w:t xml:space="preserve"> </w:t>
+                          </w:r>
+                          <w:r>
+                            <w:rPr>
+                              <w:rFonts w:ascii="ISOCPEUR" w:hAnsi="ISOCPEUR"/>
+                              <w:i/>
+                              <w:iCs/>
+                              <w:sz w:val="22"/>
+                              <w:szCs w:val="22"/>
+                            </w:rPr>
+                            <w:t>Пров.</w:t>
+                          </w:r>
+                        </w:p>
+                      </w:txbxContent>
+                    </v:textbox>
+                  </v:rect>
+                  <v:rect id="Rectangle 9969" o:spid="_x0000_s1105" style="position:absolute;left:9281;top:-3042;width:10718;height:23042;visibility:visible;mso-wrap-style:square;v-text-anchor:top" o:gfxdata="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" filled="f" stroked="f" strokeweight=".25pt">
+                    <v:textbox inset="1pt,1pt,1pt,1pt">
+                      <w:txbxContent>
+                        <w:p>
+                          <w:pPr>
+                            <w:pStyle w:val="a6"/>
+                            <w:rPr>
+                              <w:rFonts w:ascii="ISOCPEUR" w:hAnsi="ISOCPEUR"/>
+                              <w:i/>
+                              <w:iCs/>
+                              <w:sz w:val="24"/>
+                              <w:szCs w:val="22"/>
+                            </w:rPr>
+                          </w:pPr>
+                          <w:r>
+                            <w:rPr>
+                              <w:rFonts w:ascii="ISOCPEUR" w:hAnsi="ISOCPEUR"/>
+                              <w:i/>
+                              <w:iCs/>
+                              <w:sz w:val="24"/>
+                              <w:szCs w:val="22"/>
+                            </w:rPr>
+                            <w:t>Заяц</w:t>
+                          </w:r>
+                        </w:p>
+                        <w:p>
+                          <w:pPr>
+                            <w:rPr>
+                              <w:rFonts w:ascii="ISOCPEUR" w:hAnsi="ISOCPEUR"/>
+                              <w:i/>
+                              <w:iCs/>
+                            </w:rPr>
+                          </w:pPr>
+                        </w:p>
+                      </w:txbxContent>
+                    </v:textbox>
+                  </v:rect>
+                </v:group>
+                <v:group id="Group 9970" o:spid="_x0000_s1106" style="position:absolute;left:39;top:18969;width:4801;height:309" coordsize="19999,20000" o:gfxdata="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">
+                  <v:rect id="Rectangle 9971" o:spid="_x0000_s1107" style="position:absolute;width:8856;height:20000;visibility:visible;mso-wrap-style:square;v-text-anchor:top" o:gfxdata="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" filled="f" stroked="f" strokeweight=".25pt">
+                    <v:textbox inset="1pt,1pt,1pt,1pt">
+                      <w:txbxContent>
+                        <w:p>
+                          <w:pPr>
+                            <w:pStyle w:val="a6"/>
+                            <w:rPr>
+                              <w:rFonts w:ascii="ISOCPEUR" w:hAnsi="ISOCPEUR"/>
+                              <w:i/>
+                              <w:iCs/>
+                              <w:sz w:val="18"/>
+                            </w:rPr>
+                          </w:pPr>
+                          <w:r>
+                            <w:rPr>
+                              <w:rFonts w:ascii="ISOCPEUR" w:hAnsi="ISOCPEUR"/>
+                              <w:i/>
+                              <w:iCs/>
+                              <w:sz w:val="18"/>
+                            </w:rPr>
+                            <w:t xml:space="preserve"> </w:t>
+                          </w:r>
+                        </w:p>
+                      </w:txbxContent>
+                    </v:textbox>
+                  </v:rect>
+                  <v:rect id="Rectangle 9972" o:spid="_x0000_s1108" style="position:absolute;left:9281;width:10718;height:20000;visibility:visible;mso-wrap-style:square;v-text-anchor:top" o:gfxdata="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" filled="f" stroked="f" strokeweight=".25pt">
+                    <v:textbox inset="1pt,1pt,1pt,1pt">
+                      <w:txbxContent>
+                        <w:p>
+                          <w:pPr>
+                            <w:pStyle w:val="a6"/>
+                            <w:rPr>
+                              <w:rFonts w:ascii="ISOCPEUR" w:hAnsi="ISOCPEUR"/>
+                              <w:i/>
+                              <w:iCs/>
+                              <w:sz w:val="18"/>
+                            </w:rPr>
+                          </w:pPr>
+                        </w:p>
+                      </w:txbxContent>
+                    </v:textbox>
+                  </v:rect>
+                </v:group>
+                <v:group id="Group 9973" o:spid="_x0000_s1109" style="position:absolute;left:39;top:19293;width:4801;height:331" coordorigin=",-1355" coordsize="19999,21355" o:gfxdata="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">
+                  <v:rect id="Rectangle 9974" o:spid="_x0000_s1110" style="position:absolute;top:-1355;width:8856;height:21355;visibility:visible;mso-wrap-style:square;v-text-anchor:top" o:gfxdata="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" filled="f" stroked="f" strokeweight=".25pt">
+                    <v:textbox inset="1pt,1pt,1pt,1pt">
+                      <w:txbxContent>
+                        <w:p>
+                          <w:pPr>
+                            <w:pStyle w:val="a6"/>
+                            <w:rPr>
+                              <w:rFonts w:ascii="ISOCPEUR" w:hAnsi="ISOCPEUR"/>
+                              <w:i/>
+                              <w:iCs/>
+                              <w:sz w:val="22"/>
+                              <w:szCs w:val="22"/>
+                            </w:rPr>
+                          </w:pPr>
+                          <w:r>
+                            <w:rPr>
+                              <w:rFonts w:ascii="ISOCPEUR" w:hAnsi="ISOCPEUR"/>
+                              <w:i/>
+                              <w:iCs/>
+                              <w:szCs w:val="22"/>
+                            </w:rPr>
+                            <w:t xml:space="preserve"> </w:t>
+                          </w:r>
+                          <w:r>
+                            <w:rPr>
+                              <w:rFonts w:ascii="ISOCPEUR" w:hAnsi="ISOCPEUR"/>
+                              <w:i/>
+                              <w:iCs/>
+                              <w:sz w:val="22"/>
+                              <w:szCs w:val="22"/>
+                            </w:rPr>
+                            <w:t>Н. контр.</w:t>
+                          </w:r>
+                        </w:p>
+                      </w:txbxContent>
+                    </v:textbox>
+                  </v:rect>
+                  <v:rect id="Rectangle 9975" o:spid="_x0000_s1111" style="position:absolute;left:9281;width:10718;height:20000;visibility:visible;mso-wrap-style:square;v-text-anchor:top" o:gfxdata="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" filled="f" stroked="f" strokeweight=".25pt">
+                    <v:textbox inset="1pt,1pt,1pt,1pt">
+                      <w:txbxContent>
+                        <w:p>
+                          <w:pPr>
+                            <w:pStyle w:val="a6"/>
+                            <w:rPr>
+                              <w:rFonts w:ascii="ISOCPEUR" w:hAnsi="ISOCPEUR"/>
+                              <w:i/>
+                              <w:iCs/>
+                            </w:rPr>
+                          </w:pPr>
+                        </w:p>
+                      </w:txbxContent>
+                    </v:textbox>
+                  </v:rect>
+                </v:group>
+                <v:group id="Group 9976" o:spid="_x0000_s1112" style="position:absolute;left:39;top:19660;width:4801;height:309" coordsize="19999,20000" o:gfxdata="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">
+                  <v:rect id="Rectangle 9977" o:spid="_x0000_s1113" style="position:absolute;width:8856;height:20000;visibility:visible;mso-wrap-style:square;v-text-anchor:top" o:gfxdata="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" filled="f" stroked="f" strokeweight=".25pt">
+                    <v:textbox inset="1pt,1pt,1pt,1pt">
+                      <w:txbxContent>
+                        <w:p>
+                          <w:pPr>
+                            <w:pStyle w:val="a6"/>
+                            <w:rPr>
+                              <w:rFonts w:ascii="ISOCPEUR" w:hAnsi="ISOCPEUR"/>
+                              <w:i/>
+                              <w:iCs/>
+                              <w:sz w:val="22"/>
+                              <w:szCs w:val="22"/>
+                            </w:rPr>
+                          </w:pPr>
+                          <w:r>
+                            <w:rPr>
+                              <w:rFonts w:ascii="ISOCPEUR" w:hAnsi="ISOCPEUR"/>
+                              <w:i/>
+                              <w:iCs/>
+                              <w:szCs w:val="22"/>
+                            </w:rPr>
+                            <w:t xml:space="preserve"> </w:t>
+                          </w:r>
+                          <w:r>
+                            <w:rPr>
+                              <w:rFonts w:ascii="ISOCPEUR" w:hAnsi="ISOCPEUR"/>
+                              <w:i/>
+                              <w:iCs/>
+                              <w:sz w:val="22"/>
+                              <w:szCs w:val="22"/>
+                            </w:rPr>
+                            <w:t>Утв.</w:t>
+                          </w:r>
+                        </w:p>
+                      </w:txbxContent>
+                    </v:textbox>
+                  </v:rect>
+                  <v:rect id="Rectangle 9978" o:spid="_x0000_s1114" style="position:absolute;left:9281;width:10718;height:20000;visibility:visible;mso-wrap-style:square;v-text-anchor:top" o:gfxdata="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" filled="f" stroked="f" strokeweight=".25pt">
+                    <v:textbox inset="1pt,1pt,1pt,1pt">
+                      <w:txbxContent>
+                        <w:p>
+                          <w:pPr>
+                            <w:pStyle w:val="a6"/>
+                            <w:rPr>
+                              <w:rFonts w:ascii="ISOCPEUR" w:hAnsi="ISOCPEUR"/>
+                              <w:i/>
+                              <w:iCs/>
+                              <w:sz w:val="18"/>
+                            </w:rPr>
+                          </w:pPr>
+                        </w:p>
+                      </w:txbxContent>
+                    </v:textbox>
+                  </v:rect>
+                </v:group>
+                <v:line id="Line 9979" o:spid="_x0000_s1115" style="position:absolute;visibility:visible;mso-wrap-style:square" from="14208,18239" to="14210,19979" o:connectortype="straight" o:gfxdata="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" strokeweight="2pt"/>
+                <v:rect id="Rectangle 9980" o:spid="_x0000_s1116" style="position:absolute;left:7652;top:18314;width:6556;height:1609;visibility:visible;mso-wrap-style:square;v-text-anchor:top" o:gfxdata="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" filled="f" stroked="f" strokeweight=".25pt">
+                  <v:textbox inset="1pt,1pt,1pt,1pt">
+                    <w:txbxContent>
+                      <w:p>
+                        <w:pPr>
+                          <w:pStyle w:val="a6"/>
+                          <w:jc w:val="center"/>
+                          <w:rPr>
+                            <w:rFonts w:ascii="ISOCPEUR" w:hAnsi="ISOCPEUR"/>
+                            <w:i/>
+                            <w:iCs/>
+                            <w:sz w:val="24"/>
+                            <w:szCs w:val="24"/>
+                          </w:rPr>
+                        </w:pPr>
+                        <w:r>
+                          <w:rPr>
+                            <w:rFonts w:ascii="ISOCPEUR" w:hAnsi="ISOCPEUR"/>
+                            <w:i/>
+                            <w:iCs/>
+                            <w:sz w:val="24"/>
+                            <w:szCs w:val="24"/>
+                          </w:rPr>
+                          <w:t>Тема проекта</w:t>
+                        </w:r>
+                      </w:p>
+                    </w:txbxContent>
+                  </v:textbox>
+                </v:rect>
+                <v:line id="Line 9981" o:spid="_x0000_s1117" style="position:absolute;visibility:visible;mso-wrap-style:square" from="14221,18587" to="19990,18588" o:connectortype="straight" o:gfxdata="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" strokeweight="2pt"/>
+                <v:line id="Line 9982" o:spid="_x0000_s1118" style="position:absolute;visibility:visible;mso-wrap-style:square" from="14219,18939" to="19988,18941" o:connectortype="straight" o:gfxdata="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" strokeweight="2pt"/>
+                <v:line id="Line 9983" o:spid="_x0000_s1119" style="position:absolute;visibility:visible;mso-wrap-style:square" from="17487,18239" to="17490,18932" o:connectortype="straight" o:gfxdata="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" strokeweight="2pt"/>
+                <v:rect id="Rectangle 9984" o:spid="_x0000_s1120" style="position:absolute;left:14295;top:18258;width:1474;height:309;visibility:visible;mso-wrap-style:square;v-text-anchor:top" o:gfxdata="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" filled="f" stroked="f" strokeweight=".25pt">
+                  <v:textbox inset="1pt,1pt,1pt,1pt">
+                    <w:txbxContent>
+                      <w:p>
+                        <w:pPr>
+                          <w:pStyle w:val="a6"/>
+                          <w:jc w:val="center"/>
+                          <w:rPr>
+                            <w:rFonts w:ascii="ISOCPEUR" w:hAnsi="ISOCPEUR"/>
+                            <w:i/>
+                            <w:iCs/>
+                            <w:szCs w:val="22"/>
+                          </w:rPr>
+                        </w:pPr>
+                        <w:r>
+                          <w:rPr>
+                            <w:rFonts w:ascii="ISOCPEUR" w:hAnsi="ISOCPEUR"/>
+                            <w:i/>
+                            <w:iCs/>
+                            <w:szCs w:val="22"/>
+                          </w:rPr>
+                          <w:t>Стадия</w:t>
+                        </w:r>
+                      </w:p>
+                    </w:txbxContent>
+                  </v:textbox>
+                </v:rect>
+                <v:rect id="Rectangle 9985" o:spid="_x0000_s1121" style="position:absolute;left:17577;top:18258;width:2327;height:309;visibility:visible;mso-wrap-style:square;v-text-anchor:top" o:gfxdata="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" filled="f" stroked="f" strokeweight=".25pt">
+                  <v:textbox inset="1pt,1pt,1pt,1pt">
+                    <w:txbxContent>
+                      <w:p>
+                        <w:pPr>
+                          <w:pStyle w:val="a6"/>
+                          <w:jc w:val="center"/>
+                          <w:rPr>
+                            <w:rFonts w:ascii="ISOCPEUR" w:hAnsi="ISOCPEUR"/>
+                            <w:i/>
+                            <w:iCs/>
+                            <w:sz w:val="18"/>
+                          </w:rPr>
+                        </w:pPr>
+                        <w:r>
+                          <w:rPr>
+                            <w:rFonts w:ascii="ISOCPEUR" w:hAnsi="ISOCPEUR"/>
+                            <w:i/>
+                            <w:iCs/>
+                          </w:rPr>
+                          <w:t>Листов</w:t>
+                        </w:r>
+                      </w:p>
+                    </w:txbxContent>
+                  </v:textbox>
+                </v:rect>
+                <v:rect id="Rectangle 9986" o:spid="_x0000_s1122" style="position:absolute;left:17591;top:18613;width:2326;height:309;visibility:visible;mso-wrap-style:square;v-text-anchor:top" o:gfxdata="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" filled="f" stroked="f" strokeweight=".25pt">
+                  <v:textbox inset="1pt,1pt,1pt,1pt">
+                    <w:txbxContent>
+                      <w:p>
+                        <w:pPr>
+                          <w:pStyle w:val="a6"/>
+                          <w:jc w:val="center"/>
+                          <w:rPr>
+                            <w:rFonts w:ascii="ISOCPEUR" w:hAnsi="ISOCPEUR"/>
+                            <w:i/>
+                            <w:iCs/>
+                            <w:sz w:val="18"/>
+                          </w:rPr>
+                        </w:pPr>
+                        <w:r>
+                          <w:rPr>
+                            <w:rFonts w:ascii="ISOCPEUR" w:hAnsi="ISOCPEUR"/>
+                            <w:i/>
+                            <w:iCs/>
+                            <w:sz w:val="18"/>
+                          </w:rPr>
+                          <w:t>2</w:t>
+                        </w:r>
+                        <w:r>
+                          <w:rPr>
+                            <w:rFonts w:ascii="ISOCPEUR" w:hAnsi="ISOCPEUR"/>
+                            <w:i/>
+                            <w:iCs/>
+                            <w:sz w:val="18"/>
+                          </w:rPr>
+                          <w:t>7</w:t>
+                        </w:r>
+                      </w:p>
+                    </w:txbxContent>
+                  </v:textbox>
+                </v:rect>
+                <v:line id="Line 9987" o:spid="_x0000_s1123" style="position:absolute;visibility:visible;mso-wrap-style:square" from="14755,18594" to="14757,18932" o:connectortype="straight" o:gfxdata="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" strokeweight="1pt"/>
+                <v:line id="Line 9988" o:spid="_x0000_s1124" style="position:absolute;visibility:visible;mso-wrap-style:square" from="15301,18595" to="15303,18933" o:connectortype="straight" o:gfxdata="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" strokeweight="1pt"/>
+                <v:rect id="Rectangle 9989" o:spid="_x0000_s1125" style="position:absolute;left:14295;top:19221;width:5609;height:440;visibility:visible;mso-wrap-style:square;v-text-anchor:top" o:gfxdata="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" filled="f" stroked="f" strokeweight=".25pt">
+                  <v:textbox inset="1pt,1pt,1pt,1pt">
+                    <w:txbxContent>
+                      <w:p>
+                        <w:pPr>
+                          <w:pStyle w:val="a6"/>
+                          <w:jc w:val="center"/>
+                          <w:rPr>
+                            <w:rFonts w:ascii="ISOCPEUR" w:hAnsi="ISOCPEUR"/>
+                            <w:i/>
+                            <w:iCs/>
+                            <w:sz w:val="24"/>
+                            <w:szCs w:val="24"/>
+                          </w:rPr>
+                        </w:pPr>
+                        <w:r>
+                          <w:rPr>
+                            <w:rFonts w:ascii="ISOCPEUR" w:hAnsi="ISOCPEUR"/>
+                            <w:i/>
+                            <w:iCs/>
+                            <w:sz w:val="24"/>
+                            <w:szCs w:val="24"/>
+                          </w:rPr>
+                          <w:t>УО ГГПК</w:t>
+                        </w:r>
+                      </w:p>
+                    </w:txbxContent>
+                  </v:textbox>
+                </v:rect>
+                <w10:wrap anchorx="page" anchory="page"/>
+                <w10:anchorlock/>
+              </v:group>
+            </w:pict>
+          </mc:Fallback>
+        </mc:AlternateContent>
+      </w:r>
+      <w:r>
+        <w:rPr>
+          <w:rFonts w:ascii="Times New Roman" w:hAnsi="Times New Roman" w:cs="Times New Roman"/>
+          <w:sz w:val="28"/>
+          <w:szCs w:val="28"/>
+        </w:rPr>
+        <w:t xml:space="preserve"> </w:t>
+      </w:r>
+      <w:r>
+        <w:rPr>
+          <w:rFonts w:ascii="Times New Roman" w:hAnsi="Times New Roman" w:cs="Times New Roman"/>
+          <w:sz w:val="28"/>
+          <w:szCs w:val="28"/>
+        </w:rPr>
+        <w:t>Приложение Е Диаграмма деятельности</w:t>
+      </w:r>
+    </w:p>
+    <w:p>
+      <w:pPr>
+        <w:tabs>
+          <w:tab w:val="right" w:leader="dot" w:pos="10064"/>
+        </w:tabs>
+        <w:spacing w:line="360" w:lineRule="exact"/>
+        <w:ind w:left="-142"/>
+        <w:rPr>
+          <w:rFonts w:ascii="Times New Roman" w:hAnsi="Times New Roman" w:cs="Times New Roman"/>
+          <w:sz w:val="28"/>
+          <w:szCs w:val="28"/>
+        </w:rPr>
+      </w:pPr>
+      <w:r>
+        <w:rPr>
+          <w:rFonts w:ascii="Times New Roman" w:hAnsi="Times New Roman" w:cs="Times New Roman"/>
+          <w:sz w:val="28"/>
+          <w:szCs w:val="28"/>
+        </w:rPr>
+        <w:t xml:space="preserve"> Приложение Ж Диаграмма классов</w:t>
+      </w:r>
+    </w:p>
+    <w:p>
+      <w:pPr>
+        <w:tabs>
+          <w:tab w:val="right" w:leader="dot" w:pos="10064"/>
+        </w:tabs>
+        <w:spacing w:line="360" w:lineRule="exact"/>
+        <w:ind w:left="-142"/>
+        <w:rPr>
+          <w:rFonts w:ascii="Times New Roman" w:hAnsi="Times New Roman" w:cs="Times New Roman"/>
+          <w:sz w:val="28"/>
+          <w:szCs w:val="28"/>
+        </w:rPr>
+      </w:pPr>
+      <w:r>
+        <w:rPr>
+          <w:rFonts w:ascii="Times New Roman" w:hAnsi="Times New Roman" w:cs="Times New Roman"/>
+          <w:sz w:val="28"/>
+          <w:szCs w:val="28"/>
+        </w:rPr>
+        <w:t xml:space="preserve"> Приложение З Тест-кейсы</w:t>
+      </w:r>
+    </w:p>
+    <w:p>
+      <w:pPr>
+        <w:tabs>
+          <w:tab w:val="right" w:leader="dot" w:pos="10064"/>
+        </w:tabs>
+        <w:spacing w:line="360" w:lineRule="exact"/>
+        <w:ind w:left="-142"/>
+        <w:rPr>
+          <w:rFonts w:ascii="Times New Roman" w:hAnsi="Times New Roman" w:cs="Times New Roman"/>
+          <w:sz w:val="28"/>
+          <w:szCs w:val="28"/>
+        </w:rPr>
+      </w:pPr>
+      <w:r>
+        <w:rPr>
+          <w:rFonts w:ascii="Times New Roman" w:hAnsi="Times New Roman" w:cs="Times New Roman"/>
+          <w:sz w:val="28"/>
+          <w:szCs w:val="28"/>
+        </w:rPr>
+        <w:t xml:space="preserve"> Приложение И </w:t>
+      </w:r>
+      <w:r>
+        <w:rPr>
+          <w:rFonts w:ascii="Times New Roman" w:hAnsi="Times New Roman" w:cs="Times New Roman"/>
+          <w:sz w:val="28"/>
+          <w:szCs w:val="28"/>
+          <w:lang w:val="en-US"/>
+        </w:rPr>
+        <w:t>UX</w:t>
+      </w:r>
+      <w:r>
+        <w:rPr>
+          <w:rFonts w:ascii="Times New Roman" w:hAnsi="Times New Roman" w:cs="Times New Roman"/>
+          <w:sz w:val="28"/>
+          <w:szCs w:val="28"/>
+        </w:rPr>
+        <w:t>-</w:t>
+      </w:r>
+      <w:r>
+        <w:rPr>
+          <w:rFonts w:ascii="Times New Roman" w:hAnsi="Times New Roman" w:cs="Times New Roman"/>
+          <w:sz w:val="28"/>
+          <w:szCs w:val="28"/>
+          <w:lang w:val="en-US"/>
+        </w:rPr>
+        <w:t>UI</w:t>
+      </w:r>
+      <w:r>
+        <w:rPr>
+          <w:rFonts w:ascii="Times New Roman" w:hAnsi="Times New Roman" w:cs="Times New Roman"/>
+          <w:sz w:val="28"/>
+          <w:szCs w:val="28"/>
+        </w:rPr>
+        <w:t xml:space="preserve"> </w:t>
+      </w:r>
+      <w:r>
+        <w:rPr>
+          <w:rFonts w:ascii="Times New Roman" w:hAnsi="Times New Roman" w:cs="Times New Roman"/>
+          <w:sz w:val="28"/>
+          <w:szCs w:val="28"/>
+        </w:rPr>
+        <w:t>прототипы</w:t>
+      </w:r>
     </w:p>
     <w:p>
       <w:pPr>
@@ -6269,6 +10183,25 @@
         </w:rPr>
         <w:t>Приложение К      Листинг</w:t>
       </w:r>
+    </w:p>
+    <w:p>
+      <w:pPr>
+        <w:tabs>
+          <w:tab w:val="right" w:leader="dot" w:pos="10064"/>
+        </w:tabs>
+        <w:spacing w:line="360" w:lineRule="exact"/>
+        <w:ind w:left="-142" w:firstLine="142"/>
+        <w:rPr>
+          <w:rFonts w:ascii="Times New Roman" w:hAnsi="Times New Roman" w:cs="Times New Roman"/>
+          <w:sz w:val="28"/>
+          <w:szCs w:val="28"/>
+        </w:rPr>
+        <w:sectPr>
+          <w:pgSz w:w="11909" w:h="16834"/>
+          <w:pgMar w:top="851" w:right="569" w:bottom="993" w:left="1276" w:header="709" w:footer="709" w:gutter="0"/>
+          <w:cols w:space="720"/>
+        </w:sectPr>
+      </w:pPr>
     </w:p>
     <w:p>
       <w:pPr>
